--- a/lab-5/lab05_student.docx
+++ b/lab-5/lab05_student.docx
@@ -23,12 +23,6 @@
         <w:gridCol w:w="9360"/>
       </w:tblGrid>
       <w:tr>
-        <w:tblPrEx>
-          <w:tblCellMar>
-            <w:top w:w="0" w:type="dxa"/>
-            <w:bottom w:w="0" w:type="dxa"/>
-          </w:tblCellMar>
-        </w:tblPrEx>
         <w:tc>
           <w:tcPr>
             <w:tcW w:w="9360" w:type="dxa"/>
@@ -99,7 +93,43 @@
                 <w:sz w:val="20"/>
                 <w:szCs w:val="20"/>
               </w:rPr>
-              <w:t>Take-Home Assignment  |  Go Language  |  Docker Desktop</w:t>
+              <w:t xml:space="preserve">Take-Home </w:t>
+            </w:r>
+            <w:proofErr w:type="gramStart"/>
+            <w:r>
+              <w:rPr>
+                <w:color w:val="CCCCCC"/>
+                <w:sz w:val="20"/>
+                <w:szCs w:val="20"/>
+              </w:rPr>
+              <w:t>Assignment  |</w:t>
+            </w:r>
+            <w:proofErr w:type="gramEnd"/>
+            <w:r>
+              <w:rPr>
+                <w:color w:val="CCCCCC"/>
+                <w:sz w:val="20"/>
+                <w:szCs w:val="20"/>
+              </w:rPr>
+              <w:t xml:space="preserve">  Go </w:t>
+            </w:r>
+            <w:proofErr w:type="gramStart"/>
+            <w:r>
+              <w:rPr>
+                <w:color w:val="CCCCCC"/>
+                <w:sz w:val="20"/>
+                <w:szCs w:val="20"/>
+              </w:rPr>
+              <w:t>Language  |</w:t>
+            </w:r>
+            <w:proofErr w:type="gramEnd"/>
+            <w:r>
+              <w:rPr>
+                <w:color w:val="CCCCCC"/>
+                <w:sz w:val="20"/>
+                <w:szCs w:val="20"/>
+              </w:rPr>
+              <w:t xml:space="preserve">  Docker Desktop</w:t>
             </w:r>
           </w:p>
         </w:tc>
@@ -132,12 +162,6 @@
         <w:gridCol w:w="6960"/>
       </w:tblGrid>
       <w:tr>
-        <w:tblPrEx>
-          <w:tblCellMar>
-            <w:top w:w="0" w:type="dxa"/>
-            <w:bottom w:w="0" w:type="dxa"/>
-          </w:tblCellMar>
-        </w:tblPrEx>
         <w:tc>
           <w:tcPr>
             <w:tcW w:w="2400" w:type="dxa"/>
@@ -200,12 +224,6 @@
         </w:tc>
       </w:tr>
       <w:tr>
-        <w:tblPrEx>
-          <w:tblCellMar>
-            <w:top w:w="0" w:type="dxa"/>
-            <w:bottom w:w="0" w:type="dxa"/>
-          </w:tblCellMar>
-        </w:tblPrEx>
         <w:tc>
           <w:tcPr>
             <w:tcW w:w="2400" w:type="dxa"/>
@@ -264,12 +282,6 @@
         </w:tc>
       </w:tr>
       <w:tr>
-        <w:tblPrEx>
-          <w:tblCellMar>
-            <w:top w:w="0" w:type="dxa"/>
-            <w:bottom w:w="0" w:type="dxa"/>
-          </w:tblCellMar>
-        </w:tblPrEx>
         <w:tc>
           <w:tcPr>
             <w:tcW w:w="2400" w:type="dxa"/>
@@ -328,12 +340,6 @@
         </w:tc>
       </w:tr>
       <w:tr>
-        <w:tblPrEx>
-          <w:tblCellMar>
-            <w:top w:w="0" w:type="dxa"/>
-            <w:bottom w:w="0" w:type="dxa"/>
-          </w:tblCellMar>
-        </w:tblPrEx>
         <w:tc>
           <w:tcPr>
             <w:tcW w:w="2400" w:type="dxa"/>
@@ -392,12 +398,6 @@
         </w:tc>
       </w:tr>
       <w:tr>
-        <w:tblPrEx>
-          <w:tblCellMar>
-            <w:top w:w="0" w:type="dxa"/>
-            <w:bottom w:w="0" w:type="dxa"/>
-          </w:tblCellMar>
-        </w:tblPrEx>
         <w:tc>
           <w:tcPr>
             <w:tcW w:w="2400" w:type="dxa"/>
@@ -456,12 +456,6 @@
         </w:tc>
       </w:tr>
       <w:tr>
-        <w:tblPrEx>
-          <w:tblCellMar>
-            <w:top w:w="0" w:type="dxa"/>
-            <w:bottom w:w="0" w:type="dxa"/>
-          </w:tblCellMar>
-        </w:tblPrEx>
         <w:tc>
           <w:tcPr>
             <w:tcW w:w="2400" w:type="dxa"/>
@@ -520,12 +514,6 @@
         </w:tc>
       </w:tr>
       <w:tr>
-        <w:tblPrEx>
-          <w:tblCellMar>
-            <w:top w:w="0" w:type="dxa"/>
-            <w:bottom w:w="0" w:type="dxa"/>
-          </w:tblCellMar>
-        </w:tblPrEx>
         <w:tc>
           <w:tcPr>
             <w:tcW w:w="2400" w:type="dxa"/>
@@ -640,12 +628,6 @@
         <w:gridCol w:w="3880"/>
       </w:tblGrid>
       <w:tr>
-        <w:tblPrEx>
-          <w:tblCellMar>
-            <w:top w:w="0" w:type="dxa"/>
-            <w:bottom w:w="0" w:type="dxa"/>
-          </w:tblCellMar>
-        </w:tblPrEx>
         <w:tc>
           <w:tcPr>
             <w:tcW w:w="1600" w:type="dxa"/>
@@ -727,12 +709,6 @@
         </w:tc>
       </w:tr>
       <w:tr>
-        <w:tblPrEx>
-          <w:tblCellMar>
-            <w:top w:w="0" w:type="dxa"/>
-            <w:bottom w:w="0" w:type="dxa"/>
-          </w:tblCellMar>
-        </w:tblPrEx>
         <w:tc>
           <w:tcPr>
             <w:tcW w:w="1600" w:type="dxa"/>
@@ -819,12 +795,6 @@
         </w:tc>
       </w:tr>
       <w:tr>
-        <w:tblPrEx>
-          <w:tblCellMar>
-            <w:top w:w="0" w:type="dxa"/>
-            <w:bottom w:w="0" w:type="dxa"/>
-          </w:tblCellMar>
-        </w:tblPrEx>
         <w:tc>
           <w:tcPr>
             <w:tcW w:w="1600" w:type="dxa"/>
@@ -911,12 +881,6 @@
         </w:tc>
       </w:tr>
       <w:tr>
-        <w:tblPrEx>
-          <w:tblCellMar>
-            <w:top w:w="0" w:type="dxa"/>
-            <w:bottom w:w="0" w:type="dxa"/>
-          </w:tblCellMar>
-        </w:tblPrEx>
         <w:tc>
           <w:tcPr>
             <w:tcW w:w="1600" w:type="dxa"/>
@@ -1003,12 +967,6 @@
         </w:tc>
       </w:tr>
       <w:tr>
-        <w:tblPrEx>
-          <w:tblCellMar>
-            <w:top w:w="0" w:type="dxa"/>
-            <w:bottom w:w="0" w:type="dxa"/>
-          </w:tblCellMar>
-        </w:tblPrEx>
         <w:tc>
           <w:tcPr>
             <w:tcW w:w="1600" w:type="dxa"/>
@@ -1121,12 +1079,6 @@
         <w:gridCol w:w="9360"/>
       </w:tblGrid>
       <w:tr>
-        <w:tblPrEx>
-          <w:tblCellMar>
-            <w:top w:w="0" w:type="dxa"/>
-            <w:bottom w:w="0" w:type="dxa"/>
-          </w:tblCellMar>
-        </w:tblPrEx>
         <w:tc>
           <w:tcPr>
             <w:tcW w:w="9360" w:type="dxa"/>
@@ -1148,13 +1100,23 @@
             <w:pPr>
               <w:spacing w:after="40"/>
             </w:pPr>
+            <w:proofErr w:type="gramStart"/>
             <w:r>
               <w:rPr>
                 <w:b/>
                 <w:bCs/>
                 <w:color w:val="0077B6"/>
               </w:rPr>
-              <w:t>💡  Picture It</w:t>
+              <w:t>💡  Picture</w:t>
+            </w:r>
+            <w:proofErr w:type="gramEnd"/>
+            <w:r>
+              <w:rPr>
+                <w:b/>
+                <w:bCs/>
+                <w:color w:val="0077B6"/>
+              </w:rPr>
+              <w:t xml:space="preserve"> It</w:t>
             </w:r>
           </w:p>
           <w:p>
@@ -1208,12 +1170,6 @@
         <w:gridCol w:w="4680"/>
       </w:tblGrid>
       <w:tr>
-        <w:tblPrEx>
-          <w:tblCellMar>
-            <w:top w:w="0" w:type="dxa"/>
-            <w:bottom w:w="0" w:type="dxa"/>
-          </w:tblCellMar>
-        </w:tblPrEx>
         <w:tc>
           <w:tcPr>
             <w:tcW w:w="4680" w:type="dxa"/>
@@ -1276,12 +1232,6 @@
         </w:tc>
       </w:tr>
       <w:tr>
-        <w:tblPrEx>
-          <w:tblCellMar>
-            <w:top w:w="0" w:type="dxa"/>
-            <w:bottom w:w="0" w:type="dxa"/>
-          </w:tblCellMar>
-        </w:tblPrEx>
         <w:tc>
           <w:tcPr>
             <w:tcW w:w="4680" w:type="dxa"/>
@@ -1340,12 +1290,6 @@
         </w:tc>
       </w:tr>
       <w:tr>
-        <w:tblPrEx>
-          <w:tblCellMar>
-            <w:top w:w="0" w:type="dxa"/>
-            <w:bottom w:w="0" w:type="dxa"/>
-          </w:tblCellMar>
-        </w:tblPrEx>
         <w:tc>
           <w:tcPr>
             <w:tcW w:w="4680" w:type="dxa"/>
@@ -1442,12 +1386,6 @@
         <w:gridCol w:w="9360"/>
       </w:tblGrid>
       <w:tr>
-        <w:tblPrEx>
-          <w:tblCellMar>
-            <w:top w:w="0" w:type="dxa"/>
-            <w:bottom w:w="0" w:type="dxa"/>
-          </w:tblCellMar>
-        </w:tblPrEx>
         <w:tc>
           <w:tcPr>
             <w:tcW w:w="9360" w:type="dxa"/>
@@ -1475,7 +1413,25 @@
                 <w:bCs/>
                 <w:color w:val="F57F17"/>
               </w:rPr>
-              <w:t>⚠️  Do This First</w:t>
+              <w:t>⚠</w:t>
+            </w:r>
+            <w:proofErr w:type="gramStart"/>
+            <w:r>
+              <w:rPr>
+                <w:b/>
+                <w:bCs/>
+                <w:color w:val="F57F17"/>
+              </w:rPr>
+              <w:t>️  Do</w:t>
+            </w:r>
+            <w:proofErr w:type="gramEnd"/>
+            <w:r>
+              <w:rPr>
+                <w:b/>
+                <w:bCs/>
+                <w:color w:val="F57F17"/>
+              </w:rPr>
+              <w:t xml:space="preserve"> This First</w:t>
             </w:r>
           </w:p>
           <w:p>
@@ -1527,12 +1483,6 @@
         <w:gridCol w:w="2872"/>
       </w:tblGrid>
       <w:tr>
-        <w:tblPrEx>
-          <w:tblCellMar>
-            <w:top w:w="0" w:type="dxa"/>
-            <w:bottom w:w="0" w:type="dxa"/>
-          </w:tblCellMar>
-        </w:tblPrEx>
         <w:tc>
           <w:tcPr>
             <w:tcW w:w="1800" w:type="dxa"/>
@@ -1625,12 +1575,6 @@
         </w:tc>
       </w:tr>
       <w:tr>
-        <w:tblPrEx>
-          <w:tblCellMar>
-            <w:top w:w="0" w:type="dxa"/>
-            <w:bottom w:w="0" w:type="dxa"/>
-          </w:tblCellMar>
-        </w:tblPrEx>
         <w:tc>
           <w:tcPr>
             <w:tcW w:w="1800" w:type="dxa"/>
@@ -1717,12 +1661,6 @@
         </w:tc>
       </w:tr>
       <w:tr>
-        <w:tblPrEx>
-          <w:tblCellMar>
-            <w:top w:w="0" w:type="dxa"/>
-            <w:bottom w:w="0" w:type="dxa"/>
-          </w:tblCellMar>
-        </w:tblPrEx>
         <w:tc>
           <w:tcPr>
             <w:tcW w:w="1800" w:type="dxa"/>
@@ -1809,12 +1747,6 @@
         </w:tc>
       </w:tr>
       <w:tr>
-        <w:tblPrEx>
-          <w:tblCellMar>
-            <w:top w:w="0" w:type="dxa"/>
-            <w:bottom w:w="0" w:type="dxa"/>
-          </w:tblCellMar>
-        </w:tblPrEx>
         <w:tc>
           <w:tcPr>
             <w:tcW w:w="1800" w:type="dxa"/>
@@ -1901,12 +1833,6 @@
         </w:tc>
       </w:tr>
       <w:tr>
-        <w:tblPrEx>
-          <w:tblCellMar>
-            <w:top w:w="0" w:type="dxa"/>
-            <w:bottom w:w="0" w:type="dxa"/>
-          </w:tblCellMar>
-        </w:tblPrEx>
         <w:tc>
           <w:tcPr>
             <w:tcW w:w="1800" w:type="dxa"/>
@@ -2019,12 +1945,6 @@
         <w:gridCol w:w="9360"/>
       </w:tblGrid>
       <w:tr>
-        <w:tblPrEx>
-          <w:tblCellMar>
-            <w:top w:w="0" w:type="dxa"/>
-            <w:bottom w:w="0" w:type="dxa"/>
-          </w:tblCellMar>
-        </w:tblPrEx>
         <w:tc>
           <w:tcPr>
             <w:tcW w:w="9360" w:type="dxa"/>
@@ -2043,6 +1963,7 @@
             </w:tcMar>
           </w:tcPr>
           <w:p>
+            <w:proofErr w:type="gramStart"/>
             <w:r>
               <w:rPr>
                 <w:rFonts w:ascii="Courier New" w:eastAsia="Courier New" w:hAnsi="Courier New" w:cs="Courier New"/>
@@ -2052,6 +1973,7 @@
               </w:rPr>
               <w:t>docker --version</w:t>
             </w:r>
+            <w:proofErr w:type="gramEnd"/>
           </w:p>
           <w:p>
             <w:r>
@@ -2101,12 +2023,6 @@
         <w:gridCol w:w="9360"/>
       </w:tblGrid>
       <w:tr>
-        <w:tblPrEx>
-          <w:tblCellMar>
-            <w:top w:w="0" w:type="dxa"/>
-            <w:bottom w:w="0" w:type="dxa"/>
-          </w:tblCellMar>
-        </w:tblPrEx>
         <w:tc>
           <w:tcPr>
             <w:tcW w:w="9360" w:type="dxa"/>
@@ -2165,8 +2081,39 @@
                 <w:sz w:val="18"/>
                 <w:szCs w:val="18"/>
               </w:rPr>
-              <w:t># Should show: student/  solution/  docker/  docs/  README.md</w:t>
-            </w:r>
+              <w:t xml:space="preserve"># Should </w:t>
+            </w:r>
+            <w:proofErr w:type="gramStart"/>
+            <w:r>
+              <w:rPr>
+                <w:rFonts w:ascii="Courier New" w:eastAsia="Courier New" w:hAnsi="Courier New" w:cs="Courier New"/>
+                <w:color w:val="D4D4D4"/>
+                <w:sz w:val="18"/>
+                <w:szCs w:val="18"/>
+              </w:rPr>
+              <w:t>show:</w:t>
+            </w:r>
+            <w:proofErr w:type="gramEnd"/>
+            <w:r>
+              <w:rPr>
+                <w:rFonts w:ascii="Courier New" w:eastAsia="Courier New" w:hAnsi="Courier New" w:cs="Courier New"/>
+                <w:color w:val="D4D4D4"/>
+                <w:sz w:val="18"/>
+                <w:szCs w:val="18"/>
+              </w:rPr>
+              <w:t xml:space="preserve"> student</w:t>
+            </w:r>
+            <w:proofErr w:type="gramStart"/>
+            <w:r>
+              <w:rPr>
+                <w:rFonts w:ascii="Courier New" w:eastAsia="Courier New" w:hAnsi="Courier New" w:cs="Courier New"/>
+                <w:color w:val="D4D4D4"/>
+                <w:sz w:val="18"/>
+                <w:szCs w:val="18"/>
+              </w:rPr>
+              <w:t>/  solution/  docker/  docs/  README.md</w:t>
+            </w:r>
+            <w:proofErr w:type="gramEnd"/>
           </w:p>
         </w:tc>
       </w:tr>
@@ -2205,12 +2152,6 @@
         <w:gridCol w:w="9360"/>
       </w:tblGrid>
       <w:tr>
-        <w:tblPrEx>
-          <w:tblCellMar>
-            <w:top w:w="0" w:type="dxa"/>
-            <w:bottom w:w="0" w:type="dxa"/>
-          </w:tblCellMar>
-        </w:tblPrEx>
         <w:tc>
           <w:tcPr>
             <w:tcW w:w="9360" w:type="dxa"/>
@@ -2236,8 +2177,30 @@
                 <w:sz w:val="18"/>
                 <w:szCs w:val="18"/>
               </w:rPr>
-              <w:t>docker build -t lab05 -f docker/Dockerfile .</w:t>
-            </w:r>
+              <w:t>docker build -t lab05 -f docker/</w:t>
+            </w:r>
+            <w:proofErr w:type="spellStart"/>
+            <w:proofErr w:type="gramStart"/>
+            <w:r>
+              <w:rPr>
+                <w:rFonts w:ascii="Courier New" w:eastAsia="Courier New" w:hAnsi="Courier New" w:cs="Courier New"/>
+                <w:color w:val="D4D4D4"/>
+                <w:sz w:val="18"/>
+                <w:szCs w:val="18"/>
+              </w:rPr>
+              <w:t>Dockerfile</w:t>
+            </w:r>
+            <w:proofErr w:type="spellEnd"/>
+            <w:r>
+              <w:rPr>
+                <w:rFonts w:ascii="Courier New" w:eastAsia="Courier New" w:hAnsi="Courier New" w:cs="Courier New"/>
+                <w:color w:val="D4D4D4"/>
+                <w:sz w:val="18"/>
+                <w:szCs w:val="18"/>
+              </w:rPr>
+              <w:t xml:space="preserve"> .</w:t>
+            </w:r>
+            <w:proofErr w:type="gramEnd"/>
           </w:p>
           <w:p>
             <w:r>
@@ -2258,8 +2221,19 @@
                 <w:sz w:val="18"/>
                 <w:szCs w:val="18"/>
               </w:rPr>
-              <w:t># Expected last line: Successfully tagged lab05:latest</w:t>
-            </w:r>
+              <w:t># Expected last line: Successfully tagged lab</w:t>
+            </w:r>
+            <w:proofErr w:type="gramStart"/>
+            <w:r>
+              <w:rPr>
+                <w:rFonts w:ascii="Courier New" w:eastAsia="Courier New" w:hAnsi="Courier New" w:cs="Courier New"/>
+                <w:color w:val="D4D4D4"/>
+                <w:sz w:val="18"/>
+                <w:szCs w:val="18"/>
+              </w:rPr>
+              <w:t>05:latest</w:t>
+            </w:r>
+            <w:proofErr w:type="gramEnd"/>
           </w:p>
         </w:tc>
       </w:tr>
@@ -2285,7 +2259,21 @@
         <w:rPr>
           <w:color w:val="000000"/>
         </w:rPr>
-        <w:t>This starts 8 containers: 2 brokers + producer + worker + publisher + 3 subscribers.</w:t>
+        <w:t xml:space="preserve">This </w:t>
+      </w:r>
+      <w:proofErr w:type="gramStart"/>
+      <w:r>
+        <w:rPr>
+          <w:color w:val="000000"/>
+        </w:rPr>
+        <w:t>starts</w:t>
+      </w:r>
+      <w:proofErr w:type="gramEnd"/>
+      <w:r>
+        <w:rPr>
+          <w:color w:val="000000"/>
+        </w:rPr>
+        <w:t xml:space="preserve"> 8 containers: 2 brokers + producer + worker + publisher + 3 subscribers.</w:t>
       </w:r>
     </w:p>
     <w:tbl>
@@ -2309,12 +2297,6 @@
         <w:gridCol w:w="9360"/>
       </w:tblGrid>
       <w:tr>
-        <w:tblPrEx>
-          <w:tblCellMar>
-            <w:top w:w="0" w:type="dxa"/>
-            <w:bottom w:w="0" w:type="dxa"/>
-          </w:tblCellMar>
-        </w:tblPrEx>
         <w:tc>
           <w:tcPr>
             <w:tcW w:w="9360" w:type="dxa"/>
@@ -2340,7 +2322,27 @@
                 <w:sz w:val="18"/>
                 <w:szCs w:val="18"/>
               </w:rPr>
-              <w:t>docker-compose -f docker/docker-compose.yml up -d</w:t>
+              <w:t>docker-compose -f docker/docker-</w:t>
+            </w:r>
+            <w:proofErr w:type="spellStart"/>
+            <w:r>
+              <w:rPr>
+                <w:rFonts w:ascii="Courier New" w:eastAsia="Courier New" w:hAnsi="Courier New" w:cs="Courier New"/>
+                <w:color w:val="D4D4D4"/>
+                <w:sz w:val="18"/>
+                <w:szCs w:val="18"/>
+              </w:rPr>
+              <w:t>compose.yml</w:t>
+            </w:r>
+            <w:proofErr w:type="spellEnd"/>
+            <w:r>
+              <w:rPr>
+                <w:rFonts w:ascii="Courier New" w:eastAsia="Courier New" w:hAnsi="Courier New" w:cs="Courier New"/>
+                <w:color w:val="D4D4D4"/>
+                <w:sz w:val="18"/>
+                <w:szCs w:val="18"/>
+              </w:rPr>
+              <w:t xml:space="preserve"> up -d</w:t>
             </w:r>
           </w:p>
           <w:p>
@@ -2362,7 +2364,27 @@
                 <w:sz w:val="18"/>
                 <w:szCs w:val="18"/>
               </w:rPr>
-              <w:t>docker ps | grep lab05</w:t>
+              <w:t xml:space="preserve">docker </w:t>
+            </w:r>
+            <w:proofErr w:type="spellStart"/>
+            <w:r>
+              <w:rPr>
+                <w:rFonts w:ascii="Courier New" w:eastAsia="Courier New" w:hAnsi="Courier New" w:cs="Courier New"/>
+                <w:color w:val="D4D4D4"/>
+                <w:sz w:val="18"/>
+                <w:szCs w:val="18"/>
+              </w:rPr>
+              <w:t>ps</w:t>
+            </w:r>
+            <w:proofErr w:type="spellEnd"/>
+            <w:r>
+              <w:rPr>
+                <w:rFonts w:ascii="Courier New" w:eastAsia="Courier New" w:hAnsi="Courier New" w:cs="Courier New"/>
+                <w:color w:val="D4D4D4"/>
+                <w:sz w:val="18"/>
+                <w:szCs w:val="18"/>
+              </w:rPr>
+              <w:t xml:space="preserve"> | grep lab05</w:t>
             </w:r>
           </w:p>
           <w:p>
@@ -2446,12 +2468,6 @@
         <w:gridCol w:w="9360"/>
       </w:tblGrid>
       <w:tr>
-        <w:tblPrEx>
-          <w:tblCellMar>
-            <w:top w:w="0" w:type="dxa"/>
-            <w:bottom w:w="0" w:type="dxa"/>
-          </w:tblCellMar>
-        </w:tblPrEx>
         <w:tc>
           <w:tcPr>
             <w:tcW w:w="9360" w:type="dxa"/>
@@ -2554,12 +2570,6 @@
         <w:gridCol w:w="9360"/>
       </w:tblGrid>
       <w:tr>
-        <w:tblPrEx>
-          <w:tblCellMar>
-            <w:top w:w="0" w:type="dxa"/>
-            <w:bottom w:w="0" w:type="dxa"/>
-          </w:tblCellMar>
-        </w:tblPrEx>
         <w:tc>
           <w:tcPr>
             <w:tcW w:w="9360" w:type="dxa"/>
@@ -2581,23 +2591,51 @@
             <w:pPr>
               <w:spacing w:after="40"/>
             </w:pPr>
+            <w:proofErr w:type="gramStart"/>
             <w:r>
               <w:rPr>
                 <w:b/>
                 <w:bCs/>
                 <w:color w:val="2E7D32"/>
               </w:rPr>
-              <w:t>✅  Setup Complete</w:t>
-            </w:r>
-          </w:p>
-          <w:p>
-            <w:r>
-              <w:rPr>
-                <w:color w:val="000000"/>
-                <w:sz w:val="21"/>
-                <w:szCs w:val="21"/>
-              </w:rPr>
-              <w:t>Source files are at /lab05/queue/ and /lab05/pubsub/ inside containers. Use docker exec -it &lt;container&gt; bash to enter any container.</w:t>
+              <w:t>✅  Setup</w:t>
+            </w:r>
+            <w:proofErr w:type="gramEnd"/>
+            <w:r>
+              <w:rPr>
+                <w:b/>
+                <w:bCs/>
+                <w:color w:val="2E7D32"/>
+              </w:rPr>
+              <w:t xml:space="preserve"> Complete</w:t>
+            </w:r>
+          </w:p>
+          <w:p>
+            <w:r>
+              <w:rPr>
+                <w:color w:val="000000"/>
+                <w:sz w:val="21"/>
+                <w:szCs w:val="21"/>
+              </w:rPr>
+              <w:t>Source files are at /lab05/queue/ and /lab05/</w:t>
+            </w:r>
+            <w:proofErr w:type="spellStart"/>
+            <w:r>
+              <w:rPr>
+                <w:color w:val="000000"/>
+                <w:sz w:val="21"/>
+                <w:szCs w:val="21"/>
+              </w:rPr>
+              <w:t>pubsub</w:t>
+            </w:r>
+            <w:proofErr w:type="spellEnd"/>
+            <w:r>
+              <w:rPr>
+                <w:color w:val="000000"/>
+                <w:sz w:val="21"/>
+                <w:szCs w:val="21"/>
+              </w:rPr>
+              <w:t>/ inside containers. Use docker exec -it &lt;container&gt; bash to enter any container.</w:t>
             </w:r>
           </w:p>
         </w:tc>
@@ -2639,12 +2677,6 @@
         <w:gridCol w:w="2400"/>
       </w:tblGrid>
       <w:tr>
-        <w:tblPrEx>
-          <w:tblCellMar>
-            <w:top w:w="0" w:type="dxa"/>
-            <w:bottom w:w="0" w:type="dxa"/>
-          </w:tblCellMar>
-        </w:tblPrEx>
         <w:tc>
           <w:tcPr>
             <w:tcW w:w="2400" w:type="dxa"/>
@@ -2737,12 +2769,6 @@
         </w:tc>
       </w:tr>
       <w:tr>
-        <w:tblPrEx>
-          <w:tblCellMar>
-            <w:top w:w="0" w:type="dxa"/>
-            <w:bottom w:w="0" w:type="dxa"/>
-          </w:tblCellMar>
-        </w:tblPrEx>
         <w:tc>
           <w:tcPr>
             <w:tcW w:w="2400" w:type="dxa"/>
@@ -2829,12 +2855,6 @@
         </w:tc>
       </w:tr>
       <w:tr>
-        <w:tblPrEx>
-          <w:tblCellMar>
-            <w:top w:w="0" w:type="dxa"/>
-            <w:bottom w:w="0" w:type="dxa"/>
-          </w:tblCellMar>
-        </w:tblPrEx>
         <w:tc>
           <w:tcPr>
             <w:tcW w:w="2400" w:type="dxa"/>
@@ -2921,12 +2941,6 @@
         </w:tc>
       </w:tr>
       <w:tr>
-        <w:tblPrEx>
-          <w:tblCellMar>
-            <w:top w:w="0" w:type="dxa"/>
-            <w:bottom w:w="0" w:type="dxa"/>
-          </w:tblCellMar>
-        </w:tblPrEx>
         <w:tc>
           <w:tcPr>
             <w:tcW w:w="2400" w:type="dxa"/>
@@ -3013,12 +3027,6 @@
         </w:tc>
       </w:tr>
       <w:tr>
-        <w:tblPrEx>
-          <w:tblCellMar>
-            <w:top w:w="0" w:type="dxa"/>
-            <w:bottom w:w="0" w:type="dxa"/>
-          </w:tblCellMar>
-        </w:tblPrEx>
         <w:tc>
           <w:tcPr>
             <w:tcW w:w="2400" w:type="dxa"/>
@@ -3105,12 +3113,6 @@
         </w:tc>
       </w:tr>
       <w:tr>
-        <w:tblPrEx>
-          <w:tblCellMar>
-            <w:top w:w="0" w:type="dxa"/>
-            <w:bottom w:w="0" w:type="dxa"/>
-          </w:tblCellMar>
-        </w:tblPrEx>
         <w:tc>
           <w:tcPr>
             <w:tcW w:w="2400" w:type="dxa"/>
@@ -3197,12 +3199,6 @@
         </w:tc>
       </w:tr>
       <w:tr>
-        <w:tblPrEx>
-          <w:tblCellMar>
-            <w:top w:w="0" w:type="dxa"/>
-            <w:bottom w:w="0" w:type="dxa"/>
-          </w:tblCellMar>
-        </w:tblPrEx>
         <w:tc>
           <w:tcPr>
             <w:tcW w:w="2400" w:type="dxa"/>
@@ -3323,12 +3319,6 @@
         <w:gridCol w:w="9360"/>
       </w:tblGrid>
       <w:tr>
-        <w:tblPrEx>
-          <w:tblCellMar>
-            <w:top w:w="0" w:type="dxa"/>
-            <w:bottom w:w="0" w:type="dxa"/>
-          </w:tblCellMar>
-        </w:tblPrEx>
         <w:tc>
           <w:tcPr>
             <w:tcW w:w="9360" w:type="dxa"/>
@@ -3387,43 +3377,76 @@
                 <w:sz w:val="18"/>
                 <w:szCs w:val="18"/>
               </w:rPr>
-              <w:t>nano queue.go</w:t>
-            </w:r>
-          </w:p>
-          <w:p>
-            <w:r>
-              <w:rPr>
-                <w:rFonts w:ascii="Courier New" w:eastAsia="Courier New" w:hAnsi="Courier New" w:cs="Courier New"/>
-                <w:color w:val="D4D4D4"/>
-                <w:sz w:val="18"/>
-                <w:szCs w:val="18"/>
-              </w:rPr>
-              <w:t>go build -o queue_bin .</w:t>
-            </w:r>
-          </w:p>
-          <w:p>
-            <w:r>
-              <w:rPr>
-                <w:rFonts w:ascii="Courier New" w:eastAsia="Courier New" w:hAnsi="Courier New" w:cs="Courier New"/>
-                <w:color w:val="D4D4D4"/>
-                <w:sz w:val="18"/>
-                <w:szCs w:val="18"/>
-              </w:rPr>
-              <w:t>pkill queue_bin</w:t>
-            </w:r>
-          </w:p>
-          <w:p>
-            <w:r>
-              <w:rPr>
-                <w:rFonts w:ascii="Courier New" w:eastAsia="Courier New" w:hAnsi="Courier New" w:cs="Courier New"/>
-                <w:color w:val="D4D4D4"/>
-                <w:sz w:val="18"/>
-                <w:szCs w:val="18"/>
-              </w:rPr>
-              <w:t>./queue_bin -mode broker -port 9000 &amp;</w:t>
-            </w:r>
-          </w:p>
-          <w:p>
+              <w:t xml:space="preserve">nano </w:t>
+            </w:r>
+            <w:proofErr w:type="spellStart"/>
+            <w:proofErr w:type="gramStart"/>
+            <w:r>
+              <w:rPr>
+                <w:rFonts w:ascii="Courier New" w:eastAsia="Courier New" w:hAnsi="Courier New" w:cs="Courier New"/>
+                <w:color w:val="D4D4D4"/>
+                <w:sz w:val="18"/>
+                <w:szCs w:val="18"/>
+              </w:rPr>
+              <w:t>queue.go</w:t>
+            </w:r>
+            <w:proofErr w:type="spellEnd"/>
+            <w:proofErr w:type="gramEnd"/>
+          </w:p>
+          <w:p>
+            <w:r>
+              <w:rPr>
+                <w:rFonts w:ascii="Courier New" w:eastAsia="Courier New" w:hAnsi="Courier New" w:cs="Courier New"/>
+                <w:color w:val="D4D4D4"/>
+                <w:sz w:val="18"/>
+                <w:szCs w:val="18"/>
+              </w:rPr>
+              <w:t xml:space="preserve">go build -o </w:t>
+            </w:r>
+            <w:proofErr w:type="spellStart"/>
+            <w:r>
+              <w:rPr>
+                <w:rFonts w:ascii="Courier New" w:eastAsia="Courier New" w:hAnsi="Courier New" w:cs="Courier New"/>
+                <w:color w:val="D4D4D4"/>
+                <w:sz w:val="18"/>
+                <w:szCs w:val="18"/>
+              </w:rPr>
+              <w:t>queue_</w:t>
+            </w:r>
+            <w:proofErr w:type="gramStart"/>
+            <w:r>
+              <w:rPr>
+                <w:rFonts w:ascii="Courier New" w:eastAsia="Courier New" w:hAnsi="Courier New" w:cs="Courier New"/>
+                <w:color w:val="D4D4D4"/>
+                <w:sz w:val="18"/>
+                <w:szCs w:val="18"/>
+              </w:rPr>
+              <w:t>bin</w:t>
+            </w:r>
+            <w:proofErr w:type="spellEnd"/>
+            <w:r>
+              <w:rPr>
+                <w:rFonts w:ascii="Courier New" w:eastAsia="Courier New" w:hAnsi="Courier New" w:cs="Courier New"/>
+                <w:color w:val="D4D4D4"/>
+                <w:sz w:val="18"/>
+                <w:szCs w:val="18"/>
+              </w:rPr>
+              <w:t xml:space="preserve"> .</w:t>
+            </w:r>
+            <w:proofErr w:type="gramEnd"/>
+          </w:p>
+          <w:p>
+            <w:proofErr w:type="spellStart"/>
+            <w:r>
+              <w:rPr>
+                <w:rFonts w:ascii="Courier New" w:eastAsia="Courier New" w:hAnsi="Courier New" w:cs="Courier New"/>
+                <w:color w:val="D4D4D4"/>
+                <w:sz w:val="18"/>
+                <w:szCs w:val="18"/>
+              </w:rPr>
+              <w:t>pkill</w:t>
+            </w:r>
+            <w:proofErr w:type="spellEnd"/>
             <w:r>
               <w:rPr>
                 <w:rFonts w:ascii="Courier New" w:eastAsia="Courier New" w:hAnsi="Courier New" w:cs="Courier New"/>
@@ -3433,6 +3456,61 @@
               </w:rPr>
               <w:t xml:space="preserve"> </w:t>
             </w:r>
+            <w:proofErr w:type="spellStart"/>
+            <w:r>
+              <w:rPr>
+                <w:rFonts w:ascii="Courier New" w:eastAsia="Courier New" w:hAnsi="Courier New" w:cs="Courier New"/>
+                <w:color w:val="D4D4D4"/>
+                <w:sz w:val="18"/>
+                <w:szCs w:val="18"/>
+              </w:rPr>
+              <w:t>queue_bin</w:t>
+            </w:r>
+            <w:proofErr w:type="spellEnd"/>
+          </w:p>
+          <w:p>
+            <w:proofErr w:type="gramStart"/>
+            <w:r>
+              <w:rPr>
+                <w:rFonts w:ascii="Courier New" w:eastAsia="Courier New" w:hAnsi="Courier New" w:cs="Courier New"/>
+                <w:color w:val="D4D4D4"/>
+                <w:sz w:val="18"/>
+                <w:szCs w:val="18"/>
+              </w:rPr>
+              <w:t>./</w:t>
+            </w:r>
+            <w:proofErr w:type="spellStart"/>
+            <w:proofErr w:type="gramEnd"/>
+            <w:r>
+              <w:rPr>
+                <w:rFonts w:ascii="Courier New" w:eastAsia="Courier New" w:hAnsi="Courier New" w:cs="Courier New"/>
+                <w:color w:val="D4D4D4"/>
+                <w:sz w:val="18"/>
+                <w:szCs w:val="18"/>
+              </w:rPr>
+              <w:t>queue_bin</w:t>
+            </w:r>
+            <w:proofErr w:type="spellEnd"/>
+            <w:r>
+              <w:rPr>
+                <w:rFonts w:ascii="Courier New" w:eastAsia="Courier New" w:hAnsi="Courier New" w:cs="Courier New"/>
+                <w:color w:val="D4D4D4"/>
+                <w:sz w:val="18"/>
+                <w:szCs w:val="18"/>
+              </w:rPr>
+              <w:t xml:space="preserve"> -mode broker -port 9000 &amp;</w:t>
+            </w:r>
+          </w:p>
+          <w:p>
+            <w:r>
+              <w:rPr>
+                <w:rFonts w:ascii="Courier New" w:eastAsia="Courier New" w:hAnsi="Courier New" w:cs="Courier New"/>
+                <w:color w:val="D4D4D4"/>
+                <w:sz w:val="18"/>
+                <w:szCs w:val="18"/>
+              </w:rPr>
+              <w:t xml:space="preserve"> </w:t>
+            </w:r>
           </w:p>
           <w:p>
             <w:r>
@@ -3464,51 +3542,150 @@
                 <w:sz w:val="18"/>
                 <w:szCs w:val="18"/>
               </w:rPr>
-              <w:t>cd /lab05/pubsub</w:t>
-            </w:r>
-          </w:p>
-          <w:p>
-            <w:r>
-              <w:rPr>
-                <w:rFonts w:ascii="Courier New" w:eastAsia="Courier New" w:hAnsi="Courier New" w:cs="Courier New"/>
-                <w:color w:val="D4D4D4"/>
-                <w:sz w:val="18"/>
-                <w:szCs w:val="18"/>
-              </w:rPr>
-              <w:t>nano broker.go</w:t>
-            </w:r>
-          </w:p>
-          <w:p>
-            <w:r>
-              <w:rPr>
-                <w:rFonts w:ascii="Courier New" w:eastAsia="Courier New" w:hAnsi="Courier New" w:cs="Courier New"/>
-                <w:color w:val="D4D4D4"/>
-                <w:sz w:val="18"/>
-                <w:szCs w:val="18"/>
-              </w:rPr>
-              <w:t>go build -o pubsub_bin .</w:t>
-            </w:r>
-          </w:p>
-          <w:p>
-            <w:r>
-              <w:rPr>
-                <w:rFonts w:ascii="Courier New" w:eastAsia="Courier New" w:hAnsi="Courier New" w:cs="Courier New"/>
-                <w:color w:val="D4D4D4"/>
-                <w:sz w:val="18"/>
-                <w:szCs w:val="18"/>
-              </w:rPr>
-              <w:t>pkill pubsub_bin</w:t>
-            </w:r>
-          </w:p>
-          <w:p>
-            <w:r>
-              <w:rPr>
-                <w:rFonts w:ascii="Courier New" w:eastAsia="Courier New" w:hAnsi="Courier New" w:cs="Courier New"/>
-                <w:color w:val="D4D4D4"/>
-                <w:sz w:val="18"/>
-                <w:szCs w:val="18"/>
-              </w:rPr>
-              <w:t>./pubsub_bin -mode broker -port 9001 &amp;</w:t>
+              <w:t>cd /lab05/</w:t>
+            </w:r>
+            <w:proofErr w:type="spellStart"/>
+            <w:r>
+              <w:rPr>
+                <w:rFonts w:ascii="Courier New" w:eastAsia="Courier New" w:hAnsi="Courier New" w:cs="Courier New"/>
+                <w:color w:val="D4D4D4"/>
+                <w:sz w:val="18"/>
+                <w:szCs w:val="18"/>
+              </w:rPr>
+              <w:t>pubsub</w:t>
+            </w:r>
+            <w:proofErr w:type="spellEnd"/>
+          </w:p>
+          <w:p>
+            <w:r>
+              <w:rPr>
+                <w:rFonts w:ascii="Courier New" w:eastAsia="Courier New" w:hAnsi="Courier New" w:cs="Courier New"/>
+                <w:color w:val="D4D4D4"/>
+                <w:sz w:val="18"/>
+                <w:szCs w:val="18"/>
+              </w:rPr>
+              <w:t xml:space="preserve">nano </w:t>
+            </w:r>
+            <w:proofErr w:type="spellStart"/>
+            <w:proofErr w:type="gramStart"/>
+            <w:r>
+              <w:rPr>
+                <w:rFonts w:ascii="Courier New" w:eastAsia="Courier New" w:hAnsi="Courier New" w:cs="Courier New"/>
+                <w:color w:val="D4D4D4"/>
+                <w:sz w:val="18"/>
+                <w:szCs w:val="18"/>
+              </w:rPr>
+              <w:t>broker.go</w:t>
+            </w:r>
+            <w:proofErr w:type="spellEnd"/>
+            <w:proofErr w:type="gramEnd"/>
+          </w:p>
+          <w:p>
+            <w:r>
+              <w:rPr>
+                <w:rFonts w:ascii="Courier New" w:eastAsia="Courier New" w:hAnsi="Courier New" w:cs="Courier New"/>
+                <w:color w:val="D4D4D4"/>
+                <w:sz w:val="18"/>
+                <w:szCs w:val="18"/>
+              </w:rPr>
+              <w:t xml:space="preserve">go build -o </w:t>
+            </w:r>
+            <w:proofErr w:type="spellStart"/>
+            <w:r>
+              <w:rPr>
+                <w:rFonts w:ascii="Courier New" w:eastAsia="Courier New" w:hAnsi="Courier New" w:cs="Courier New"/>
+                <w:color w:val="D4D4D4"/>
+                <w:sz w:val="18"/>
+                <w:szCs w:val="18"/>
+              </w:rPr>
+              <w:t>pubsub_</w:t>
+            </w:r>
+            <w:proofErr w:type="gramStart"/>
+            <w:r>
+              <w:rPr>
+                <w:rFonts w:ascii="Courier New" w:eastAsia="Courier New" w:hAnsi="Courier New" w:cs="Courier New"/>
+                <w:color w:val="D4D4D4"/>
+                <w:sz w:val="18"/>
+                <w:szCs w:val="18"/>
+              </w:rPr>
+              <w:t>bin</w:t>
+            </w:r>
+            <w:proofErr w:type="spellEnd"/>
+            <w:r>
+              <w:rPr>
+                <w:rFonts w:ascii="Courier New" w:eastAsia="Courier New" w:hAnsi="Courier New" w:cs="Courier New"/>
+                <w:color w:val="D4D4D4"/>
+                <w:sz w:val="18"/>
+                <w:szCs w:val="18"/>
+              </w:rPr>
+              <w:t xml:space="preserve"> .</w:t>
+            </w:r>
+            <w:proofErr w:type="gramEnd"/>
+          </w:p>
+          <w:p>
+            <w:proofErr w:type="spellStart"/>
+            <w:r>
+              <w:rPr>
+                <w:rFonts w:ascii="Courier New" w:eastAsia="Courier New" w:hAnsi="Courier New" w:cs="Courier New"/>
+                <w:color w:val="D4D4D4"/>
+                <w:sz w:val="18"/>
+                <w:szCs w:val="18"/>
+              </w:rPr>
+              <w:t>pkill</w:t>
+            </w:r>
+            <w:proofErr w:type="spellEnd"/>
+            <w:r>
+              <w:rPr>
+                <w:rFonts w:ascii="Courier New" w:eastAsia="Courier New" w:hAnsi="Courier New" w:cs="Courier New"/>
+                <w:color w:val="D4D4D4"/>
+                <w:sz w:val="18"/>
+                <w:szCs w:val="18"/>
+              </w:rPr>
+              <w:t xml:space="preserve"> </w:t>
+            </w:r>
+            <w:proofErr w:type="spellStart"/>
+            <w:r>
+              <w:rPr>
+                <w:rFonts w:ascii="Courier New" w:eastAsia="Courier New" w:hAnsi="Courier New" w:cs="Courier New"/>
+                <w:color w:val="D4D4D4"/>
+                <w:sz w:val="18"/>
+                <w:szCs w:val="18"/>
+              </w:rPr>
+              <w:t>pubsub_bin</w:t>
+            </w:r>
+            <w:proofErr w:type="spellEnd"/>
+          </w:p>
+          <w:p>
+            <w:proofErr w:type="gramStart"/>
+            <w:r>
+              <w:rPr>
+                <w:rFonts w:ascii="Courier New" w:eastAsia="Courier New" w:hAnsi="Courier New" w:cs="Courier New"/>
+                <w:color w:val="D4D4D4"/>
+                <w:sz w:val="18"/>
+                <w:szCs w:val="18"/>
+              </w:rPr>
+              <w:t>./</w:t>
+            </w:r>
+            <w:proofErr w:type="spellStart"/>
+            <w:proofErr w:type="gramEnd"/>
+            <w:r>
+              <w:rPr>
+                <w:rFonts w:ascii="Courier New" w:eastAsia="Courier New" w:hAnsi="Courier New" w:cs="Courier New"/>
+                <w:color w:val="D4D4D4"/>
+                <w:sz w:val="18"/>
+                <w:szCs w:val="18"/>
+              </w:rPr>
+              <w:t>pubsub_bin</w:t>
+            </w:r>
+            <w:proofErr w:type="spellEnd"/>
+            <w:r>
+              <w:rPr>
+                <w:rFonts w:ascii="Courier New" w:eastAsia="Courier New" w:hAnsi="Courier New" w:cs="Courier New"/>
+                <w:color w:val="D4D4D4"/>
+                <w:sz w:val="18"/>
+                <w:szCs w:val="18"/>
+              </w:rPr>
+              <w:t xml:space="preserve"> -mode broker -port 9001 &amp;</w:t>
             </w:r>
           </w:p>
         </w:tc>
@@ -3540,12 +3717,6 @@
         <w:gridCol w:w="9360"/>
       </w:tblGrid>
       <w:tr>
-        <w:tblPrEx>
-          <w:tblCellMar>
-            <w:top w:w="0" w:type="dxa"/>
-            <w:bottom w:w="0" w:type="dxa"/>
-          </w:tblCellMar>
-        </w:tblPrEx>
         <w:tc>
           <w:tcPr>
             <w:tcW w:w="9360" w:type="dxa"/>
@@ -3573,17 +3744,85 @@
                 <w:bCs/>
                 <w:color w:val="F57F17"/>
               </w:rPr>
-              <w:t>⚠️  Important</w:t>
-            </w:r>
-          </w:p>
-          <w:p>
-            <w:r>
-              <w:rPr>
-                <w:color w:val="000000"/>
-                <w:sz w:val="21"/>
-                <w:szCs w:val="21"/>
-              </w:rPr>
-              <w:t>Worker and subscriber code also lives in the same queue.go/broker.go files. After editing, you must rebuild the binary in EVERY container that uses it (producer, worker, publisher, subscriber1-3) since they all share the same source via the Docker image — but each container has its own compiled binary copy.</w:t>
+              <w:t>⚠</w:t>
+            </w:r>
+            <w:proofErr w:type="gramStart"/>
+            <w:r>
+              <w:rPr>
+                <w:b/>
+                <w:bCs/>
+                <w:color w:val="F57F17"/>
+              </w:rPr>
+              <w:t>️  Important</w:t>
+            </w:r>
+            <w:proofErr w:type="gramEnd"/>
+          </w:p>
+          <w:p>
+            <w:r>
+              <w:rPr>
+                <w:color w:val="000000"/>
+                <w:sz w:val="21"/>
+                <w:szCs w:val="21"/>
+              </w:rPr>
+              <w:t xml:space="preserve">Worker and subscriber code also lives in the same </w:t>
+            </w:r>
+            <w:proofErr w:type="spellStart"/>
+            <w:proofErr w:type="gramStart"/>
+            <w:r>
+              <w:rPr>
+                <w:color w:val="000000"/>
+                <w:sz w:val="21"/>
+                <w:szCs w:val="21"/>
+              </w:rPr>
+              <w:t>queue.go</w:t>
+            </w:r>
+            <w:proofErr w:type="spellEnd"/>
+            <w:proofErr w:type="gramEnd"/>
+            <w:r>
+              <w:rPr>
+                <w:color w:val="000000"/>
+                <w:sz w:val="21"/>
+                <w:szCs w:val="21"/>
+              </w:rPr>
+              <w:t>/</w:t>
+            </w:r>
+            <w:proofErr w:type="spellStart"/>
+            <w:proofErr w:type="gramStart"/>
+            <w:r>
+              <w:rPr>
+                <w:color w:val="000000"/>
+                <w:sz w:val="21"/>
+                <w:szCs w:val="21"/>
+              </w:rPr>
+              <w:t>broker.go</w:t>
+            </w:r>
+            <w:proofErr w:type="spellEnd"/>
+            <w:proofErr w:type="gramEnd"/>
+            <w:r>
+              <w:rPr>
+                <w:color w:val="000000"/>
+                <w:sz w:val="21"/>
+                <w:szCs w:val="21"/>
+              </w:rPr>
+              <w:t xml:space="preserve"> files. After editing, you must rebuild the binary in EVERY container that uses it (producer, worker, publisher, </w:t>
+            </w:r>
+            <w:proofErr w:type="gramStart"/>
+            <w:r>
+              <w:rPr>
+                <w:color w:val="000000"/>
+                <w:sz w:val="21"/>
+                <w:szCs w:val="21"/>
+              </w:rPr>
+              <w:t>subscriber1</w:t>
+            </w:r>
+            <w:proofErr w:type="gramEnd"/>
+            <w:r>
+              <w:rPr>
+                <w:color w:val="000000"/>
+                <w:sz w:val="21"/>
+                <w:szCs w:val="21"/>
+              </w:rPr>
+              <w:t>-3) since they all share the same source via the Docker image — but each container has its own compiled binary copy.</w:t>
             </w:r>
           </w:p>
         </w:tc>
@@ -3638,12 +3877,6 @@
         <w:gridCol w:w="9360"/>
       </w:tblGrid>
       <w:tr>
-        <w:tblPrEx>
-          <w:tblCellMar>
-            <w:top w:w="0" w:type="dxa"/>
-            <w:bottom w:w="0" w:type="dxa"/>
-          </w:tblCellMar>
-        </w:tblPrEx>
         <w:tc>
           <w:tcPr>
             <w:tcW w:w="9360" w:type="dxa"/>
@@ -3691,29 +3924,95 @@
                 <w:sz w:val="18"/>
                 <w:szCs w:val="18"/>
               </w:rPr>
-              <w:t>nano queue.go    # Tasks 1-5</w:t>
-            </w:r>
-          </w:p>
-          <w:p>
-            <w:r>
-              <w:rPr>
-                <w:rFonts w:ascii="Courier New" w:eastAsia="Courier New" w:hAnsi="Courier New" w:cs="Courier New"/>
-                <w:color w:val="D4D4D4"/>
-                <w:sz w:val="18"/>
-                <w:szCs w:val="18"/>
-              </w:rPr>
-              <w:t>nano rpc.go      # Task 6</w:t>
-            </w:r>
-          </w:p>
-          <w:p>
-            <w:r>
-              <w:rPr>
-                <w:rFonts w:ascii="Courier New" w:eastAsia="Courier New" w:hAnsi="Courier New" w:cs="Courier New"/>
-                <w:color w:val="D4D4D4"/>
-                <w:sz w:val="18"/>
-                <w:szCs w:val="18"/>
-              </w:rPr>
-              <w:t>nano worker.go   # Task 7</w:t>
+              <w:t xml:space="preserve">nano </w:t>
+            </w:r>
+            <w:proofErr w:type="spellStart"/>
+            <w:proofErr w:type="gramStart"/>
+            <w:r>
+              <w:rPr>
+                <w:rFonts w:ascii="Courier New" w:eastAsia="Courier New" w:hAnsi="Courier New" w:cs="Courier New"/>
+                <w:color w:val="D4D4D4"/>
+                <w:sz w:val="18"/>
+                <w:szCs w:val="18"/>
+              </w:rPr>
+              <w:t>queue.go</w:t>
+            </w:r>
+            <w:proofErr w:type="spellEnd"/>
+            <w:proofErr w:type="gramEnd"/>
+            <w:r>
+              <w:rPr>
+                <w:rFonts w:ascii="Courier New" w:eastAsia="Courier New" w:hAnsi="Courier New" w:cs="Courier New"/>
+                <w:color w:val="D4D4D4"/>
+                <w:sz w:val="18"/>
+                <w:szCs w:val="18"/>
+              </w:rPr>
+              <w:t xml:space="preserve">    # Tasks 1-5</w:t>
+            </w:r>
+          </w:p>
+          <w:p>
+            <w:r>
+              <w:rPr>
+                <w:rFonts w:ascii="Courier New" w:eastAsia="Courier New" w:hAnsi="Courier New" w:cs="Courier New"/>
+                <w:color w:val="D4D4D4"/>
+                <w:sz w:val="18"/>
+                <w:szCs w:val="18"/>
+              </w:rPr>
+              <w:t xml:space="preserve">nano </w:t>
+            </w:r>
+            <w:proofErr w:type="spellStart"/>
+            <w:proofErr w:type="gramStart"/>
+            <w:r>
+              <w:rPr>
+                <w:rFonts w:ascii="Courier New" w:eastAsia="Courier New" w:hAnsi="Courier New" w:cs="Courier New"/>
+                <w:color w:val="D4D4D4"/>
+                <w:sz w:val="18"/>
+                <w:szCs w:val="18"/>
+              </w:rPr>
+              <w:t>rpc.go</w:t>
+            </w:r>
+            <w:proofErr w:type="spellEnd"/>
+            <w:proofErr w:type="gramEnd"/>
+            <w:r>
+              <w:rPr>
+                <w:rFonts w:ascii="Courier New" w:eastAsia="Courier New" w:hAnsi="Courier New" w:cs="Courier New"/>
+                <w:color w:val="D4D4D4"/>
+                <w:sz w:val="18"/>
+                <w:szCs w:val="18"/>
+              </w:rPr>
+              <w:t xml:space="preserve">      # Task 6</w:t>
+            </w:r>
+          </w:p>
+          <w:p>
+            <w:r>
+              <w:rPr>
+                <w:rFonts w:ascii="Courier New" w:eastAsia="Courier New" w:hAnsi="Courier New" w:cs="Courier New"/>
+                <w:color w:val="D4D4D4"/>
+                <w:sz w:val="18"/>
+                <w:szCs w:val="18"/>
+              </w:rPr>
+              <w:t xml:space="preserve">nano </w:t>
+            </w:r>
+            <w:proofErr w:type="spellStart"/>
+            <w:proofErr w:type="gramStart"/>
+            <w:r>
+              <w:rPr>
+                <w:rFonts w:ascii="Courier New" w:eastAsia="Courier New" w:hAnsi="Courier New" w:cs="Courier New"/>
+                <w:color w:val="D4D4D4"/>
+                <w:sz w:val="18"/>
+                <w:szCs w:val="18"/>
+              </w:rPr>
+              <w:t>worker.go</w:t>
+            </w:r>
+            <w:proofErr w:type="spellEnd"/>
+            <w:proofErr w:type="gramEnd"/>
+            <w:r>
+              <w:rPr>
+                <w:rFonts w:ascii="Courier New" w:eastAsia="Courier New" w:hAnsi="Courier New" w:cs="Courier New"/>
+                <w:color w:val="D4D4D4"/>
+                <w:sz w:val="18"/>
+                <w:szCs w:val="18"/>
+              </w:rPr>
+              <w:t xml:space="preserve">   # Task 7</w:t>
             </w:r>
           </w:p>
         </w:tc>
@@ -3759,12 +4058,6 @@
         <w:gridCol w:w="8492"/>
       </w:tblGrid>
       <w:tr>
-        <w:tblPrEx>
-          <w:tblCellMar>
-            <w:top w:w="0" w:type="dxa"/>
-            <w:bottom w:w="0" w:type="dxa"/>
-          </w:tblCellMar>
-        </w:tblPrEx>
         <w:tc>
           <w:tcPr>
             <w:tcW w:w="520" w:type="dxa"/>
@@ -3800,6 +4093,8 @@
             <w:pPr>
               <w:jc w:val="center"/>
             </w:pPr>
+            <w:proofErr w:type="spellStart"/>
+            <w:proofErr w:type="gramStart"/>
             <w:r>
               <w:rPr>
                 <w:color w:val="BDD7EE"/>
@@ -3808,6 +4103,8 @@
               </w:rPr>
               <w:t>queue.go</w:t>
             </w:r>
+            <w:proofErr w:type="spellEnd"/>
+            <w:proofErr w:type="gramEnd"/>
           </w:p>
         </w:tc>
         <w:tc>
@@ -3831,6 +4128,8 @@
             <w:pPr>
               <w:spacing w:after="30"/>
             </w:pPr>
+            <w:proofErr w:type="spellStart"/>
+            <w:proofErr w:type="gramStart"/>
             <w:r>
               <w:rPr>
                 <w:rFonts w:ascii="Courier New" w:eastAsia="Courier New" w:hAnsi="Courier New" w:cs="Courier New"/>
@@ -3840,7 +4139,19 @@
                 <w:sz w:val="20"/>
                 <w:szCs w:val="20"/>
               </w:rPr>
-              <w:t xml:space="preserve">NewQueueManager()  </w:t>
+              <w:t>NewQueueManager</w:t>
+            </w:r>
+            <w:proofErr w:type="spellEnd"/>
+            <w:r>
+              <w:rPr>
+                <w:rFonts w:ascii="Courier New" w:eastAsia="Courier New" w:hAnsi="Courier New" w:cs="Courier New"/>
+                <w:b/>
+                <w:bCs/>
+                <w:color w:val="03045E"/>
+                <w:sz w:val="20"/>
+                <w:szCs w:val="20"/>
+              </w:rPr>
+              <w:t xml:space="preserve">()  </w:t>
             </w:r>
             <w:r>
               <w:rPr>
@@ -3850,17 +4161,74 @@
                 <w:sz w:val="18"/>
                 <w:szCs w:val="18"/>
               </w:rPr>
-              <w:t>[Easy]</w:t>
-            </w:r>
-          </w:p>
-          <w:p>
+              <w:t>[</w:t>
+            </w:r>
+            <w:proofErr w:type="gramEnd"/>
+            <w:r>
+              <w:rPr>
+                <w:b/>
+                <w:bCs/>
+                <w:color w:val="2E7D32"/>
+                <w:sz w:val="18"/>
+                <w:szCs w:val="18"/>
+              </w:rPr>
+              <w:t>Easy]</w:t>
+            </w:r>
+          </w:p>
+          <w:p>
+            <w:proofErr w:type="spellStart"/>
             <w:r>
               <w:rPr>
                 <w:color w:val="555555"/>
                 <w:sz w:val="21"/>
                 <w:szCs w:val="21"/>
               </w:rPr>
-              <w:t>Initialise queues map, inFlight map, queueSize=100</w:t>
+              <w:t>Initialise</w:t>
+            </w:r>
+            <w:proofErr w:type="spellEnd"/>
+            <w:r>
+              <w:rPr>
+                <w:color w:val="555555"/>
+                <w:sz w:val="21"/>
+                <w:szCs w:val="21"/>
+              </w:rPr>
+              <w:t xml:space="preserve"> queues map, </w:t>
+            </w:r>
+            <w:proofErr w:type="spellStart"/>
+            <w:r>
+              <w:rPr>
+                <w:color w:val="555555"/>
+                <w:sz w:val="21"/>
+                <w:szCs w:val="21"/>
+              </w:rPr>
+              <w:t>inFlight</w:t>
+            </w:r>
+            <w:proofErr w:type="spellEnd"/>
+            <w:r>
+              <w:rPr>
+                <w:color w:val="555555"/>
+                <w:sz w:val="21"/>
+                <w:szCs w:val="21"/>
+              </w:rPr>
+              <w:t xml:space="preserve"> map, </w:t>
+            </w:r>
+            <w:proofErr w:type="spellStart"/>
+            <w:r>
+              <w:rPr>
+                <w:color w:val="555555"/>
+                <w:sz w:val="21"/>
+                <w:szCs w:val="21"/>
+              </w:rPr>
+              <w:t>queueSize</w:t>
+            </w:r>
+            <w:proofErr w:type="spellEnd"/>
+            <w:r>
+              <w:rPr>
+                <w:color w:val="555555"/>
+                <w:sz w:val="21"/>
+                <w:szCs w:val="21"/>
+              </w:rPr>
+              <w:t>=100</w:t>
             </w:r>
           </w:p>
         </w:tc>
@@ -3893,12 +4261,6 @@
         <w:gridCol w:w="8492"/>
       </w:tblGrid>
       <w:tr>
-        <w:tblPrEx>
-          <w:tblCellMar>
-            <w:top w:w="0" w:type="dxa"/>
-            <w:bottom w:w="0" w:type="dxa"/>
-          </w:tblCellMar>
-        </w:tblPrEx>
         <w:tc>
           <w:tcPr>
             <w:tcW w:w="520" w:type="dxa"/>
@@ -3934,6 +4296,8 @@
             <w:pPr>
               <w:jc w:val="center"/>
             </w:pPr>
+            <w:proofErr w:type="spellStart"/>
+            <w:proofErr w:type="gramStart"/>
             <w:r>
               <w:rPr>
                 <w:color w:val="BDD7EE"/>
@@ -3942,6 +4306,8 @@
               </w:rPr>
               <w:t>queue.go</w:t>
             </w:r>
+            <w:proofErr w:type="spellEnd"/>
+            <w:proofErr w:type="gramEnd"/>
           </w:p>
         </w:tc>
         <w:tc>
@@ -3965,6 +4331,7 @@
             <w:pPr>
               <w:spacing w:after="30"/>
             </w:pPr>
+            <w:proofErr w:type="gramStart"/>
             <w:r>
               <w:rPr>
                 <w:rFonts w:ascii="Courier New" w:eastAsia="Courier New" w:hAnsi="Courier New" w:cs="Courier New"/>
@@ -3984,7 +4351,18 @@
                 <w:sz w:val="18"/>
                 <w:szCs w:val="18"/>
               </w:rPr>
-              <w:t>[Easy]</w:t>
+              <w:t>[</w:t>
+            </w:r>
+            <w:proofErr w:type="gramEnd"/>
+            <w:r>
+              <w:rPr>
+                <w:b/>
+                <w:bCs/>
+                <w:color w:val="2E7D32"/>
+                <w:sz w:val="18"/>
+                <w:szCs w:val="18"/>
+              </w:rPr>
+              <w:t>Easy]</w:t>
             </w:r>
           </w:p>
           <w:p>
@@ -4027,12 +4405,6 @@
         <w:gridCol w:w="8492"/>
       </w:tblGrid>
       <w:tr>
-        <w:tblPrEx>
-          <w:tblCellMar>
-            <w:top w:w="0" w:type="dxa"/>
-            <w:bottom w:w="0" w:type="dxa"/>
-          </w:tblCellMar>
-        </w:tblPrEx>
         <w:tc>
           <w:tcPr>
             <w:tcW w:w="520" w:type="dxa"/>
@@ -4068,6 +4440,8 @@
             <w:pPr>
               <w:jc w:val="center"/>
             </w:pPr>
+            <w:proofErr w:type="spellStart"/>
+            <w:proofErr w:type="gramStart"/>
             <w:r>
               <w:rPr>
                 <w:color w:val="BDD7EE"/>
@@ -4076,6 +4450,8 @@
               </w:rPr>
               <w:t>queue.go</w:t>
             </w:r>
+            <w:proofErr w:type="spellEnd"/>
+            <w:proofErr w:type="gramEnd"/>
           </w:p>
         </w:tc>
         <w:tc>
@@ -4099,6 +4475,7 @@
             <w:pPr>
               <w:spacing w:after="30"/>
             </w:pPr>
+            <w:proofErr w:type="gramStart"/>
             <w:r>
               <w:rPr>
                 <w:rFonts w:ascii="Courier New" w:eastAsia="Courier New" w:hAnsi="Courier New" w:cs="Courier New"/>
@@ -4118,7 +4495,18 @@
                 <w:sz w:val="18"/>
                 <w:szCs w:val="18"/>
               </w:rPr>
-              <w:t>[Easy]</w:t>
+              <w:t>[</w:t>
+            </w:r>
+            <w:proofErr w:type="gramEnd"/>
+            <w:r>
+              <w:rPr>
+                <w:b/>
+                <w:bCs/>
+                <w:color w:val="2E7D32"/>
+                <w:sz w:val="18"/>
+                <w:szCs w:val="18"/>
+              </w:rPr>
+              <w:t>Easy]</w:t>
             </w:r>
           </w:p>
           <w:p>
@@ -4161,12 +4549,6 @@
         <w:gridCol w:w="8492"/>
       </w:tblGrid>
       <w:tr>
-        <w:tblPrEx>
-          <w:tblCellMar>
-            <w:top w:w="0" w:type="dxa"/>
-            <w:bottom w:w="0" w:type="dxa"/>
-          </w:tblCellMar>
-        </w:tblPrEx>
         <w:tc>
           <w:tcPr>
             <w:tcW w:w="520" w:type="dxa"/>
@@ -4202,6 +4584,8 @@
             <w:pPr>
               <w:jc w:val="center"/>
             </w:pPr>
+            <w:proofErr w:type="spellStart"/>
+            <w:proofErr w:type="gramStart"/>
             <w:r>
               <w:rPr>
                 <w:color w:val="BDD7EE"/>
@@ -4210,6 +4594,8 @@
               </w:rPr>
               <w:t>queue.go</w:t>
             </w:r>
+            <w:proofErr w:type="spellEnd"/>
+            <w:proofErr w:type="gramEnd"/>
           </w:p>
         </w:tc>
         <w:tc>
@@ -4233,6 +4619,7 @@
             <w:pPr>
               <w:spacing w:after="30"/>
             </w:pPr>
+            <w:proofErr w:type="gramStart"/>
             <w:r>
               <w:rPr>
                 <w:rFonts w:ascii="Courier New" w:eastAsia="Courier New" w:hAnsi="Courier New" w:cs="Courier New"/>
@@ -4252,7 +4639,18 @@
                 <w:sz w:val="18"/>
                 <w:szCs w:val="18"/>
               </w:rPr>
-              <w:t>[Medium]</w:t>
+              <w:t>[</w:t>
+            </w:r>
+            <w:proofErr w:type="gramEnd"/>
+            <w:r>
+              <w:rPr>
+                <w:b/>
+                <w:bCs/>
+                <w:color w:val="F57F17"/>
+                <w:sz w:val="18"/>
+                <w:szCs w:val="18"/>
+              </w:rPr>
+              <w:t>Medium]</w:t>
             </w:r>
           </w:p>
           <w:p>
@@ -4295,12 +4693,6 @@
         <w:gridCol w:w="8492"/>
       </w:tblGrid>
       <w:tr>
-        <w:tblPrEx>
-          <w:tblCellMar>
-            <w:top w:w="0" w:type="dxa"/>
-            <w:bottom w:w="0" w:type="dxa"/>
-          </w:tblCellMar>
-        </w:tblPrEx>
         <w:tc>
           <w:tcPr>
             <w:tcW w:w="520" w:type="dxa"/>
@@ -4336,6 +4728,8 @@
             <w:pPr>
               <w:jc w:val="center"/>
             </w:pPr>
+            <w:proofErr w:type="spellStart"/>
+            <w:proofErr w:type="gramStart"/>
             <w:r>
               <w:rPr>
                 <w:color w:val="BDD7EE"/>
@@ -4344,6 +4738,8 @@
               </w:rPr>
               <w:t>queue.go</w:t>
             </w:r>
+            <w:proofErr w:type="spellEnd"/>
+            <w:proofErr w:type="gramEnd"/>
           </w:p>
         </w:tc>
         <w:tc>
@@ -4367,6 +4763,7 @@
             <w:pPr>
               <w:spacing w:after="30"/>
             </w:pPr>
+            <w:proofErr w:type="gramStart"/>
             <w:r>
               <w:rPr>
                 <w:rFonts w:ascii="Courier New" w:eastAsia="Courier New" w:hAnsi="Courier New" w:cs="Courier New"/>
@@ -4386,7 +4783,18 @@
                 <w:sz w:val="18"/>
                 <w:szCs w:val="18"/>
               </w:rPr>
-              <w:t>[Medium]</w:t>
+              <w:t>[</w:t>
+            </w:r>
+            <w:proofErr w:type="gramEnd"/>
+            <w:r>
+              <w:rPr>
+                <w:b/>
+                <w:bCs/>
+                <w:color w:val="F57F17"/>
+                <w:sz w:val="18"/>
+                <w:szCs w:val="18"/>
+              </w:rPr>
+              <w:t>Medium]</w:t>
             </w:r>
           </w:p>
           <w:p>
@@ -4429,12 +4837,6 @@
         <w:gridCol w:w="8658"/>
       </w:tblGrid>
       <w:tr>
-        <w:tblPrEx>
-          <w:tblCellMar>
-            <w:top w:w="0" w:type="dxa"/>
-            <w:bottom w:w="0" w:type="dxa"/>
-          </w:tblCellMar>
-        </w:tblPrEx>
         <w:tc>
           <w:tcPr>
             <w:tcW w:w="520" w:type="dxa"/>
@@ -4470,6 +4872,8 @@
             <w:pPr>
               <w:jc w:val="center"/>
             </w:pPr>
+            <w:proofErr w:type="spellStart"/>
+            <w:proofErr w:type="gramStart"/>
             <w:r>
               <w:rPr>
                 <w:color w:val="BDD7EE"/>
@@ -4478,6 +4882,8 @@
               </w:rPr>
               <w:t>rpc.go</w:t>
             </w:r>
+            <w:proofErr w:type="spellEnd"/>
+            <w:proofErr w:type="gramEnd"/>
           </w:p>
         </w:tc>
         <w:tc>
@@ -4510,7 +4916,19 @@
                 <w:sz w:val="20"/>
                 <w:szCs w:val="20"/>
               </w:rPr>
-              <w:t xml:space="preserve">Enqueue, Dequeue, Ack, Nack handlers  </w:t>
+              <w:t xml:space="preserve">Enqueue, Dequeue, Ack, Nack </w:t>
+            </w:r>
+            <w:proofErr w:type="gramStart"/>
+            <w:r>
+              <w:rPr>
+                <w:rFonts w:ascii="Courier New" w:eastAsia="Courier New" w:hAnsi="Courier New" w:cs="Courier New"/>
+                <w:b/>
+                <w:bCs/>
+                <w:color w:val="03045E"/>
+                <w:sz w:val="20"/>
+                <w:szCs w:val="20"/>
+              </w:rPr>
+              <w:t xml:space="preserve">handlers  </w:t>
             </w:r>
             <w:r>
               <w:rPr>
@@ -4520,7 +4938,18 @@
                 <w:sz w:val="18"/>
                 <w:szCs w:val="18"/>
               </w:rPr>
-              <w:t>[Easy]</w:t>
+              <w:t>[</w:t>
+            </w:r>
+            <w:proofErr w:type="gramEnd"/>
+            <w:r>
+              <w:rPr>
+                <w:b/>
+                <w:bCs/>
+                <w:color w:val="2E7D32"/>
+                <w:sz w:val="18"/>
+                <w:szCs w:val="18"/>
+              </w:rPr>
+              <w:t>Easy]</w:t>
             </w:r>
           </w:p>
           <w:p>
@@ -4530,7 +4959,25 @@
                 <w:sz w:val="21"/>
                 <w:szCs w:val="21"/>
               </w:rPr>
-              <w:t>Each calls the matching QueueManager method</w:t>
+              <w:t xml:space="preserve">Each calls the matching </w:t>
+            </w:r>
+            <w:proofErr w:type="spellStart"/>
+            <w:r>
+              <w:rPr>
+                <w:color w:val="555555"/>
+                <w:sz w:val="21"/>
+                <w:szCs w:val="21"/>
+              </w:rPr>
+              <w:t>QueueManager</w:t>
+            </w:r>
+            <w:proofErr w:type="spellEnd"/>
+            <w:r>
+              <w:rPr>
+                <w:color w:val="555555"/>
+                <w:sz w:val="21"/>
+                <w:szCs w:val="21"/>
+              </w:rPr>
+              <w:t xml:space="preserve"> method</w:t>
             </w:r>
           </w:p>
         </w:tc>
@@ -4563,12 +5010,6 @@
         <w:gridCol w:w="8457"/>
       </w:tblGrid>
       <w:tr>
-        <w:tblPrEx>
-          <w:tblCellMar>
-            <w:top w:w="0" w:type="dxa"/>
-            <w:bottom w:w="0" w:type="dxa"/>
-          </w:tblCellMar>
-        </w:tblPrEx>
         <w:tc>
           <w:tcPr>
             <w:tcW w:w="520" w:type="dxa"/>
@@ -4604,6 +5045,8 @@
             <w:pPr>
               <w:jc w:val="center"/>
             </w:pPr>
+            <w:proofErr w:type="spellStart"/>
+            <w:proofErr w:type="gramStart"/>
             <w:r>
               <w:rPr>
                 <w:color w:val="BDD7EE"/>
@@ -4612,6 +5055,8 @@
               </w:rPr>
               <w:t>worker.go</w:t>
             </w:r>
+            <w:proofErr w:type="spellEnd"/>
+            <w:proofErr w:type="gramEnd"/>
           </w:p>
         </w:tc>
         <w:tc>
@@ -4635,6 +5080,8 @@
             <w:pPr>
               <w:spacing w:after="30"/>
             </w:pPr>
+            <w:proofErr w:type="spellStart"/>
+            <w:proofErr w:type="gramStart"/>
             <w:r>
               <w:rPr>
                 <w:rFonts w:ascii="Courier New" w:eastAsia="Courier New" w:hAnsi="Courier New" w:cs="Courier New"/>
@@ -4644,7 +5091,19 @@
                 <w:sz w:val="20"/>
                 <w:szCs w:val="20"/>
               </w:rPr>
-              <w:t xml:space="preserve">RunWorkerPool()  </w:t>
+              <w:t>RunWorkerPool</w:t>
+            </w:r>
+            <w:proofErr w:type="spellEnd"/>
+            <w:r>
+              <w:rPr>
+                <w:rFonts w:ascii="Courier New" w:eastAsia="Courier New" w:hAnsi="Courier New" w:cs="Courier New"/>
+                <w:b/>
+                <w:bCs/>
+                <w:color w:val="03045E"/>
+                <w:sz w:val="20"/>
+                <w:szCs w:val="20"/>
+              </w:rPr>
+              <w:t xml:space="preserve">()  </w:t>
             </w:r>
             <w:r>
               <w:rPr>
@@ -4654,7 +5113,18 @@
                 <w:sz w:val="18"/>
                 <w:szCs w:val="18"/>
               </w:rPr>
-              <w:t>[Hard]</w:t>
+              <w:t>[</w:t>
+            </w:r>
+            <w:proofErr w:type="gramEnd"/>
+            <w:r>
+              <w:rPr>
+                <w:b/>
+                <w:bCs/>
+                <w:color w:val="B71C1C"/>
+                <w:sz w:val="18"/>
+                <w:szCs w:val="18"/>
+              </w:rPr>
+              <w:t>Hard]</w:t>
             </w:r>
           </w:p>
           <w:p>
@@ -4704,12 +5174,6 @@
         <w:gridCol w:w="9360"/>
       </w:tblGrid>
       <w:tr>
-        <w:tblPrEx>
-          <w:tblCellMar>
-            <w:top w:w="0" w:type="dxa"/>
-            <w:bottom w:w="0" w:type="dxa"/>
-          </w:tblCellMar>
-        </w:tblPrEx>
         <w:tc>
           <w:tcPr>
             <w:tcW w:w="9360" w:type="dxa"/>
@@ -4731,23 +5195,87 @@
             <w:pPr>
               <w:spacing w:after="40"/>
             </w:pPr>
+            <w:proofErr w:type="gramStart"/>
             <w:r>
               <w:rPr>
                 <w:b/>
                 <w:bCs/>
                 <w:color w:val="0077B6"/>
               </w:rPr>
-              <w:t>💡  At-Least-Once Delivery</w:t>
-            </w:r>
-          </w:p>
-          <w:p>
-            <w:r>
-              <w:rPr>
-                <w:color w:val="000000"/>
-                <w:sz w:val="21"/>
-                <w:szCs w:val="21"/>
-              </w:rPr>
-              <w:t>If a worker acked immediately after Dequeue (before doing the work), a crash during processing would lose the task forever. By acking only AFTER successful processing, a crashed worker's task remains in-flight, gets detected as stale, and is automatically redelivered to another worker. This is called at-least-once delivery — a task might be processed more than once (if the first worker was slow but not dead) but is never silently lost.</w:t>
+              <w:t>💡  At</w:t>
+            </w:r>
+            <w:proofErr w:type="gramEnd"/>
+            <w:r>
+              <w:rPr>
+                <w:b/>
+                <w:bCs/>
+                <w:color w:val="0077B6"/>
+              </w:rPr>
+              <w:t>-Least-Once Delivery</w:t>
+            </w:r>
+          </w:p>
+          <w:p>
+            <w:r>
+              <w:rPr>
+                <w:color w:val="000000"/>
+                <w:sz w:val="21"/>
+                <w:szCs w:val="21"/>
+              </w:rPr>
+              <w:t xml:space="preserve">If a worker </w:t>
+            </w:r>
+            <w:proofErr w:type="spellStart"/>
+            <w:r>
+              <w:rPr>
+                <w:color w:val="000000"/>
+                <w:sz w:val="21"/>
+                <w:szCs w:val="21"/>
+              </w:rPr>
+              <w:t>acked</w:t>
+            </w:r>
+            <w:proofErr w:type="spellEnd"/>
+            <w:r>
+              <w:rPr>
+                <w:color w:val="000000"/>
+                <w:sz w:val="21"/>
+                <w:szCs w:val="21"/>
+              </w:rPr>
+              <w:t xml:space="preserve"> immediately after Dequeue (before doing the work), a crash during processing would lose the task forever. By </w:t>
+            </w:r>
+            <w:proofErr w:type="spellStart"/>
+            <w:r>
+              <w:rPr>
+                <w:color w:val="000000"/>
+                <w:sz w:val="21"/>
+                <w:szCs w:val="21"/>
+              </w:rPr>
+              <w:t>acking</w:t>
+            </w:r>
+            <w:proofErr w:type="spellEnd"/>
+            <w:r>
+              <w:rPr>
+                <w:color w:val="000000"/>
+                <w:sz w:val="21"/>
+                <w:szCs w:val="21"/>
+              </w:rPr>
+              <w:t xml:space="preserve"> only AFTER successful processing, a crashed worker's task remains in-flight, gets detected as stale, and is automatically </w:t>
+            </w:r>
+            <w:proofErr w:type="gramStart"/>
+            <w:r>
+              <w:rPr>
+                <w:color w:val="000000"/>
+                <w:sz w:val="21"/>
+                <w:szCs w:val="21"/>
+              </w:rPr>
+              <w:t>redelivered</w:t>
+            </w:r>
+            <w:proofErr w:type="gramEnd"/>
+            <w:r>
+              <w:rPr>
+                <w:color w:val="000000"/>
+                <w:sz w:val="21"/>
+                <w:szCs w:val="21"/>
+              </w:rPr>
+              <w:t xml:space="preserve"> to another worker. This is called at-least-once delivery — a task might be processed more than once (if the first worker was slow but not dead) but is never silently lost.</w:t>
             </w:r>
           </w:p>
         </w:tc>
@@ -4787,12 +5315,6 @@
         <w:gridCol w:w="9360"/>
       </w:tblGrid>
       <w:tr>
-        <w:tblPrEx>
-          <w:tblCellMar>
-            <w:top w:w="0" w:type="dxa"/>
-            <w:bottom w:w="0" w:type="dxa"/>
-          </w:tblCellMar>
-        </w:tblPrEx>
         <w:tc>
           <w:tcPr>
             <w:tcW w:w="9360" w:type="dxa"/>
@@ -4829,7 +5351,27 @@
                 <w:sz w:val="18"/>
                 <w:szCs w:val="18"/>
               </w:rPr>
-              <w:t>docker exec lab05-worker /lab05/queue/queue_bin -mode work -queue orders -workers 3 &amp;</w:t>
+              <w:t>docker exec lab05-worker /lab05/queue/</w:t>
+            </w:r>
+            <w:proofErr w:type="spellStart"/>
+            <w:r>
+              <w:rPr>
+                <w:rFonts w:ascii="Courier New" w:eastAsia="Courier New" w:hAnsi="Courier New" w:cs="Courier New"/>
+                <w:color w:val="D4D4D4"/>
+                <w:sz w:val="18"/>
+                <w:szCs w:val="18"/>
+              </w:rPr>
+              <w:t>queue_bin</w:t>
+            </w:r>
+            <w:proofErr w:type="spellEnd"/>
+            <w:r>
+              <w:rPr>
+                <w:rFonts w:ascii="Courier New" w:eastAsia="Courier New" w:hAnsi="Courier New" w:cs="Courier New"/>
+                <w:color w:val="D4D4D4"/>
+                <w:sz w:val="18"/>
+                <w:szCs w:val="18"/>
+              </w:rPr>
+              <w:t xml:space="preserve"> -mode work -queue orders -workers 3 &amp;</w:t>
             </w:r>
           </w:p>
           <w:p>
@@ -4862,7 +5404,27 @@
                 <w:sz w:val="18"/>
                 <w:szCs w:val="18"/>
               </w:rPr>
-              <w:t>docker exec lab05-producer /lab05/queue/queue_bin -mode produce -queue orders -payload order -count 10</w:t>
+              <w:t>docker exec lab05-producer /lab05/queue/</w:t>
+            </w:r>
+            <w:proofErr w:type="spellStart"/>
+            <w:r>
+              <w:rPr>
+                <w:rFonts w:ascii="Courier New" w:eastAsia="Courier New" w:hAnsi="Courier New" w:cs="Courier New"/>
+                <w:color w:val="D4D4D4"/>
+                <w:sz w:val="18"/>
+                <w:szCs w:val="18"/>
+              </w:rPr>
+              <w:t>queue_bin</w:t>
+            </w:r>
+            <w:proofErr w:type="spellEnd"/>
+            <w:r>
+              <w:rPr>
+                <w:rFonts w:ascii="Courier New" w:eastAsia="Courier New" w:hAnsi="Courier New" w:cs="Courier New"/>
+                <w:color w:val="D4D4D4"/>
+                <w:sz w:val="18"/>
+                <w:szCs w:val="18"/>
+              </w:rPr>
+              <w:t xml:space="preserve"> -mode produce -queue orders -payload order -count 10</w:t>
             </w:r>
           </w:p>
           <w:p>
@@ -4983,12 +5545,6 @@
         <w:gridCol w:w="9360"/>
       </w:tblGrid>
       <w:tr>
-        <w:tblPrEx>
-          <w:tblCellMar>
-            <w:top w:w="0" w:type="dxa"/>
-            <w:bottom w:w="0" w:type="dxa"/>
-          </w:tblCellMar>
-        </w:tblPrEx>
         <w:tc>
           <w:tcPr>
             <w:tcW w:w="9360" w:type="dxa"/>
@@ -5025,40 +5581,117 @@
                 <w:sz w:val="18"/>
                 <w:szCs w:val="18"/>
               </w:rPr>
-              <w:t>cd /lab05/pubsub</w:t>
-            </w:r>
-          </w:p>
-          <w:p>
-            <w:r>
-              <w:rPr>
-                <w:rFonts w:ascii="Courier New" w:eastAsia="Courier New" w:hAnsi="Courier New" w:cs="Courier New"/>
-                <w:color w:val="D4D4D4"/>
-                <w:sz w:val="18"/>
-                <w:szCs w:val="18"/>
-              </w:rPr>
-              <w:t>nano broker.go      # Tasks 8-11, 14</w:t>
-            </w:r>
-          </w:p>
-          <w:p>
-            <w:r>
-              <w:rPr>
-                <w:rFonts w:ascii="Courier New" w:eastAsia="Courier New" w:hAnsi="Courier New" w:cs="Courier New"/>
-                <w:color w:val="D4D4D4"/>
-                <w:sz w:val="18"/>
-                <w:szCs w:val="18"/>
-              </w:rPr>
-              <w:t>nano subscriber.go  # Task 12</w:t>
-            </w:r>
-          </w:p>
-          <w:p>
-            <w:r>
-              <w:rPr>
-                <w:rFonts w:ascii="Courier New" w:eastAsia="Courier New" w:hAnsi="Courier New" w:cs="Courier New"/>
-                <w:color w:val="D4D4D4"/>
-                <w:sz w:val="18"/>
-                <w:szCs w:val="18"/>
-              </w:rPr>
-              <w:t>nano rpc.go         # Task 13</w:t>
+              <w:t>cd /lab05/</w:t>
+            </w:r>
+            <w:proofErr w:type="spellStart"/>
+            <w:r>
+              <w:rPr>
+                <w:rFonts w:ascii="Courier New" w:eastAsia="Courier New" w:hAnsi="Courier New" w:cs="Courier New"/>
+                <w:color w:val="D4D4D4"/>
+                <w:sz w:val="18"/>
+                <w:szCs w:val="18"/>
+              </w:rPr>
+              <w:t>pubsub</w:t>
+            </w:r>
+            <w:proofErr w:type="spellEnd"/>
+          </w:p>
+          <w:p>
+            <w:r>
+              <w:rPr>
+                <w:rFonts w:ascii="Courier New" w:eastAsia="Courier New" w:hAnsi="Courier New" w:cs="Courier New"/>
+                <w:color w:val="D4D4D4"/>
+                <w:sz w:val="18"/>
+                <w:szCs w:val="18"/>
+              </w:rPr>
+              <w:t xml:space="preserve">nano </w:t>
+            </w:r>
+            <w:proofErr w:type="spellStart"/>
+            <w:proofErr w:type="gramStart"/>
+            <w:r>
+              <w:rPr>
+                <w:rFonts w:ascii="Courier New" w:eastAsia="Courier New" w:hAnsi="Courier New" w:cs="Courier New"/>
+                <w:color w:val="D4D4D4"/>
+                <w:sz w:val="18"/>
+                <w:szCs w:val="18"/>
+              </w:rPr>
+              <w:t>broker.go</w:t>
+            </w:r>
+            <w:proofErr w:type="spellEnd"/>
+            <w:proofErr w:type="gramEnd"/>
+            <w:r>
+              <w:rPr>
+                <w:rFonts w:ascii="Courier New" w:eastAsia="Courier New" w:hAnsi="Courier New" w:cs="Courier New"/>
+                <w:color w:val="D4D4D4"/>
+                <w:sz w:val="18"/>
+                <w:szCs w:val="18"/>
+              </w:rPr>
+              <w:t xml:space="preserve">      # Tasks 8-11, 14</w:t>
+            </w:r>
+          </w:p>
+          <w:p>
+            <w:r>
+              <w:rPr>
+                <w:rFonts w:ascii="Courier New" w:eastAsia="Courier New" w:hAnsi="Courier New" w:cs="Courier New"/>
+                <w:color w:val="D4D4D4"/>
+                <w:sz w:val="18"/>
+                <w:szCs w:val="18"/>
+              </w:rPr>
+              <w:t xml:space="preserve">nano </w:t>
+            </w:r>
+            <w:proofErr w:type="spellStart"/>
+            <w:proofErr w:type="gramStart"/>
+            <w:r>
+              <w:rPr>
+                <w:rFonts w:ascii="Courier New" w:eastAsia="Courier New" w:hAnsi="Courier New" w:cs="Courier New"/>
+                <w:color w:val="D4D4D4"/>
+                <w:sz w:val="18"/>
+                <w:szCs w:val="18"/>
+              </w:rPr>
+              <w:t>subscriber.go</w:t>
+            </w:r>
+            <w:proofErr w:type="spellEnd"/>
+            <w:proofErr w:type="gramEnd"/>
+            <w:r>
+              <w:rPr>
+                <w:rFonts w:ascii="Courier New" w:eastAsia="Courier New" w:hAnsi="Courier New" w:cs="Courier New"/>
+                <w:color w:val="D4D4D4"/>
+                <w:sz w:val="18"/>
+                <w:szCs w:val="18"/>
+              </w:rPr>
+              <w:t xml:space="preserve">  # Task 12</w:t>
+            </w:r>
+          </w:p>
+          <w:p>
+            <w:r>
+              <w:rPr>
+                <w:rFonts w:ascii="Courier New" w:eastAsia="Courier New" w:hAnsi="Courier New" w:cs="Courier New"/>
+                <w:color w:val="D4D4D4"/>
+                <w:sz w:val="18"/>
+                <w:szCs w:val="18"/>
+              </w:rPr>
+              <w:t xml:space="preserve">nano </w:t>
+            </w:r>
+            <w:proofErr w:type="spellStart"/>
+            <w:proofErr w:type="gramStart"/>
+            <w:r>
+              <w:rPr>
+                <w:rFonts w:ascii="Courier New" w:eastAsia="Courier New" w:hAnsi="Courier New" w:cs="Courier New"/>
+                <w:color w:val="D4D4D4"/>
+                <w:sz w:val="18"/>
+                <w:szCs w:val="18"/>
+              </w:rPr>
+              <w:t>rpc.go</w:t>
+            </w:r>
+            <w:proofErr w:type="spellEnd"/>
+            <w:proofErr w:type="gramEnd"/>
+            <w:r>
+              <w:rPr>
+                <w:rFonts w:ascii="Courier New" w:eastAsia="Courier New" w:hAnsi="Courier New" w:cs="Courier New"/>
+                <w:color w:val="D4D4D4"/>
+                <w:sz w:val="18"/>
+                <w:szCs w:val="18"/>
+              </w:rPr>
+              <w:t xml:space="preserve">         # Task 13</w:t>
             </w:r>
           </w:p>
         </w:tc>
@@ -5104,12 +5737,6 @@
         <w:gridCol w:w="8484"/>
       </w:tblGrid>
       <w:tr>
-        <w:tblPrEx>
-          <w:tblCellMar>
-            <w:top w:w="0" w:type="dxa"/>
-            <w:bottom w:w="0" w:type="dxa"/>
-          </w:tblCellMar>
-        </w:tblPrEx>
         <w:tc>
           <w:tcPr>
             <w:tcW w:w="520" w:type="dxa"/>
@@ -5145,6 +5772,8 @@
             <w:pPr>
               <w:jc w:val="center"/>
             </w:pPr>
+            <w:proofErr w:type="spellStart"/>
+            <w:proofErr w:type="gramStart"/>
             <w:r>
               <w:rPr>
                 <w:color w:val="BDD7EE"/>
@@ -5153,6 +5782,8 @@
               </w:rPr>
               <w:t>broker.go</w:t>
             </w:r>
+            <w:proofErr w:type="spellEnd"/>
+            <w:proofErr w:type="gramEnd"/>
           </w:p>
         </w:tc>
         <w:tc>
@@ -5176,6 +5807,8 @@
             <w:pPr>
               <w:spacing w:after="30"/>
             </w:pPr>
+            <w:proofErr w:type="spellStart"/>
+            <w:proofErr w:type="gramStart"/>
             <w:r>
               <w:rPr>
                 <w:rFonts w:ascii="Courier New" w:eastAsia="Courier New" w:hAnsi="Courier New" w:cs="Courier New"/>
@@ -5185,7 +5818,19 @@
                 <w:sz w:val="20"/>
                 <w:szCs w:val="20"/>
               </w:rPr>
-              <w:t xml:space="preserve">NewBroker()  </w:t>
+              <w:t>NewBroker</w:t>
+            </w:r>
+            <w:proofErr w:type="spellEnd"/>
+            <w:r>
+              <w:rPr>
+                <w:rFonts w:ascii="Courier New" w:eastAsia="Courier New" w:hAnsi="Courier New" w:cs="Courier New"/>
+                <w:b/>
+                <w:bCs/>
+                <w:color w:val="03045E"/>
+                <w:sz w:val="20"/>
+                <w:szCs w:val="20"/>
+              </w:rPr>
+              <w:t xml:space="preserve">()  </w:t>
             </w:r>
             <w:r>
               <w:rPr>
@@ -5195,17 +5840,56 @@
                 <w:sz w:val="18"/>
                 <w:szCs w:val="18"/>
               </w:rPr>
-              <w:t>[Easy]</w:t>
-            </w:r>
-          </w:p>
-          <w:p>
+              <w:t>[</w:t>
+            </w:r>
+            <w:proofErr w:type="gramEnd"/>
+            <w:r>
+              <w:rPr>
+                <w:b/>
+                <w:bCs/>
+                <w:color w:val="2E7D32"/>
+                <w:sz w:val="18"/>
+                <w:szCs w:val="18"/>
+              </w:rPr>
+              <w:t>Easy]</w:t>
+            </w:r>
+          </w:p>
+          <w:p>
+            <w:proofErr w:type="spellStart"/>
             <w:r>
               <w:rPr>
                 <w:color w:val="555555"/>
                 <w:sz w:val="21"/>
                 <w:szCs w:val="21"/>
               </w:rPr>
-              <w:t>Initialise subscribers map and seqCounters map</w:t>
+              <w:t>Initialise</w:t>
+            </w:r>
+            <w:proofErr w:type="spellEnd"/>
+            <w:r>
+              <w:rPr>
+                <w:color w:val="555555"/>
+                <w:sz w:val="21"/>
+                <w:szCs w:val="21"/>
+              </w:rPr>
+              <w:t xml:space="preserve"> subscribers map and </w:t>
+            </w:r>
+            <w:proofErr w:type="spellStart"/>
+            <w:r>
+              <w:rPr>
+                <w:color w:val="555555"/>
+                <w:sz w:val="21"/>
+                <w:szCs w:val="21"/>
+              </w:rPr>
+              <w:t>seqCounters</w:t>
+            </w:r>
+            <w:proofErr w:type="spellEnd"/>
+            <w:r>
+              <w:rPr>
+                <w:color w:val="555555"/>
+                <w:sz w:val="21"/>
+                <w:szCs w:val="21"/>
+              </w:rPr>
+              <w:t xml:space="preserve"> map</w:t>
             </w:r>
           </w:p>
         </w:tc>
@@ -5238,12 +5922,6 @@
         <w:gridCol w:w="8484"/>
       </w:tblGrid>
       <w:tr>
-        <w:tblPrEx>
-          <w:tblCellMar>
-            <w:top w:w="0" w:type="dxa"/>
-            <w:bottom w:w="0" w:type="dxa"/>
-          </w:tblCellMar>
-        </w:tblPrEx>
         <w:tc>
           <w:tcPr>
             <w:tcW w:w="520" w:type="dxa"/>
@@ -5279,6 +5957,8 @@
             <w:pPr>
               <w:jc w:val="center"/>
             </w:pPr>
+            <w:proofErr w:type="spellStart"/>
+            <w:proofErr w:type="gramStart"/>
             <w:r>
               <w:rPr>
                 <w:color w:val="BDD7EE"/>
@@ -5287,6 +5967,8 @@
               </w:rPr>
               <w:t>broker.go</w:t>
             </w:r>
+            <w:proofErr w:type="spellEnd"/>
+            <w:proofErr w:type="gramEnd"/>
           </w:p>
         </w:tc>
         <w:tc>
@@ -5310,6 +5992,7 @@
             <w:pPr>
               <w:spacing w:after="30"/>
             </w:pPr>
+            <w:proofErr w:type="gramStart"/>
             <w:r>
               <w:rPr>
                 <w:rFonts w:ascii="Courier New" w:eastAsia="Courier New" w:hAnsi="Courier New" w:cs="Courier New"/>
@@ -5329,7 +6012,18 @@
                 <w:sz w:val="18"/>
                 <w:szCs w:val="18"/>
               </w:rPr>
-              <w:t>[Easy]</w:t>
+              <w:t>[</w:t>
+            </w:r>
+            <w:proofErr w:type="gramEnd"/>
+            <w:r>
+              <w:rPr>
+                <w:b/>
+                <w:bCs/>
+                <w:color w:val="2E7D32"/>
+                <w:sz w:val="18"/>
+                <w:szCs w:val="18"/>
+              </w:rPr>
+              <w:t>Easy]</w:t>
             </w:r>
           </w:p>
           <w:p>
@@ -5372,12 +6066,6 @@
         <w:gridCol w:w="8484"/>
       </w:tblGrid>
       <w:tr>
-        <w:tblPrEx>
-          <w:tblCellMar>
-            <w:top w:w="0" w:type="dxa"/>
-            <w:bottom w:w="0" w:type="dxa"/>
-          </w:tblCellMar>
-        </w:tblPrEx>
         <w:tc>
           <w:tcPr>
             <w:tcW w:w="520" w:type="dxa"/>
@@ -5413,6 +6101,8 @@
             <w:pPr>
               <w:jc w:val="center"/>
             </w:pPr>
+            <w:proofErr w:type="spellStart"/>
+            <w:proofErr w:type="gramStart"/>
             <w:r>
               <w:rPr>
                 <w:color w:val="BDD7EE"/>
@@ -5421,6 +6111,8 @@
               </w:rPr>
               <w:t>broker.go</w:t>
             </w:r>
+            <w:proofErr w:type="spellEnd"/>
+            <w:proofErr w:type="gramEnd"/>
           </w:p>
         </w:tc>
         <w:tc>
@@ -5444,6 +6136,7 @@
             <w:pPr>
               <w:spacing w:after="30"/>
             </w:pPr>
+            <w:proofErr w:type="gramStart"/>
             <w:r>
               <w:rPr>
                 <w:rFonts w:ascii="Courier New" w:eastAsia="Courier New" w:hAnsi="Courier New" w:cs="Courier New"/>
@@ -5463,7 +6156,18 @@
                 <w:sz w:val="18"/>
                 <w:szCs w:val="18"/>
               </w:rPr>
-              <w:t>[Easy]</w:t>
+              <w:t>[</w:t>
+            </w:r>
+            <w:proofErr w:type="gramEnd"/>
+            <w:r>
+              <w:rPr>
+                <w:b/>
+                <w:bCs/>
+                <w:color w:val="2E7D32"/>
+                <w:sz w:val="18"/>
+                <w:szCs w:val="18"/>
+              </w:rPr>
+              <w:t>Easy]</w:t>
             </w:r>
           </w:p>
           <w:p>
@@ -5506,12 +6210,6 @@
         <w:gridCol w:w="8484"/>
       </w:tblGrid>
       <w:tr>
-        <w:tblPrEx>
-          <w:tblCellMar>
-            <w:top w:w="0" w:type="dxa"/>
-            <w:bottom w:w="0" w:type="dxa"/>
-          </w:tblCellMar>
-        </w:tblPrEx>
         <w:tc>
           <w:tcPr>
             <w:tcW w:w="520" w:type="dxa"/>
@@ -5547,6 +6245,8 @@
             <w:pPr>
               <w:jc w:val="center"/>
             </w:pPr>
+            <w:proofErr w:type="spellStart"/>
+            <w:proofErr w:type="gramStart"/>
             <w:r>
               <w:rPr>
                 <w:color w:val="BDD7EE"/>
@@ -5555,6 +6255,8 @@
               </w:rPr>
               <w:t>broker.go</w:t>
             </w:r>
+            <w:proofErr w:type="spellEnd"/>
+            <w:proofErr w:type="gramEnd"/>
           </w:p>
         </w:tc>
         <w:tc>
@@ -5578,6 +6280,7 @@
             <w:pPr>
               <w:spacing w:after="30"/>
             </w:pPr>
+            <w:proofErr w:type="gramStart"/>
             <w:r>
               <w:rPr>
                 <w:rFonts w:ascii="Courier New" w:eastAsia="Courier New" w:hAnsi="Courier New" w:cs="Courier New"/>
@@ -5597,7 +6300,18 @@
                 <w:sz w:val="18"/>
                 <w:szCs w:val="18"/>
               </w:rPr>
-              <w:t>[Hard]</w:t>
+              <w:t>[</w:t>
+            </w:r>
+            <w:proofErr w:type="gramEnd"/>
+            <w:r>
+              <w:rPr>
+                <w:b/>
+                <w:bCs/>
+                <w:color w:val="B71C1C"/>
+                <w:sz w:val="18"/>
+                <w:szCs w:val="18"/>
+              </w:rPr>
+              <w:t>Hard]</w:t>
             </w:r>
           </w:p>
           <w:p>
@@ -5640,12 +6354,6 @@
         <w:gridCol w:w="8199"/>
       </w:tblGrid>
       <w:tr>
-        <w:tblPrEx>
-          <w:tblCellMar>
-            <w:top w:w="0" w:type="dxa"/>
-            <w:bottom w:w="0" w:type="dxa"/>
-          </w:tblCellMar>
-        </w:tblPrEx>
         <w:tc>
           <w:tcPr>
             <w:tcW w:w="520" w:type="dxa"/>
@@ -5681,6 +6389,8 @@
             <w:pPr>
               <w:jc w:val="center"/>
             </w:pPr>
+            <w:proofErr w:type="spellStart"/>
+            <w:proofErr w:type="gramStart"/>
             <w:r>
               <w:rPr>
                 <w:color w:val="BDD7EE"/>
@@ -5689,6 +6399,8 @@
               </w:rPr>
               <w:t>subscriber.go</w:t>
             </w:r>
+            <w:proofErr w:type="spellEnd"/>
+            <w:proofErr w:type="gramEnd"/>
           </w:p>
         </w:tc>
         <w:tc>
@@ -5712,6 +6424,7 @@
             <w:pPr>
               <w:spacing w:after="30"/>
             </w:pPr>
+            <w:proofErr w:type="gramStart"/>
             <w:r>
               <w:rPr>
                 <w:rFonts w:ascii="Courier New" w:eastAsia="Courier New" w:hAnsi="Courier New" w:cs="Courier New"/>
@@ -5731,7 +6444,18 @@
                 <w:sz w:val="18"/>
                 <w:szCs w:val="18"/>
               </w:rPr>
-              <w:t>[Easy]</w:t>
+              <w:t>[</w:t>
+            </w:r>
+            <w:proofErr w:type="gramEnd"/>
+            <w:r>
+              <w:rPr>
+                <w:b/>
+                <w:bCs/>
+                <w:color w:val="2E7D32"/>
+                <w:sz w:val="18"/>
+                <w:szCs w:val="18"/>
+              </w:rPr>
+              <w:t>Easy]</w:t>
             </w:r>
           </w:p>
           <w:p>
@@ -5774,12 +6498,6 @@
         <w:gridCol w:w="8658"/>
       </w:tblGrid>
       <w:tr>
-        <w:tblPrEx>
-          <w:tblCellMar>
-            <w:top w:w="0" w:type="dxa"/>
-            <w:bottom w:w="0" w:type="dxa"/>
-          </w:tblCellMar>
-        </w:tblPrEx>
         <w:tc>
           <w:tcPr>
             <w:tcW w:w="520" w:type="dxa"/>
@@ -5815,6 +6533,8 @@
             <w:pPr>
               <w:jc w:val="center"/>
             </w:pPr>
+            <w:proofErr w:type="spellStart"/>
+            <w:proofErr w:type="gramStart"/>
             <w:r>
               <w:rPr>
                 <w:color w:val="BDD7EE"/>
@@ -5823,6 +6543,8 @@
               </w:rPr>
               <w:t>rpc.go</w:t>
             </w:r>
+            <w:proofErr w:type="spellEnd"/>
+            <w:proofErr w:type="gramEnd"/>
           </w:p>
         </w:tc>
         <w:tc>
@@ -5855,7 +6577,19 @@
                 <w:sz w:val="20"/>
                 <w:szCs w:val="20"/>
               </w:rPr>
-              <w:t xml:space="preserve">Subscribe, Unsubscribe, Publish handlers  </w:t>
+              <w:t xml:space="preserve">Subscribe, Unsubscribe, Publish </w:t>
+            </w:r>
+            <w:proofErr w:type="gramStart"/>
+            <w:r>
+              <w:rPr>
+                <w:rFonts w:ascii="Courier New" w:eastAsia="Courier New" w:hAnsi="Courier New" w:cs="Courier New"/>
+                <w:b/>
+                <w:bCs/>
+                <w:color w:val="03045E"/>
+                <w:sz w:val="20"/>
+                <w:szCs w:val="20"/>
+              </w:rPr>
+              <w:t xml:space="preserve">handlers  </w:t>
             </w:r>
             <w:r>
               <w:rPr>
@@ -5865,7 +6599,18 @@
                 <w:sz w:val="18"/>
                 <w:szCs w:val="18"/>
               </w:rPr>
-              <w:t>[Easy]</w:t>
+              <w:t>[</w:t>
+            </w:r>
+            <w:proofErr w:type="gramEnd"/>
+            <w:r>
+              <w:rPr>
+                <w:b/>
+                <w:bCs/>
+                <w:color w:val="2E7D32"/>
+                <w:sz w:val="18"/>
+                <w:szCs w:val="18"/>
+              </w:rPr>
+              <w:t>Easy]</w:t>
             </w:r>
           </w:p>
           <w:p>
@@ -5908,12 +6653,6 @@
         <w:gridCol w:w="8484"/>
       </w:tblGrid>
       <w:tr>
-        <w:tblPrEx>
-          <w:tblCellMar>
-            <w:top w:w="0" w:type="dxa"/>
-            <w:bottom w:w="0" w:type="dxa"/>
-          </w:tblCellMar>
-        </w:tblPrEx>
         <w:tc>
           <w:tcPr>
             <w:tcW w:w="520" w:type="dxa"/>
@@ -5949,6 +6688,8 @@
             <w:pPr>
               <w:jc w:val="center"/>
             </w:pPr>
+            <w:proofErr w:type="spellStart"/>
+            <w:proofErr w:type="gramStart"/>
             <w:r>
               <w:rPr>
                 <w:color w:val="BDD7EE"/>
@@ -5957,6 +6698,8 @@
               </w:rPr>
               <w:t>broker.go</w:t>
             </w:r>
+            <w:proofErr w:type="spellEnd"/>
+            <w:proofErr w:type="gramEnd"/>
           </w:p>
         </w:tc>
         <w:tc>
@@ -5989,7 +6732,19 @@
                 <w:sz w:val="20"/>
                 <w:szCs w:val="20"/>
               </w:rPr>
-              <w:t xml:space="preserve">Multiple topics  </w:t>
+              <w:t xml:space="preserve">Multiple </w:t>
+            </w:r>
+            <w:proofErr w:type="gramStart"/>
+            <w:r>
+              <w:rPr>
+                <w:rFonts w:ascii="Courier New" w:eastAsia="Courier New" w:hAnsi="Courier New" w:cs="Courier New"/>
+                <w:b/>
+                <w:bCs/>
+                <w:color w:val="03045E"/>
+                <w:sz w:val="20"/>
+                <w:szCs w:val="20"/>
+              </w:rPr>
+              <w:t xml:space="preserve">topics  </w:t>
             </w:r>
             <w:r>
               <w:rPr>
@@ -5999,7 +6754,18 @@
                 <w:sz w:val="18"/>
                 <w:szCs w:val="18"/>
               </w:rPr>
-              <w:t>[Easy]</w:t>
+              <w:t>[</w:t>
+            </w:r>
+            <w:proofErr w:type="gramEnd"/>
+            <w:r>
+              <w:rPr>
+                <w:b/>
+                <w:bCs/>
+                <w:color w:val="2E7D32"/>
+                <w:sz w:val="18"/>
+                <w:szCs w:val="18"/>
+              </w:rPr>
+              <w:t>Easy]</w:t>
             </w:r>
           </w:p>
           <w:p>
@@ -6051,12 +6817,6 @@
         <w:gridCol w:w="3980"/>
       </w:tblGrid>
       <w:tr>
-        <w:tblPrEx>
-          <w:tblCellMar>
-            <w:top w:w="0" w:type="dxa"/>
-            <w:bottom w:w="0" w:type="dxa"/>
-          </w:tblCellMar>
-        </w:tblPrEx>
         <w:tc>
           <w:tcPr>
             <w:tcW w:w="1800" w:type="dxa"/>
@@ -6138,12 +6898,6 @@
         </w:tc>
       </w:tr>
       <w:tr>
-        <w:tblPrEx>
-          <w:tblCellMar>
-            <w:top w:w="0" w:type="dxa"/>
-            <w:bottom w:w="0" w:type="dxa"/>
-          </w:tblCellMar>
-        </w:tblPrEx>
         <w:tc>
           <w:tcPr>
             <w:tcW w:w="1800" w:type="dxa"/>
@@ -6230,12 +6984,6 @@
         </w:tc>
       </w:tr>
       <w:tr>
-        <w:tblPrEx>
-          <w:tblCellMar>
-            <w:top w:w="0" w:type="dxa"/>
-            <w:bottom w:w="0" w:type="dxa"/>
-          </w:tblCellMar>
-        </w:tblPrEx>
         <w:tc>
           <w:tcPr>
             <w:tcW w:w="1800" w:type="dxa"/>
@@ -6322,12 +7070,6 @@
         </w:tc>
       </w:tr>
       <w:tr>
-        <w:tblPrEx>
-          <w:tblCellMar>
-            <w:top w:w="0" w:type="dxa"/>
-            <w:bottom w:w="0" w:type="dxa"/>
-          </w:tblCellMar>
-        </w:tblPrEx>
         <w:tc>
           <w:tcPr>
             <w:tcW w:w="1800" w:type="dxa"/>
@@ -6449,12 +7191,6 @@
         <w:gridCol w:w="9360"/>
       </w:tblGrid>
       <w:tr>
-        <w:tblPrEx>
-          <w:tblCellMar>
-            <w:top w:w="0" w:type="dxa"/>
-            <w:bottom w:w="0" w:type="dxa"/>
-          </w:tblCellMar>
-        </w:tblPrEx>
         <w:tc>
           <w:tcPr>
             <w:tcW w:w="9360" w:type="dxa"/>
@@ -6491,7 +7227,47 @@
                 <w:sz w:val="18"/>
                 <w:szCs w:val="18"/>
               </w:rPr>
-              <w:t>docker exec -d lab05-subscriber1 /lab05/pubsub/pubsub_bin \</w:t>
+              <w:t>docker exec -d lab05-subscriber1 /lab05/</w:t>
+            </w:r>
+            <w:proofErr w:type="spellStart"/>
+            <w:r>
+              <w:rPr>
+                <w:rFonts w:ascii="Courier New" w:eastAsia="Courier New" w:hAnsi="Courier New" w:cs="Courier New"/>
+                <w:color w:val="D4D4D4"/>
+                <w:sz w:val="18"/>
+                <w:szCs w:val="18"/>
+              </w:rPr>
+              <w:t>pubsub</w:t>
+            </w:r>
+            <w:proofErr w:type="spellEnd"/>
+            <w:r>
+              <w:rPr>
+                <w:rFonts w:ascii="Courier New" w:eastAsia="Courier New" w:hAnsi="Courier New" w:cs="Courier New"/>
+                <w:color w:val="D4D4D4"/>
+                <w:sz w:val="18"/>
+                <w:szCs w:val="18"/>
+              </w:rPr>
+              <w:t>/</w:t>
+            </w:r>
+            <w:proofErr w:type="spellStart"/>
+            <w:r>
+              <w:rPr>
+                <w:rFonts w:ascii="Courier New" w:eastAsia="Courier New" w:hAnsi="Courier New" w:cs="Courier New"/>
+                <w:color w:val="D4D4D4"/>
+                <w:sz w:val="18"/>
+                <w:szCs w:val="18"/>
+              </w:rPr>
+              <w:t>pubsub_bin</w:t>
+            </w:r>
+            <w:proofErr w:type="spellEnd"/>
+            <w:r>
+              <w:rPr>
+                <w:rFonts w:ascii="Courier New" w:eastAsia="Courier New" w:hAnsi="Courier New" w:cs="Courier New"/>
+                <w:color w:val="D4D4D4"/>
+                <w:sz w:val="18"/>
+                <w:szCs w:val="18"/>
+              </w:rPr>
+              <w:t xml:space="preserve"> \</w:t>
             </w:r>
           </w:p>
           <w:p>
@@ -6513,7 +7289,47 @@
                 <w:sz w:val="18"/>
                 <w:szCs w:val="18"/>
               </w:rPr>
-              <w:t>docker exec -d lab05-subscriber2 /lab05/pubsub/pubsub_bin \</w:t>
+              <w:t>docker exec -d lab05-subscriber2 /lab05/</w:t>
+            </w:r>
+            <w:proofErr w:type="spellStart"/>
+            <w:r>
+              <w:rPr>
+                <w:rFonts w:ascii="Courier New" w:eastAsia="Courier New" w:hAnsi="Courier New" w:cs="Courier New"/>
+                <w:color w:val="D4D4D4"/>
+                <w:sz w:val="18"/>
+                <w:szCs w:val="18"/>
+              </w:rPr>
+              <w:t>pubsub</w:t>
+            </w:r>
+            <w:proofErr w:type="spellEnd"/>
+            <w:r>
+              <w:rPr>
+                <w:rFonts w:ascii="Courier New" w:eastAsia="Courier New" w:hAnsi="Courier New" w:cs="Courier New"/>
+                <w:color w:val="D4D4D4"/>
+                <w:sz w:val="18"/>
+                <w:szCs w:val="18"/>
+              </w:rPr>
+              <w:t>/</w:t>
+            </w:r>
+            <w:proofErr w:type="spellStart"/>
+            <w:r>
+              <w:rPr>
+                <w:rFonts w:ascii="Courier New" w:eastAsia="Courier New" w:hAnsi="Courier New" w:cs="Courier New"/>
+                <w:color w:val="D4D4D4"/>
+                <w:sz w:val="18"/>
+                <w:szCs w:val="18"/>
+              </w:rPr>
+              <w:t>pubsub_bin</w:t>
+            </w:r>
+            <w:proofErr w:type="spellEnd"/>
+            <w:r>
+              <w:rPr>
+                <w:rFonts w:ascii="Courier New" w:eastAsia="Courier New" w:hAnsi="Courier New" w:cs="Courier New"/>
+                <w:color w:val="D4D4D4"/>
+                <w:sz w:val="18"/>
+                <w:szCs w:val="18"/>
+              </w:rPr>
+              <w:t xml:space="preserve"> \</w:t>
             </w:r>
           </w:p>
           <w:p>
@@ -6535,7 +7351,47 @@
                 <w:sz w:val="18"/>
                 <w:szCs w:val="18"/>
               </w:rPr>
-              <w:t>docker exec -d lab05-subscriber3 /lab05/pubsub/pubsub_bin \</w:t>
+              <w:t>docker exec -d lab05-subscriber3 /lab05/</w:t>
+            </w:r>
+            <w:proofErr w:type="spellStart"/>
+            <w:r>
+              <w:rPr>
+                <w:rFonts w:ascii="Courier New" w:eastAsia="Courier New" w:hAnsi="Courier New" w:cs="Courier New"/>
+                <w:color w:val="D4D4D4"/>
+                <w:sz w:val="18"/>
+                <w:szCs w:val="18"/>
+              </w:rPr>
+              <w:t>pubsub</w:t>
+            </w:r>
+            <w:proofErr w:type="spellEnd"/>
+            <w:r>
+              <w:rPr>
+                <w:rFonts w:ascii="Courier New" w:eastAsia="Courier New" w:hAnsi="Courier New" w:cs="Courier New"/>
+                <w:color w:val="D4D4D4"/>
+                <w:sz w:val="18"/>
+                <w:szCs w:val="18"/>
+              </w:rPr>
+              <w:t>/</w:t>
+            </w:r>
+            <w:proofErr w:type="spellStart"/>
+            <w:r>
+              <w:rPr>
+                <w:rFonts w:ascii="Courier New" w:eastAsia="Courier New" w:hAnsi="Courier New" w:cs="Courier New"/>
+                <w:color w:val="D4D4D4"/>
+                <w:sz w:val="18"/>
+                <w:szCs w:val="18"/>
+              </w:rPr>
+              <w:t>pubsub_bin</w:t>
+            </w:r>
+            <w:proofErr w:type="spellEnd"/>
+            <w:r>
+              <w:rPr>
+                <w:rFonts w:ascii="Courier New" w:eastAsia="Courier New" w:hAnsi="Courier New" w:cs="Courier New"/>
+                <w:color w:val="D4D4D4"/>
+                <w:sz w:val="18"/>
+                <w:szCs w:val="18"/>
+              </w:rPr>
+              <w:t xml:space="preserve"> \</w:t>
             </w:r>
           </w:p>
           <w:p>
@@ -6590,7 +7446,47 @@
                 <w:sz w:val="18"/>
                 <w:szCs w:val="18"/>
               </w:rPr>
-              <w:t>docker exec lab05-publisher /lab05/pubsub/pubsub_bin \</w:t>
+              <w:t>docker exec lab05-publisher /lab05/</w:t>
+            </w:r>
+            <w:proofErr w:type="spellStart"/>
+            <w:r>
+              <w:rPr>
+                <w:rFonts w:ascii="Courier New" w:eastAsia="Courier New" w:hAnsi="Courier New" w:cs="Courier New"/>
+                <w:color w:val="D4D4D4"/>
+                <w:sz w:val="18"/>
+                <w:szCs w:val="18"/>
+              </w:rPr>
+              <w:t>pubsub</w:t>
+            </w:r>
+            <w:proofErr w:type="spellEnd"/>
+            <w:r>
+              <w:rPr>
+                <w:rFonts w:ascii="Courier New" w:eastAsia="Courier New" w:hAnsi="Courier New" w:cs="Courier New"/>
+                <w:color w:val="D4D4D4"/>
+                <w:sz w:val="18"/>
+                <w:szCs w:val="18"/>
+              </w:rPr>
+              <w:t>/</w:t>
+            </w:r>
+            <w:proofErr w:type="spellStart"/>
+            <w:r>
+              <w:rPr>
+                <w:rFonts w:ascii="Courier New" w:eastAsia="Courier New" w:hAnsi="Courier New" w:cs="Courier New"/>
+                <w:color w:val="D4D4D4"/>
+                <w:sz w:val="18"/>
+                <w:szCs w:val="18"/>
+              </w:rPr>
+              <w:t>pubsub_bin</w:t>
+            </w:r>
+            <w:proofErr w:type="spellEnd"/>
+            <w:r>
+              <w:rPr>
+                <w:rFonts w:ascii="Courier New" w:eastAsia="Courier New" w:hAnsi="Courier New" w:cs="Courier New"/>
+                <w:color w:val="D4D4D4"/>
+                <w:sz w:val="18"/>
+                <w:szCs w:val="18"/>
+              </w:rPr>
+              <w:t xml:space="preserve"> \</w:t>
             </w:r>
           </w:p>
           <w:p>
@@ -6711,12 +7607,6 @@
         <w:gridCol w:w="9360"/>
       </w:tblGrid>
       <w:tr>
-        <w:tblPrEx>
-          <w:tblCellMar>
-            <w:top w:w="0" w:type="dxa"/>
-            <w:bottom w:w="0" w:type="dxa"/>
-          </w:tblCellMar>
-        </w:tblPrEx>
         <w:tc>
           <w:tcPr>
             <w:tcW w:w="9360" w:type="dxa"/>
@@ -6744,17 +7634,71 @@
                 <w:bCs/>
                 <w:color w:val="F57F17"/>
               </w:rPr>
-              <w:t>⚠️  Complete All 14 Tasks First</w:t>
-            </w:r>
-          </w:p>
-          <w:p>
-            <w:r>
-              <w:rPr>
-                <w:color w:val="000000"/>
-                <w:sz w:val="21"/>
-                <w:szCs w:val="21"/>
-              </w:rPr>
-              <w:t>Both systems must be fully working before running experiments.</w:t>
+              <w:t>⚠</w:t>
+            </w:r>
+            <w:proofErr w:type="gramStart"/>
+            <w:r>
+              <w:rPr>
+                <w:b/>
+                <w:bCs/>
+                <w:color w:val="F57F17"/>
+              </w:rPr>
+              <w:t>️  Complete</w:t>
+            </w:r>
+            <w:proofErr w:type="gramEnd"/>
+            <w:r>
+              <w:rPr>
+                <w:b/>
+                <w:bCs/>
+                <w:color w:val="F57F17"/>
+              </w:rPr>
+              <w:t xml:space="preserve"> All 14 Tasks First</w:t>
+            </w:r>
+          </w:p>
+          <w:p>
+            <w:r>
+              <w:rPr>
+                <w:color w:val="000000"/>
+                <w:sz w:val="21"/>
+                <w:szCs w:val="21"/>
+              </w:rPr>
+              <w:t xml:space="preserve">Both systems must be fully </w:t>
+            </w:r>
+            <w:proofErr w:type="gramStart"/>
+            <w:r>
+              <w:rPr>
+                <w:color w:val="000000"/>
+                <w:sz w:val="21"/>
+                <w:szCs w:val="21"/>
+              </w:rPr>
+              <w:t>working</w:t>
+            </w:r>
+            <w:proofErr w:type="gramEnd"/>
+            <w:r>
+              <w:rPr>
+                <w:color w:val="000000"/>
+                <w:sz w:val="21"/>
+                <w:szCs w:val="21"/>
+              </w:rPr>
+              <w:t xml:space="preserve"> before </w:t>
+            </w:r>
+            <w:proofErr w:type="gramStart"/>
+            <w:r>
+              <w:rPr>
+                <w:color w:val="000000"/>
+                <w:sz w:val="21"/>
+                <w:szCs w:val="21"/>
+              </w:rPr>
+              <w:t>running</w:t>
+            </w:r>
+            <w:proofErr w:type="gramEnd"/>
+            <w:r>
+              <w:rPr>
+                <w:color w:val="000000"/>
+                <w:sz w:val="21"/>
+                <w:szCs w:val="21"/>
+              </w:rPr>
+              <w:t xml:space="preserve"> experiments.</w:t>
             </w:r>
           </w:p>
         </w:tc>
@@ -6786,12 +7730,6 @@
         <w:gridCol w:w="9360"/>
       </w:tblGrid>
       <w:tr>
-        <w:tblPrEx>
-          <w:tblCellMar>
-            <w:top w:w="0" w:type="dxa"/>
-            <w:bottom w:w="0" w:type="dxa"/>
-          </w:tblCellMar>
-        </w:tblPrEx>
         <w:tc>
           <w:tcPr>
             <w:tcW w:w="9360" w:type="dxa"/>
@@ -6824,12 +7762,6 @@
         </w:tc>
       </w:tr>
       <w:tr>
-        <w:tblPrEx>
-          <w:tblCellMar>
-            <w:top w:w="0" w:type="dxa"/>
-            <w:bottom w:w="0" w:type="dxa"/>
-          </w:tblCellMar>
-        </w:tblPrEx>
         <w:tc>
           <w:tcPr>
             <w:tcW w:w="9360" w:type="dxa"/>
@@ -6929,12 +7861,64 @@
                 <w:numId w:val="3"/>
               </w:numPr>
               <w:spacing w:before="30" w:after="30"/>
+              <w:rPr>
+                <w:b/>
+                <w:bCs/>
+              </w:rPr>
             </w:pPr>
             <w:r>
               <w:rPr>
                 <w:color w:val="000000"/>
               </w:rPr>
               <w:t>Was each task processed by exactly ONE worker? Any duplicates?</w:t>
+            </w:r>
+            <w:r>
+              <w:rPr>
+                <w:color w:val="000000"/>
+              </w:rPr>
+              <w:t xml:space="preserve"> </w:t>
+            </w:r>
+            <w:r>
+              <w:rPr>
+                <w:b/>
+                <w:bCs/>
+                <w:color w:val="000000"/>
+              </w:rPr>
+              <w:t>Yes (duplicates: No)</w:t>
+            </w:r>
+          </w:p>
+          <w:p>
+            <w:pPr>
+              <w:pStyle w:val="ListParagraph"/>
+              <w:numPr>
+                <w:ilvl w:val="0"/>
+                <w:numId w:val="3"/>
+              </w:numPr>
+              <w:spacing w:before="30" w:after="30"/>
+              <w:rPr>
+                <w:b/>
+                <w:bCs/>
+              </w:rPr>
+            </w:pPr>
+            <w:r>
+              <w:rPr>
+                <w:color w:val="000000"/>
+              </w:rPr>
+              <w:t>Were tasks distributed roughly evenly across the 3 workers?</w:t>
+            </w:r>
+            <w:r>
+              <w:rPr>
+                <w:color w:val="000000"/>
+              </w:rPr>
+              <w:t xml:space="preserve"> </w:t>
+            </w:r>
+            <w:r>
+              <w:rPr>
+                <w:b/>
+                <w:bCs/>
+                <w:color w:val="000000"/>
+              </w:rPr>
+              <w:t>Yes (W1=6 W2=8 W3=6)</w:t>
             </w:r>
           </w:p>
           <w:p>
@@ -6950,23 +7934,21 @@
               <w:rPr>
                 <w:color w:val="000000"/>
               </w:rPr>
-              <w:t>Were tasks distributed roughly evenly across the 3 workers?</w:t>
-            </w:r>
-          </w:p>
-          <w:p>
-            <w:pPr>
-              <w:pStyle w:val="ListParagraph"/>
-              <w:numPr>
-                <w:ilvl w:val="0"/>
-                <w:numId w:val="3"/>
-              </w:numPr>
-              <w:spacing w:before="30" w:after="30"/>
-            </w:pPr>
-            <w:r>
-              <w:rPr>
-                <w:color w:val="000000"/>
-              </w:rPr>
               <w:t>Were any tasks lost (never processed)?</w:t>
+            </w:r>
+            <w:r>
+              <w:rPr>
+                <w:color w:val="000000"/>
+              </w:rPr>
+              <w:t xml:space="preserve"> </w:t>
+            </w:r>
+            <w:r>
+              <w:rPr>
+                <w:b/>
+                <w:bCs/>
+                <w:color w:val="000000"/>
+              </w:rPr>
+              <w:t>No</w:t>
             </w:r>
           </w:p>
         </w:tc>
@@ -6998,12 +7980,6 @@
         <w:gridCol w:w="9360"/>
       </w:tblGrid>
       <w:tr>
-        <w:tblPrEx>
-          <w:tblCellMar>
-            <w:top w:w="0" w:type="dxa"/>
-            <w:bottom w:w="0" w:type="dxa"/>
-          </w:tblCellMar>
-        </w:tblPrEx>
         <w:tc>
           <w:tcPr>
             <w:tcW w:w="9360" w:type="dxa"/>
@@ -7036,12 +8012,6 @@
         </w:tc>
       </w:tr>
       <w:tr>
-        <w:tblPrEx>
-          <w:tblCellMar>
-            <w:top w:w="0" w:type="dxa"/>
-            <w:bottom w:w="0" w:type="dxa"/>
-          </w:tblCellMar>
-        </w:tblPrEx>
         <w:tc>
           <w:tcPr>
             <w:tcW w:w="9360" w:type="dxa"/>
@@ -7101,8 +8071,30 @@
               <w:rPr>
                 <w:color w:val="000000"/>
               </w:rPr>
-              <w:t>While a task is being processed (before Ack), kill the worker: docker exec lab05-worker pkill queue_bin</w:t>
-            </w:r>
+              <w:t xml:space="preserve">While a task is being processed (before Ack), kill the worker: docker exec lab05-worker </w:t>
+            </w:r>
+            <w:proofErr w:type="spellStart"/>
+            <w:r>
+              <w:rPr>
+                <w:color w:val="000000"/>
+              </w:rPr>
+              <w:t>pkill</w:t>
+            </w:r>
+            <w:proofErr w:type="spellEnd"/>
+            <w:r>
+              <w:rPr>
+                <w:color w:val="000000"/>
+              </w:rPr>
+              <w:t xml:space="preserve"> </w:t>
+            </w:r>
+            <w:proofErr w:type="spellStart"/>
+            <w:r>
+              <w:rPr>
+                <w:color w:val="000000"/>
+              </w:rPr>
+              <w:t>queue_bin</w:t>
+            </w:r>
+            <w:proofErr w:type="spellEnd"/>
           </w:p>
           <w:p>
             <w:pPr>
@@ -7117,7 +8109,21 @@
               <w:rPr>
                 <w:color w:val="000000"/>
               </w:rPr>
-              <w:t>Start a NEW worker on the same queue</w:t>
+              <w:t xml:space="preserve">Start a NEW worker </w:t>
+            </w:r>
+            <w:proofErr w:type="gramStart"/>
+            <w:r>
+              <w:rPr>
+                <w:color w:val="000000"/>
+              </w:rPr>
+              <w:t>on</w:t>
+            </w:r>
+            <w:proofErr w:type="gramEnd"/>
+            <w:r>
+              <w:rPr>
+                <w:color w:val="000000"/>
+              </w:rPr>
+              <w:t xml:space="preserve"> the same queue</w:t>
             </w:r>
           </w:p>
           <w:p>
@@ -7164,6 +8170,20 @@
               </w:rPr>
               <w:t>Did the in-progress task get redelivered to the new worker?</w:t>
             </w:r>
+            <w:r>
+              <w:rPr>
+                <w:color w:val="000000"/>
+              </w:rPr>
+              <w:t xml:space="preserve"> </w:t>
+            </w:r>
+            <w:r>
+              <w:rPr>
+                <w:b/>
+                <w:bCs/>
+                <w:color w:val="000000"/>
+              </w:rPr>
+              <w:t>Yes</w:t>
+            </w:r>
           </w:p>
           <w:p>
             <w:pPr>
@@ -7180,6 +8200,20 @@
               </w:rPr>
               <w:t>How long did it take before redelivery happened?</w:t>
             </w:r>
+            <w:r>
+              <w:rPr>
+                <w:color w:val="000000"/>
+              </w:rPr>
+              <w:t xml:space="preserve"> </w:t>
+            </w:r>
+            <w:r>
+              <w:rPr>
+                <w:b/>
+                <w:bCs/>
+                <w:color w:val="000000"/>
+              </w:rPr>
+              <w:t>6 seconds</w:t>
+            </w:r>
           </w:p>
           <w:p>
             <w:pPr>
@@ -7195,6 +8229,20 @@
                 <w:color w:val="000000"/>
               </w:rPr>
               <w:t>What would happen if Ack happened BEFORE processing instead of after?</w:t>
+            </w:r>
+            <w:r>
+              <w:rPr>
+                <w:color w:val="000000"/>
+              </w:rPr>
+              <w:t xml:space="preserve"> </w:t>
+            </w:r>
+            <w:r>
+              <w:rPr>
+                <w:b/>
+                <w:bCs/>
+                <w:color w:val="000000"/>
+              </w:rPr>
+              <w:t>Task loss risk increases. If Ack happened before processing and worker crashed mid-task, that task could be permanently lost instead of redelivered.</w:t>
             </w:r>
           </w:p>
         </w:tc>
@@ -7226,12 +8274,6 @@
         <w:gridCol w:w="9360"/>
       </w:tblGrid>
       <w:tr>
-        <w:tblPrEx>
-          <w:tblCellMar>
-            <w:top w:w="0" w:type="dxa"/>
-            <w:bottom w:w="0" w:type="dxa"/>
-          </w:tblCellMar>
-        </w:tblPrEx>
         <w:tc>
           <w:tcPr>
             <w:tcW w:w="9360" w:type="dxa"/>
@@ -7264,12 +8306,6 @@
         </w:tc>
       </w:tr>
       <w:tr>
-        <w:tblPrEx>
-          <w:tblCellMar>
-            <w:top w:w="0" w:type="dxa"/>
-            <w:bottom w:w="0" w:type="dxa"/>
-          </w:tblCellMar>
-        </w:tblPrEx>
         <w:tc>
           <w:tcPr>
             <w:tcW w:w="9360" w:type="dxa"/>
@@ -7376,6 +8412,26 @@
               </w:rPr>
               <w:t>Did ALL 3 subscribers receive ALL 5 events?</w:t>
             </w:r>
+            <w:r>
+              <w:rPr>
+                <w:color w:val="000000"/>
+              </w:rPr>
+              <w:t xml:space="preserve"> </w:t>
+            </w:r>
+            <w:r>
+              <w:rPr>
+                <w:b/>
+                <w:bCs/>
+                <w:color w:val="000000"/>
+              </w:rPr>
+              <w:t>Yes</w:t>
+            </w:r>
+            <w:r>
+              <w:rPr>
+                <w:color w:val="000000"/>
+              </w:rPr>
+              <w:t xml:space="preserve"> </w:t>
+            </w:r>
           </w:p>
           <w:p>
             <w:pPr>
@@ -7392,6 +8448,20 @@
               </w:rPr>
               <w:t>Did the sequence numbers (seq) match across all subscribers?</w:t>
             </w:r>
+            <w:r>
+              <w:rPr>
+                <w:color w:val="000000"/>
+              </w:rPr>
+              <w:t xml:space="preserve"> </w:t>
+            </w:r>
+            <w:r>
+              <w:rPr>
+                <w:b/>
+                <w:bCs/>
+                <w:color w:val="000000"/>
+              </w:rPr>
+              <w:t>Yes (1,2,3,4,5)</w:t>
+            </w:r>
           </w:p>
           <w:p>
             <w:pPr>
@@ -7407,6 +8477,19 @@
                 <w:color w:val="000000"/>
               </w:rPr>
               <w:t>Compare this to Experiment A — how is fan-out different from work distribution?</w:t>
+            </w:r>
+            <w:r>
+              <w:rPr>
+                <w:color w:val="000000"/>
+              </w:rPr>
+              <w:br/>
+            </w:r>
+            <w:r>
+              <w:rPr>
+                <w:b/>
+                <w:bCs/>
+              </w:rPr>
+              <w:t>Pub/Sub fan-out delivers each published event to all subscribers, unlike queue work distribution where one task goes to one worker.</w:t>
             </w:r>
           </w:p>
         </w:tc>
@@ -7438,12 +8521,6 @@
         <w:gridCol w:w="9360"/>
       </w:tblGrid>
       <w:tr>
-        <w:tblPrEx>
-          <w:tblCellMar>
-            <w:top w:w="0" w:type="dxa"/>
-            <w:bottom w:w="0" w:type="dxa"/>
-          </w:tblCellMar>
-        </w:tblPrEx>
         <w:tc>
           <w:tcPr>
             <w:tcW w:w="9360" w:type="dxa"/>
@@ -7476,12 +8553,6 @@
         </w:tc>
       </w:tr>
       <w:tr>
-        <w:tblPrEx>
-          <w:tblCellMar>
-            <w:top w:w="0" w:type="dxa"/>
-            <w:bottom w:w="0" w:type="dxa"/>
-          </w:tblCellMar>
-        </w:tblPrEx>
         <w:tc>
           <w:tcPr>
             <w:tcW w:w="9360" w:type="dxa"/>
@@ -7509,6 +8580,7 @@
                 <w:bCs/>
                 <w:color w:val="03045E"/>
               </w:rPr>
+              <w:lastRenderedPageBreak/>
               <w:t>Steps:</w:t>
             </w:r>
           </w:p>
@@ -7586,8 +8658,21 @@
               <w:rPr>
                 <w:color w:val="000000"/>
               </w:rPr>
-              <w:lastRenderedPageBreak/>
               <w:t>Did subscriber1 receive the first 5 events published before it joined?</w:t>
+            </w:r>
+            <w:r>
+              <w:rPr>
+                <w:color w:val="000000"/>
+              </w:rPr>
+              <w:t xml:space="preserve"> </w:t>
+            </w:r>
+            <w:r>
+              <w:rPr>
+                <w:b/>
+                <w:bCs/>
+                <w:color w:val="000000"/>
+              </w:rPr>
+              <w:t>No</w:t>
             </w:r>
           </w:p>
           <w:p>
@@ -7605,6 +8690,20 @@
               </w:rPr>
               <w:t>Did it receive the 3 events published after it joined?</w:t>
             </w:r>
+            <w:r>
+              <w:rPr>
+                <w:color w:val="000000"/>
+              </w:rPr>
+              <w:t xml:space="preserve"> </w:t>
+            </w:r>
+            <w:r>
+              <w:rPr>
+                <w:b/>
+                <w:bCs/>
+                <w:color w:val="000000"/>
+              </w:rPr>
+              <w:t>Yes (3 events)</w:t>
+            </w:r>
           </w:p>
           <w:p>
             <w:pPr>
@@ -7620,6 +8719,44 @@
                 <w:color w:val="000000"/>
               </w:rPr>
               <w:t>What would Kafka do differently here? (hint: persistent log with offsets)</w:t>
+            </w:r>
+            <w:r>
+              <w:rPr>
+                <w:color w:val="000000"/>
+              </w:rPr>
+              <w:t xml:space="preserve"> </w:t>
+            </w:r>
+            <w:r>
+              <w:rPr>
+                <w:color w:val="000000"/>
+              </w:rPr>
+              <w:br/>
+            </w:r>
+            <w:r>
+              <w:rPr>
+                <w:b/>
+                <w:bCs/>
+                <w:color w:val="000000"/>
+              </w:rPr>
+              <w:t xml:space="preserve">Kafka can </w:t>
+            </w:r>
+            <w:proofErr w:type="gramStart"/>
+            <w:r>
+              <w:rPr>
+                <w:b/>
+                <w:bCs/>
+                <w:color w:val="000000"/>
+              </w:rPr>
+              <w:t>replay</w:t>
+            </w:r>
+            <w:proofErr w:type="gramEnd"/>
+            <w:r>
+              <w:rPr>
+                <w:b/>
+                <w:bCs/>
+                <w:color w:val="000000"/>
+              </w:rPr>
+              <w:t xml:space="preserve"> older messages to late consumers from persisted logs using consumer offsets. This lab broker is non-persistent and only delivers live events.</w:t>
             </w:r>
           </w:p>
         </w:tc>
@@ -7651,12 +8788,6 @@
         <w:gridCol w:w="9360"/>
       </w:tblGrid>
       <w:tr>
-        <w:tblPrEx>
-          <w:tblCellMar>
-            <w:top w:w="0" w:type="dxa"/>
-            <w:bottom w:w="0" w:type="dxa"/>
-          </w:tblCellMar>
-        </w:tblPrEx>
         <w:tc>
           <w:tcPr>
             <w:tcW w:w="9360" w:type="dxa"/>
@@ -7689,12 +8820,6 @@
         </w:tc>
       </w:tr>
       <w:tr>
-        <w:tblPrEx>
-          <w:tblCellMar>
-            <w:top w:w="0" w:type="dxa"/>
-            <w:bottom w:w="0" w:type="dxa"/>
-          </w:tblCellMar>
-        </w:tblPrEx>
         <w:tc>
           <w:tcPr>
             <w:tcW w:w="9360" w:type="dxa"/>
@@ -7794,12 +8919,92 @@
                 <w:numId w:val="3"/>
               </w:numPr>
               <w:spacing w:before="30" w:after="30"/>
+              <w:rPr>
+                <w:b/>
+                <w:bCs/>
+              </w:rPr>
             </w:pPr>
             <w:r>
               <w:rPr>
                 <w:color w:val="000000"/>
               </w:rPr>
-              <w:t>With Event Queue, how many of the 100 tasks did each worker process?</w:t>
+              <w:t xml:space="preserve">With Event Queue, how many of the 100 </w:t>
+            </w:r>
+            <w:proofErr w:type="gramStart"/>
+            <w:r>
+              <w:rPr>
+                <w:color w:val="000000"/>
+              </w:rPr>
+              <w:t>tasks did</w:t>
+            </w:r>
+            <w:proofErr w:type="gramEnd"/>
+            <w:r>
+              <w:rPr>
+                <w:color w:val="000000"/>
+              </w:rPr>
+              <w:t xml:space="preserve"> each worker </w:t>
+            </w:r>
+            <w:proofErr w:type="gramStart"/>
+            <w:r>
+              <w:rPr>
+                <w:color w:val="000000"/>
+              </w:rPr>
+              <w:t>process</w:t>
+            </w:r>
+            <w:proofErr w:type="gramEnd"/>
+            <w:r>
+              <w:rPr>
+                <w:color w:val="000000"/>
+              </w:rPr>
+              <w:t>?</w:t>
+            </w:r>
+            <w:r>
+              <w:rPr>
+                <w:color w:val="000000"/>
+              </w:rPr>
+              <w:t xml:space="preserve"> </w:t>
+            </w:r>
+            <w:r>
+              <w:rPr>
+                <w:b/>
+                <w:bCs/>
+                <w:color w:val="000000"/>
+              </w:rPr>
+              <w:t>W1=36 W2=32 W3=32</w:t>
+            </w:r>
+          </w:p>
+          <w:p>
+            <w:pPr>
+              <w:pStyle w:val="ListParagraph"/>
+              <w:numPr>
+                <w:ilvl w:val="0"/>
+                <w:numId w:val="3"/>
+              </w:numPr>
+              <w:spacing w:before="30" w:after="30"/>
+              <w:rPr>
+                <w:b/>
+                <w:bCs/>
+              </w:rPr>
+            </w:pPr>
+            <w:r>
+              <w:rPr>
+                <w:color w:val="000000"/>
+              </w:rPr>
+              <w:t>With Pub/Sub, how many of the 100 events did each subscriber receive?</w:t>
+            </w:r>
+            <w:r>
+              <w:rPr>
+                <w:color w:val="000000"/>
+              </w:rPr>
+              <w:t xml:space="preserve"> </w:t>
+            </w:r>
+            <w:r>
+              <w:rPr>
+                <w:b/>
+                <w:bCs/>
+                <w:color w:val="000000"/>
+              </w:rPr>
+              <w:t>inventory=100 billing=100 shipping=100</w:t>
             </w:r>
           </w:p>
           <w:p>
@@ -7815,23 +9020,32 @@
               <w:rPr>
                 <w:color w:val="000000"/>
               </w:rPr>
-              <w:t>With Pub/Sub, how many of the 100 events did each subscriber receive?</w:t>
+              <w:t>Which pattern is correct for the 3-services scenario? Why?</w:t>
+            </w:r>
+            <w:r>
+              <w:rPr>
+                <w:color w:val="000000"/>
+              </w:rPr>
+              <w:t xml:space="preserve"> </w:t>
             </w:r>
           </w:p>
           <w:p>
             <w:pPr>
               <w:pStyle w:val="ListParagraph"/>
-              <w:numPr>
-                <w:ilvl w:val="0"/>
-                <w:numId w:val="3"/>
-              </w:numPr>
               <w:spacing w:before="30" w:after="30"/>
+              <w:ind w:left="720"/>
+              <w:rPr>
+                <w:b/>
+                <w:bCs/>
+              </w:rPr>
             </w:pPr>
             <w:r>
               <w:rPr>
-                <w:color w:val="000000"/>
-              </w:rPr>
-              <w:t>Which pattern is correct for the 3-services scenario? Why?</w:t>
+                <w:b/>
+                <w:bCs/>
+                <w:color w:val="000000"/>
+              </w:rPr>
+              <w:t>Pub/Sub is correct for inventory, billing, shipping because each service must receive every order event. Event Queue would split work across workers instead of broadcasting.</w:t>
             </w:r>
           </w:p>
         </w:tc>
@@ -7872,7 +9086,259 @@
         <w:rPr>
           <w:color w:val="000000"/>
         </w:rPr>
-        <w:t>In Experiment B, a worker crashed before acking a task. Explain how your queue ensured the task wasn't lost. What specifically would happen if Ack happened BEFORE processing instead of after?</w:t>
+        <w:t xml:space="preserve">In Experiment B, a worker crashed before </w:t>
+      </w:r>
+      <w:proofErr w:type="spellStart"/>
+      <w:r>
+        <w:rPr>
+          <w:color w:val="000000"/>
+        </w:rPr>
+        <w:t>acking</w:t>
+      </w:r>
+      <w:proofErr w:type="spellEnd"/>
+      <w:r>
+        <w:rPr>
+          <w:color w:val="000000"/>
+        </w:rPr>
+        <w:t xml:space="preserve"> a task. Explain how your queue ensured the task wasn't lost. What specifically would happen if Ack happened BEFORE processing instead of after?</w:t>
+      </w:r>
+    </w:p>
+    <w:p>
+      <w:pPr>
+        <w:pStyle w:val="ListParagraph"/>
+        <w:spacing w:before="40" w:after="40"/>
+        <w:ind w:left="720"/>
+      </w:pPr>
+    </w:p>
+    <w:p>
+      <w:pPr>
+        <w:spacing w:before="40" w:after="40"/>
+      </w:pPr>
+    </w:p>
+    <w:tbl>
+      <w:tblPr>
+        <w:tblW w:w="9360" w:type="dxa"/>
+        <w:tblBorders>
+          <w:top w:val="single" w:sz="4" w:space="0" w:color="auto"/>
+          <w:left w:val="single" w:sz="4" w:space="0" w:color="auto"/>
+          <w:bottom w:val="single" w:sz="4" w:space="0" w:color="auto"/>
+          <w:right w:val="single" w:sz="4" w:space="0" w:color="auto"/>
+          <w:insideH w:val="single" w:sz="4" w:space="0" w:color="auto"/>
+          <w:insideV w:val="single" w:sz="4" w:space="0" w:color="auto"/>
+        </w:tblBorders>
+        <w:tblCellMar>
+          <w:left w:w="10" w:type="dxa"/>
+          <w:right w:w="10" w:type="dxa"/>
+        </w:tblCellMar>
+        <w:tblLook w:val="04A0" w:firstRow="1" w:lastRow="0" w:firstColumn="1" w:lastColumn="0" w:noHBand="0" w:noVBand="1"/>
+      </w:tblPr>
+      <w:tblGrid>
+        <w:gridCol w:w="9360"/>
+      </w:tblGrid>
+      <w:tr>
+        <w:tc>
+          <w:tcPr>
+            <w:tcW w:w="9360" w:type="dxa"/>
+            <w:tcBorders>
+              <w:top w:val="single" w:sz="1" w:space="0" w:color="CCCCCC"/>
+              <w:left w:val="single" w:sz="1" w:space="0" w:color="CCCCCC"/>
+              <w:right w:val="single" w:sz="1" w:space="0" w:color="CCCCCC"/>
+            </w:tcBorders>
+            <w:shd w:val="clear" w:color="auto" w:fill="F2F2F2"/>
+            <w:tcMar>
+              <w:top w:w="60" w:type="dxa"/>
+              <w:left w:w="150" w:type="dxa"/>
+              <w:bottom w:w="60" w:type="dxa"/>
+              <w:right w:w="150" w:type="dxa"/>
+            </w:tcMar>
+          </w:tcPr>
+          <w:p>
+            <w:r>
+              <w:rPr>
+                <w:b/>
+                <w:bCs/>
+                <w:color w:val="555555"/>
+              </w:rPr>
+              <w:t>Answer:</w:t>
+            </w:r>
+          </w:p>
+        </w:tc>
+      </w:tr>
+      <w:tr>
+        <w:tc>
+          <w:tcPr>
+            <w:tcW w:w="9360" w:type="dxa"/>
+            <w:tcBorders>
+              <w:left w:val="single" w:sz="1" w:space="0" w:color="CCCCCC"/>
+              <w:right w:val="single" w:sz="1" w:space="0" w:color="CCCCCC"/>
+            </w:tcBorders>
+            <w:shd w:val="clear" w:color="auto" w:fill="FFFFFF"/>
+            <w:tcMar>
+              <w:top w:w="40" w:type="dxa"/>
+              <w:left w:w="150" w:type="dxa"/>
+              <w:bottom w:w="40" w:type="dxa"/>
+              <w:right w:w="150" w:type="dxa"/>
+            </w:tcMar>
+          </w:tcPr>
+          <w:p>
+            <w:pPr>
+              <w:pBdr>
+                <w:bottom w:val="single" w:sz="2" w:space="0" w:color="CCCCCC"/>
+              </w:pBdr>
+            </w:pPr>
+            <w:r>
+              <w:t>The queue marks a dequeued task as in-flight and only removes it permanently on Ack, so if a worker crashes before ack, the stale-checker detects it and Nack requeues it for another worker. That is why your task was redelivered after about 6 seconds. If Ack happened before processing, a crash during processing would lose the task permanently because it would already be considered completed</w:t>
+            </w:r>
+          </w:p>
+        </w:tc>
+      </w:tr>
+      <w:tr>
+        <w:tc>
+          <w:tcPr>
+            <w:tcW w:w="9360" w:type="dxa"/>
+            <w:tcBorders>
+              <w:left w:val="single" w:sz="1" w:space="0" w:color="CCCCCC"/>
+              <w:right w:val="single" w:sz="1" w:space="0" w:color="CCCCCC"/>
+            </w:tcBorders>
+            <w:shd w:val="clear" w:color="auto" w:fill="FFFFFF"/>
+            <w:tcMar>
+              <w:top w:w="40" w:type="dxa"/>
+              <w:left w:w="150" w:type="dxa"/>
+              <w:bottom w:w="40" w:type="dxa"/>
+              <w:right w:w="150" w:type="dxa"/>
+            </w:tcMar>
+          </w:tcPr>
+          <w:p>
+            <w:pPr>
+              <w:pBdr>
+                <w:bottom w:val="single" w:sz="2" w:space="0" w:color="CCCCCC"/>
+              </w:pBdr>
+            </w:pPr>
+            <w:r>
+              <w:t xml:space="preserve"> </w:t>
+            </w:r>
+          </w:p>
+        </w:tc>
+      </w:tr>
+      <w:tr>
+        <w:tc>
+          <w:tcPr>
+            <w:tcW w:w="9360" w:type="dxa"/>
+            <w:tcBorders>
+              <w:left w:val="single" w:sz="1" w:space="0" w:color="CCCCCC"/>
+              <w:right w:val="single" w:sz="1" w:space="0" w:color="CCCCCC"/>
+            </w:tcBorders>
+            <w:shd w:val="clear" w:color="auto" w:fill="FFFFFF"/>
+            <w:tcMar>
+              <w:top w:w="40" w:type="dxa"/>
+              <w:left w:w="150" w:type="dxa"/>
+              <w:bottom w:w="40" w:type="dxa"/>
+              <w:right w:w="150" w:type="dxa"/>
+            </w:tcMar>
+          </w:tcPr>
+          <w:p>
+            <w:pPr>
+              <w:pBdr>
+                <w:bottom w:val="single" w:sz="2" w:space="0" w:color="CCCCCC"/>
+              </w:pBdr>
+            </w:pPr>
+            <w:r>
+              <w:t xml:space="preserve"> </w:t>
+            </w:r>
+          </w:p>
+        </w:tc>
+      </w:tr>
+      <w:tr>
+        <w:tc>
+          <w:tcPr>
+            <w:tcW w:w="9360" w:type="dxa"/>
+            <w:tcBorders>
+              <w:left w:val="single" w:sz="1" w:space="0" w:color="CCCCCC"/>
+              <w:right w:val="single" w:sz="1" w:space="0" w:color="CCCCCC"/>
+            </w:tcBorders>
+            <w:shd w:val="clear" w:color="auto" w:fill="FFFFFF"/>
+            <w:tcMar>
+              <w:top w:w="40" w:type="dxa"/>
+              <w:left w:w="150" w:type="dxa"/>
+              <w:bottom w:w="40" w:type="dxa"/>
+              <w:right w:w="150" w:type="dxa"/>
+            </w:tcMar>
+          </w:tcPr>
+          <w:p>
+            <w:pPr>
+              <w:pBdr>
+                <w:bottom w:val="single" w:sz="2" w:space="0" w:color="CCCCCC"/>
+              </w:pBdr>
+            </w:pPr>
+            <w:r>
+              <w:t xml:space="preserve"> </w:t>
+            </w:r>
+          </w:p>
+        </w:tc>
+      </w:tr>
+      <w:tr>
+        <w:tc>
+          <w:tcPr>
+            <w:tcW w:w="9360" w:type="dxa"/>
+            <w:tcBorders>
+              <w:left w:val="single" w:sz="1" w:space="0" w:color="CCCCCC"/>
+              <w:bottom w:val="single" w:sz="1" w:space="0" w:color="CCCCCC"/>
+              <w:right w:val="single" w:sz="1" w:space="0" w:color="CCCCCC"/>
+            </w:tcBorders>
+            <w:shd w:val="clear" w:color="auto" w:fill="FFFFFF"/>
+            <w:tcMar>
+              <w:top w:w="40" w:type="dxa"/>
+              <w:left w:w="150" w:type="dxa"/>
+              <w:bottom w:w="40" w:type="dxa"/>
+              <w:right w:w="150" w:type="dxa"/>
+            </w:tcMar>
+          </w:tcPr>
+          <w:p>
+            <w:pPr>
+              <w:pBdr>
+                <w:bottom w:val="single" w:sz="2" w:space="0" w:color="CCCCCC"/>
+              </w:pBdr>
+            </w:pPr>
+            <w:r>
+              <w:t xml:space="preserve"> </w:t>
+            </w:r>
+          </w:p>
+        </w:tc>
+      </w:tr>
+    </w:tbl>
+    <w:p>
+      <w:pPr>
+        <w:spacing w:before="60" w:after="60"/>
+      </w:pPr>
+    </w:p>
+    <w:p>
+      <w:pPr>
+        <w:pStyle w:val="ListParagraph"/>
+        <w:numPr>
+          <w:ilvl w:val="0"/>
+          <w:numId w:val="2"/>
+        </w:numPr>
+        <w:spacing w:before="40" w:after="40"/>
+      </w:pPr>
+      <w:r>
+        <w:rPr>
+          <w:color w:val="000000"/>
+        </w:rPr>
+        <w:t xml:space="preserve">In Experiment D, a late-joining subscriber missed earlier messages. Real systems like Kafka solve this with </w:t>
+      </w:r>
+      <w:proofErr w:type="gramStart"/>
+      <w:r>
+        <w:rPr>
+          <w:color w:val="000000"/>
+        </w:rPr>
+        <w:t>a persistent</w:t>
+      </w:r>
+      <w:proofErr w:type="gramEnd"/>
+      <w:r>
+        <w:rPr>
+          <w:color w:val="000000"/>
+        </w:rPr>
+        <w:t xml:space="preserve"> log and offsets, allowing replay. Describe at a high level how you would add this capability to your Pub/Sub broker.</w:t>
       </w:r>
     </w:p>
     <w:p>
@@ -7901,12 +9367,6 @@
         <w:gridCol w:w="9360"/>
       </w:tblGrid>
       <w:tr>
-        <w:tblPrEx>
-          <w:tblCellMar>
-            <w:top w:w="0" w:type="dxa"/>
-            <w:bottom w:w="0" w:type="dxa"/>
-          </w:tblCellMar>
-        </w:tblPrEx>
         <w:tc>
           <w:tcPr>
             <w:tcW w:w="9360" w:type="dxa"/>
@@ -7936,12 +9396,6 @@
         </w:tc>
       </w:tr>
       <w:tr>
-        <w:tblPrEx>
-          <w:tblCellMar>
-            <w:top w:w="0" w:type="dxa"/>
-            <w:bottom w:w="0" w:type="dxa"/>
-          </w:tblCellMar>
-        </w:tblPrEx>
         <w:tc>
           <w:tcPr>
             <w:tcW w:w="9360" w:type="dxa"/>
@@ -7966,16 +9420,13 @@
             <w:r>
               <w:t xml:space="preserve"> </w:t>
             </w:r>
+            <w:r>
+              <w:t>To support replay like Kafka, the broker needs a persistent per-topic log (disk-backed), not just in-memory delivery. Each subscriber (or consumer group) should store an offset, and on subscribe it can start from latest, earliest, or a chosen offset. Then the broker can deliver both new events and historical events from the log based on that offset.</w:t>
+            </w:r>
           </w:p>
         </w:tc>
       </w:tr>
       <w:tr>
-        <w:tblPrEx>
-          <w:tblCellMar>
-            <w:top w:w="0" w:type="dxa"/>
-            <w:bottom w:w="0" w:type="dxa"/>
-          </w:tblCellMar>
-        </w:tblPrEx>
         <w:tc>
           <w:tcPr>
             <w:tcW w:w="9360" w:type="dxa"/>
@@ -8004,12 +9455,6 @@
         </w:tc>
       </w:tr>
       <w:tr>
-        <w:tblPrEx>
-          <w:tblCellMar>
-            <w:top w:w="0" w:type="dxa"/>
-            <w:bottom w:w="0" w:type="dxa"/>
-          </w:tblCellMar>
-        </w:tblPrEx>
         <w:tc>
           <w:tcPr>
             <w:tcW w:w="9360" w:type="dxa"/>
@@ -8038,12 +9483,6 @@
         </w:tc>
       </w:tr>
       <w:tr>
-        <w:tblPrEx>
-          <w:tblCellMar>
-            <w:top w:w="0" w:type="dxa"/>
-            <w:bottom w:w="0" w:type="dxa"/>
-          </w:tblCellMar>
-        </w:tblPrEx>
         <w:tc>
           <w:tcPr>
             <w:tcW w:w="9360" w:type="dxa"/>
@@ -8072,12 +9511,6 @@
         </w:tc>
       </w:tr>
       <w:tr>
-        <w:tblPrEx>
-          <w:tblCellMar>
-            <w:top w:w="0" w:type="dxa"/>
-            <w:bottom w:w="0" w:type="dxa"/>
-          </w:tblCellMar>
-        </w:tblPrEx>
         <w:tc>
           <w:tcPr>
             <w:tcW w:w="9360" w:type="dxa"/>
@@ -8125,7 +9558,21 @@
         <w:rPr>
           <w:color w:val="000000"/>
         </w:rPr>
-        <w:t>In Experiment D, a late-joining subscriber missed earlier messages. Real systems like Kafka solve this with a persistent log and offsets, allowing replay. Describe at a high level how you would add this capability to your Pub/Sub broker.</w:t>
+        <w:t xml:space="preserve">Based on Experiment E, if you were building a system to process customer orders (each order handled exactly once) versus a system to notify multiple services when an order is placed, which pattern (Event Queue or Pub/Sub) fits each use case? </w:t>
+      </w:r>
+      <w:proofErr w:type="gramStart"/>
+      <w:r>
+        <w:rPr>
+          <w:color w:val="000000"/>
+        </w:rPr>
+        <w:t>Justify with</w:t>
+      </w:r>
+      <w:proofErr w:type="gramEnd"/>
+      <w:r>
+        <w:rPr>
+          <w:color w:val="000000"/>
+        </w:rPr>
+        <w:t xml:space="preserve"> your experimental results.</w:t>
       </w:r>
     </w:p>
     <w:p>
@@ -8154,12 +9601,6 @@
         <w:gridCol w:w="9360"/>
       </w:tblGrid>
       <w:tr>
-        <w:tblPrEx>
-          <w:tblCellMar>
-            <w:top w:w="0" w:type="dxa"/>
-            <w:bottom w:w="0" w:type="dxa"/>
-          </w:tblCellMar>
-        </w:tblPrEx>
         <w:tc>
           <w:tcPr>
             <w:tcW w:w="9360" w:type="dxa"/>
@@ -8189,12 +9630,6 @@
         </w:tc>
       </w:tr>
       <w:tr>
-        <w:tblPrEx>
-          <w:tblCellMar>
-            <w:top w:w="0" w:type="dxa"/>
-            <w:bottom w:w="0" w:type="dxa"/>
-          </w:tblCellMar>
-        </w:tblPrEx>
         <w:tc>
           <w:tcPr>
             <w:tcW w:w="9360" w:type="dxa"/>
@@ -8219,16 +9654,13 @@
             <w:r>
               <w:t xml:space="preserve"> </w:t>
             </w:r>
+            <w:r>
+              <w:t>For customer orders that must be handled once, Event Queue is the right pattern because work is distributed so each task goes to one worker. For notifying multiple services (inventory, billing, shipping), Pub/Sub is correct because each service needs every event. Your Experiment E confirms this: queue split 100 tasks across workers, while pub/sub delivered all 100 events to each subscriber.</w:t>
+            </w:r>
           </w:p>
         </w:tc>
       </w:tr>
       <w:tr>
-        <w:tblPrEx>
-          <w:tblCellMar>
-            <w:top w:w="0" w:type="dxa"/>
-            <w:bottom w:w="0" w:type="dxa"/>
-          </w:tblCellMar>
-        </w:tblPrEx>
         <w:tc>
           <w:tcPr>
             <w:tcW w:w="9360" w:type="dxa"/>
@@ -8257,12 +9689,6 @@
         </w:tc>
       </w:tr>
       <w:tr>
-        <w:tblPrEx>
-          <w:tblCellMar>
-            <w:top w:w="0" w:type="dxa"/>
-            <w:bottom w:w="0" w:type="dxa"/>
-          </w:tblCellMar>
-        </w:tblPrEx>
         <w:tc>
           <w:tcPr>
             <w:tcW w:w="9360" w:type="dxa"/>
@@ -8291,12 +9717,6 @@
         </w:tc>
       </w:tr>
       <w:tr>
-        <w:tblPrEx>
-          <w:tblCellMar>
-            <w:top w:w="0" w:type="dxa"/>
-            <w:bottom w:w="0" w:type="dxa"/>
-          </w:tblCellMar>
-        </w:tblPrEx>
         <w:tc>
           <w:tcPr>
             <w:tcW w:w="9360" w:type="dxa"/>
@@ -8325,265 +9745,6 @@
         </w:tc>
       </w:tr>
       <w:tr>
-        <w:tblPrEx>
-          <w:tblCellMar>
-            <w:top w:w="0" w:type="dxa"/>
-            <w:bottom w:w="0" w:type="dxa"/>
-          </w:tblCellMar>
-        </w:tblPrEx>
-        <w:tc>
-          <w:tcPr>
-            <w:tcW w:w="9360" w:type="dxa"/>
-            <w:tcBorders>
-              <w:left w:val="single" w:sz="1" w:space="0" w:color="CCCCCC"/>
-              <w:bottom w:val="single" w:sz="1" w:space="0" w:color="CCCCCC"/>
-              <w:right w:val="single" w:sz="1" w:space="0" w:color="CCCCCC"/>
-            </w:tcBorders>
-            <w:shd w:val="clear" w:color="auto" w:fill="FFFFFF"/>
-            <w:tcMar>
-              <w:top w:w="40" w:type="dxa"/>
-              <w:left w:w="150" w:type="dxa"/>
-              <w:bottom w:w="40" w:type="dxa"/>
-              <w:right w:w="150" w:type="dxa"/>
-            </w:tcMar>
-          </w:tcPr>
-          <w:p>
-            <w:pPr>
-              <w:pBdr>
-                <w:bottom w:val="single" w:sz="2" w:space="0" w:color="CCCCCC"/>
-              </w:pBdr>
-            </w:pPr>
-            <w:r>
-              <w:t xml:space="preserve"> </w:t>
-            </w:r>
-          </w:p>
-        </w:tc>
-      </w:tr>
-    </w:tbl>
-    <w:p>
-      <w:pPr>
-        <w:spacing w:before="60" w:after="60"/>
-      </w:pPr>
-    </w:p>
-    <w:p>
-      <w:pPr>
-        <w:pStyle w:val="ListParagraph"/>
-        <w:numPr>
-          <w:ilvl w:val="0"/>
-          <w:numId w:val="2"/>
-        </w:numPr>
-        <w:spacing w:before="40" w:after="40"/>
-      </w:pPr>
-      <w:r>
-        <w:rPr>
-          <w:color w:val="000000"/>
-        </w:rPr>
-        <w:t>Based on Experiment E, if you were building a system to process customer orders (each order handled exactly once) versus a system to notify multiple services when an order is placed, which pattern (Event Queue or Pub/Sub) fits each use case? Justify with your experimental results.</w:t>
-      </w:r>
-    </w:p>
-    <w:p>
-      <w:pPr>
-        <w:spacing w:before="40" w:after="40"/>
-      </w:pPr>
-    </w:p>
-    <w:tbl>
-      <w:tblPr>
-        <w:tblW w:w="9360" w:type="dxa"/>
-        <w:tblBorders>
-          <w:top w:val="single" w:sz="4" w:space="0" w:color="auto"/>
-          <w:left w:val="single" w:sz="4" w:space="0" w:color="auto"/>
-          <w:bottom w:val="single" w:sz="4" w:space="0" w:color="auto"/>
-          <w:right w:val="single" w:sz="4" w:space="0" w:color="auto"/>
-          <w:insideH w:val="single" w:sz="4" w:space="0" w:color="auto"/>
-          <w:insideV w:val="single" w:sz="4" w:space="0" w:color="auto"/>
-        </w:tblBorders>
-        <w:tblCellMar>
-          <w:left w:w="10" w:type="dxa"/>
-          <w:right w:w="10" w:type="dxa"/>
-        </w:tblCellMar>
-        <w:tblLook w:val="04A0" w:firstRow="1" w:lastRow="0" w:firstColumn="1" w:lastColumn="0" w:noHBand="0" w:noVBand="1"/>
-      </w:tblPr>
-      <w:tblGrid>
-        <w:gridCol w:w="9360"/>
-      </w:tblGrid>
-      <w:tr>
-        <w:tblPrEx>
-          <w:tblCellMar>
-            <w:top w:w="0" w:type="dxa"/>
-            <w:bottom w:w="0" w:type="dxa"/>
-          </w:tblCellMar>
-        </w:tblPrEx>
-        <w:tc>
-          <w:tcPr>
-            <w:tcW w:w="9360" w:type="dxa"/>
-            <w:tcBorders>
-              <w:top w:val="single" w:sz="1" w:space="0" w:color="CCCCCC"/>
-              <w:left w:val="single" w:sz="1" w:space="0" w:color="CCCCCC"/>
-              <w:right w:val="single" w:sz="1" w:space="0" w:color="CCCCCC"/>
-            </w:tcBorders>
-            <w:shd w:val="clear" w:color="auto" w:fill="F2F2F2"/>
-            <w:tcMar>
-              <w:top w:w="60" w:type="dxa"/>
-              <w:left w:w="150" w:type="dxa"/>
-              <w:bottom w:w="60" w:type="dxa"/>
-              <w:right w:w="150" w:type="dxa"/>
-            </w:tcMar>
-          </w:tcPr>
-          <w:p>
-            <w:r>
-              <w:rPr>
-                <w:b/>
-                <w:bCs/>
-                <w:color w:val="555555"/>
-              </w:rPr>
-              <w:t>Answer:</w:t>
-            </w:r>
-          </w:p>
-        </w:tc>
-      </w:tr>
-      <w:tr>
-        <w:tblPrEx>
-          <w:tblCellMar>
-            <w:top w:w="0" w:type="dxa"/>
-            <w:bottom w:w="0" w:type="dxa"/>
-          </w:tblCellMar>
-        </w:tblPrEx>
-        <w:tc>
-          <w:tcPr>
-            <w:tcW w:w="9360" w:type="dxa"/>
-            <w:tcBorders>
-              <w:left w:val="single" w:sz="1" w:space="0" w:color="CCCCCC"/>
-              <w:right w:val="single" w:sz="1" w:space="0" w:color="CCCCCC"/>
-            </w:tcBorders>
-            <w:shd w:val="clear" w:color="auto" w:fill="FFFFFF"/>
-            <w:tcMar>
-              <w:top w:w="40" w:type="dxa"/>
-              <w:left w:w="150" w:type="dxa"/>
-              <w:bottom w:w="40" w:type="dxa"/>
-              <w:right w:w="150" w:type="dxa"/>
-            </w:tcMar>
-          </w:tcPr>
-          <w:p>
-            <w:pPr>
-              <w:pBdr>
-                <w:bottom w:val="single" w:sz="2" w:space="0" w:color="CCCCCC"/>
-              </w:pBdr>
-            </w:pPr>
-            <w:r>
-              <w:t xml:space="preserve"> </w:t>
-            </w:r>
-          </w:p>
-        </w:tc>
-      </w:tr>
-      <w:tr>
-        <w:tblPrEx>
-          <w:tblCellMar>
-            <w:top w:w="0" w:type="dxa"/>
-            <w:bottom w:w="0" w:type="dxa"/>
-          </w:tblCellMar>
-        </w:tblPrEx>
-        <w:tc>
-          <w:tcPr>
-            <w:tcW w:w="9360" w:type="dxa"/>
-            <w:tcBorders>
-              <w:left w:val="single" w:sz="1" w:space="0" w:color="CCCCCC"/>
-              <w:right w:val="single" w:sz="1" w:space="0" w:color="CCCCCC"/>
-            </w:tcBorders>
-            <w:shd w:val="clear" w:color="auto" w:fill="FFFFFF"/>
-            <w:tcMar>
-              <w:top w:w="40" w:type="dxa"/>
-              <w:left w:w="150" w:type="dxa"/>
-              <w:bottom w:w="40" w:type="dxa"/>
-              <w:right w:w="150" w:type="dxa"/>
-            </w:tcMar>
-          </w:tcPr>
-          <w:p>
-            <w:pPr>
-              <w:pBdr>
-                <w:bottom w:val="single" w:sz="2" w:space="0" w:color="CCCCCC"/>
-              </w:pBdr>
-            </w:pPr>
-            <w:r>
-              <w:t xml:space="preserve"> </w:t>
-            </w:r>
-          </w:p>
-        </w:tc>
-      </w:tr>
-      <w:tr>
-        <w:tblPrEx>
-          <w:tblCellMar>
-            <w:top w:w="0" w:type="dxa"/>
-            <w:bottom w:w="0" w:type="dxa"/>
-          </w:tblCellMar>
-        </w:tblPrEx>
-        <w:tc>
-          <w:tcPr>
-            <w:tcW w:w="9360" w:type="dxa"/>
-            <w:tcBorders>
-              <w:left w:val="single" w:sz="1" w:space="0" w:color="CCCCCC"/>
-              <w:right w:val="single" w:sz="1" w:space="0" w:color="CCCCCC"/>
-            </w:tcBorders>
-            <w:shd w:val="clear" w:color="auto" w:fill="FFFFFF"/>
-            <w:tcMar>
-              <w:top w:w="40" w:type="dxa"/>
-              <w:left w:w="150" w:type="dxa"/>
-              <w:bottom w:w="40" w:type="dxa"/>
-              <w:right w:w="150" w:type="dxa"/>
-            </w:tcMar>
-          </w:tcPr>
-          <w:p>
-            <w:pPr>
-              <w:pBdr>
-                <w:bottom w:val="single" w:sz="2" w:space="0" w:color="CCCCCC"/>
-              </w:pBdr>
-            </w:pPr>
-            <w:r>
-              <w:t xml:space="preserve"> </w:t>
-            </w:r>
-          </w:p>
-        </w:tc>
-      </w:tr>
-      <w:tr>
-        <w:tblPrEx>
-          <w:tblCellMar>
-            <w:top w:w="0" w:type="dxa"/>
-            <w:bottom w:w="0" w:type="dxa"/>
-          </w:tblCellMar>
-        </w:tblPrEx>
-        <w:tc>
-          <w:tcPr>
-            <w:tcW w:w="9360" w:type="dxa"/>
-            <w:tcBorders>
-              <w:left w:val="single" w:sz="1" w:space="0" w:color="CCCCCC"/>
-              <w:right w:val="single" w:sz="1" w:space="0" w:color="CCCCCC"/>
-            </w:tcBorders>
-            <w:shd w:val="clear" w:color="auto" w:fill="FFFFFF"/>
-            <w:tcMar>
-              <w:top w:w="40" w:type="dxa"/>
-              <w:left w:w="150" w:type="dxa"/>
-              <w:bottom w:w="40" w:type="dxa"/>
-              <w:right w:w="150" w:type="dxa"/>
-            </w:tcMar>
-          </w:tcPr>
-          <w:p>
-            <w:pPr>
-              <w:pBdr>
-                <w:bottom w:val="single" w:sz="2" w:space="0" w:color="CCCCCC"/>
-              </w:pBdr>
-            </w:pPr>
-            <w:r>
-              <w:t xml:space="preserve"> </w:t>
-            </w:r>
-          </w:p>
-        </w:tc>
-      </w:tr>
-      <w:tr>
-        <w:tblPrEx>
-          <w:tblCellMar>
-            <w:top w:w="0" w:type="dxa"/>
-            <w:bottom w:w="0" w:type="dxa"/>
-          </w:tblCellMar>
-        </w:tblPrEx>
         <w:tc>
           <w:tcPr>
             <w:tcW w:w="9360" w:type="dxa"/>
@@ -8660,12 +9821,6 @@
         <w:gridCol w:w="9360"/>
       </w:tblGrid>
       <w:tr>
-        <w:tblPrEx>
-          <w:tblCellMar>
-            <w:top w:w="0" w:type="dxa"/>
-            <w:bottom w:w="0" w:type="dxa"/>
-          </w:tblCellMar>
-        </w:tblPrEx>
         <w:tc>
           <w:tcPr>
             <w:tcW w:w="9360" w:type="dxa"/>
@@ -8695,12 +9850,6 @@
         </w:tc>
       </w:tr>
       <w:tr>
-        <w:tblPrEx>
-          <w:tblCellMar>
-            <w:top w:w="0" w:type="dxa"/>
-            <w:bottom w:w="0" w:type="dxa"/>
-          </w:tblCellMar>
-        </w:tblPrEx>
         <w:tc>
           <w:tcPr>
             <w:tcW w:w="9360" w:type="dxa"/>
@@ -8723,18 +9872,12 @@
               </w:pBdr>
             </w:pPr>
             <w:r>
-              <w:t xml:space="preserve"> </w:t>
+              <w:t>If the broker crashes and restarts, all in-memory subscriptions are lost, so subscribers must register again. Since the broker does not persist or replicate subscription data, it provides only best-effort availability and does not guarantee durable subscription state. In CAP terms, it is closer to an AP-style design in spirit than a CP system.</w:t>
             </w:r>
           </w:p>
         </w:tc>
       </w:tr>
       <w:tr>
-        <w:tblPrEx>
-          <w:tblCellMar>
-            <w:top w:w="0" w:type="dxa"/>
-            <w:bottom w:w="0" w:type="dxa"/>
-          </w:tblCellMar>
-        </w:tblPrEx>
         <w:tc>
           <w:tcPr>
             <w:tcW w:w="9360" w:type="dxa"/>
@@ -8763,12 +9906,6 @@
         </w:tc>
       </w:tr>
       <w:tr>
-        <w:tblPrEx>
-          <w:tblCellMar>
-            <w:top w:w="0" w:type="dxa"/>
-            <w:bottom w:w="0" w:type="dxa"/>
-          </w:tblCellMar>
-        </w:tblPrEx>
         <w:tc>
           <w:tcPr>
             <w:tcW w:w="9360" w:type="dxa"/>
@@ -8791,19 +9928,12 @@
               </w:pBdr>
             </w:pPr>
             <w:r>
-              <w:lastRenderedPageBreak/>
               <w:t xml:space="preserve"> </w:t>
             </w:r>
           </w:p>
         </w:tc>
       </w:tr>
       <w:tr>
-        <w:tblPrEx>
-          <w:tblCellMar>
-            <w:top w:w="0" w:type="dxa"/>
-            <w:bottom w:w="0" w:type="dxa"/>
-          </w:tblCellMar>
-        </w:tblPrEx>
         <w:tc>
           <w:tcPr>
             <w:tcW w:w="9360" w:type="dxa"/>
@@ -8832,12 +9962,6 @@
         </w:tc>
       </w:tr>
       <w:tr>
-        <w:tblPrEx>
-          <w:tblCellMar>
-            <w:top w:w="0" w:type="dxa"/>
-            <w:bottom w:w="0" w:type="dxa"/>
-          </w:tblCellMar>
-        </w:tblPrEx>
         <w:tc>
           <w:tcPr>
             <w:tcW w:w="9360" w:type="dxa"/>
@@ -8914,12 +10038,6 @@
         <w:gridCol w:w="5760"/>
       </w:tblGrid>
       <w:tr>
-        <w:tblPrEx>
-          <w:tblCellMar>
-            <w:top w:w="0" w:type="dxa"/>
-            <w:bottom w:w="0" w:type="dxa"/>
-          </w:tblCellMar>
-        </w:tblPrEx>
         <w:tc>
           <w:tcPr>
             <w:tcW w:w="3600" w:type="dxa"/>
@@ -8982,12 +10100,6 @@
         </w:tc>
       </w:tr>
       <w:tr>
-        <w:tblPrEx>
-          <w:tblCellMar>
-            <w:top w:w="0" w:type="dxa"/>
-            <w:bottom w:w="0" w:type="dxa"/>
-          </w:tblCellMar>
-        </w:tblPrEx>
         <w:tc>
           <w:tcPr>
             <w:tcW w:w="3600" w:type="dxa"/>
@@ -9006,13 +10118,23 @@
             </w:tcMar>
           </w:tcPr>
           <w:p>
-            <w:r>
-              <w:rPr>
-                <w:color w:val="000000"/>
-                <w:sz w:val="21"/>
-                <w:szCs w:val="21"/>
-              </w:rPr>
-              <w:t>A — Tasks per worker (out of 20)</w:t>
+            <w:proofErr w:type="gramStart"/>
+            <w:r>
+              <w:rPr>
+                <w:color w:val="000000"/>
+                <w:sz w:val="21"/>
+                <w:szCs w:val="21"/>
+              </w:rPr>
+              <w:t>A — Tasks</w:t>
+            </w:r>
+            <w:proofErr w:type="gramEnd"/>
+            <w:r>
+              <w:rPr>
+                <w:color w:val="000000"/>
+                <w:sz w:val="21"/>
+                <w:szCs w:val="21"/>
+              </w:rPr>
+              <w:t xml:space="preserve"> per worker (out of 20)</w:t>
             </w:r>
           </w:p>
         </w:tc>
@@ -9040,18 +10162,106 @@
                 <w:sz w:val="21"/>
                 <w:szCs w:val="21"/>
               </w:rPr>
-              <w:t>W1: ___  W2: ___  W3: ___</w:t>
+              <w:t xml:space="preserve">W1: </w:t>
+            </w:r>
+            <w:r>
+              <w:rPr>
+                <w:color w:val="000000"/>
+                <w:sz w:val="21"/>
+                <w:szCs w:val="21"/>
+              </w:rPr>
+              <w:t>6</w:t>
+            </w:r>
+            <w:r>
+              <w:rPr>
+                <w:color w:val="000000"/>
+                <w:sz w:val="21"/>
+                <w:szCs w:val="21"/>
+              </w:rPr>
+              <w:t>__</w:t>
+            </w:r>
+            <w:proofErr w:type="gramStart"/>
+            <w:r>
+              <w:rPr>
+                <w:color w:val="000000"/>
+                <w:sz w:val="21"/>
+                <w:szCs w:val="21"/>
+              </w:rPr>
+              <w:t>_  W</w:t>
+            </w:r>
+            <w:proofErr w:type="gramEnd"/>
+            <w:r>
+              <w:rPr>
+                <w:color w:val="000000"/>
+                <w:sz w:val="21"/>
+                <w:szCs w:val="21"/>
+              </w:rPr>
+              <w:t xml:space="preserve">2: </w:t>
+            </w:r>
+            <w:r>
+              <w:rPr>
+                <w:color w:val="000000"/>
+                <w:sz w:val="21"/>
+                <w:szCs w:val="21"/>
+              </w:rPr>
+              <w:t>8</w:t>
+            </w:r>
+            <w:r>
+              <w:rPr>
+                <w:color w:val="000000"/>
+                <w:sz w:val="21"/>
+                <w:szCs w:val="21"/>
+              </w:rPr>
+              <w:t>__</w:t>
+            </w:r>
+            <w:proofErr w:type="gramStart"/>
+            <w:r>
+              <w:rPr>
+                <w:color w:val="000000"/>
+                <w:sz w:val="21"/>
+                <w:szCs w:val="21"/>
+              </w:rPr>
+              <w:t>_  W</w:t>
+            </w:r>
+            <w:proofErr w:type="gramEnd"/>
+            <w:r>
+              <w:rPr>
+                <w:color w:val="000000"/>
+                <w:sz w:val="21"/>
+                <w:szCs w:val="21"/>
+              </w:rPr>
+              <w:t xml:space="preserve">3: </w:t>
+            </w:r>
+            <w:proofErr w:type="gramStart"/>
+            <w:r>
+              <w:rPr>
+                <w:color w:val="000000"/>
+                <w:sz w:val="21"/>
+                <w:szCs w:val="21"/>
+              </w:rPr>
+              <w:t>6</w:t>
+            </w:r>
+            <w:r>
+              <w:rPr>
+                <w:color w:val="000000"/>
+                <w:sz w:val="21"/>
+                <w:szCs w:val="21"/>
+              </w:rPr>
+              <w:t>__</w:t>
+            </w:r>
+            <w:proofErr w:type="gramEnd"/>
+            <w:r>
+              <w:rPr>
+                <w:color w:val="000000"/>
+                <w:sz w:val="21"/>
+                <w:szCs w:val="21"/>
+              </w:rPr>
+              <w:t>_</w:t>
             </w:r>
           </w:p>
         </w:tc>
       </w:tr>
       <w:tr>
-        <w:tblPrEx>
-          <w:tblCellMar>
-            <w:top w:w="0" w:type="dxa"/>
-            <w:bottom w:w="0" w:type="dxa"/>
-          </w:tblCellMar>
-        </w:tblPrEx>
         <w:tc>
           <w:tcPr>
             <w:tcW w:w="3600" w:type="dxa"/>
@@ -9097,16 +10307,22 @@
               <w:right w:w="150" w:type="dxa"/>
             </w:tcMar>
           </w:tcPr>
-          <w:p/>
+          <w:p>
+            <w:r>
+              <w:t xml:space="preserve">Duplicates: </w:t>
+            </w:r>
+            <w:proofErr w:type="gramStart"/>
+            <w:r>
+              <w:t>No  Lost</w:t>
+            </w:r>
+            <w:proofErr w:type="gramEnd"/>
+            <w:r>
+              <w:t xml:space="preserve">: No  </w:t>
+            </w:r>
+          </w:p>
         </w:tc>
       </w:tr>
       <w:tr>
-        <w:tblPrEx>
-          <w:tblCellMar>
-            <w:top w:w="0" w:type="dxa"/>
-            <w:bottom w:w="0" w:type="dxa"/>
-          </w:tblCellMar>
-        </w:tblPrEx>
         <w:tc>
           <w:tcPr>
             <w:tcW w:w="3600" w:type="dxa"/>
@@ -9152,16 +10368,14 @@
               <w:right w:w="150" w:type="dxa"/>
             </w:tcMar>
           </w:tcPr>
-          <w:p/>
+          <w:p>
+            <w:r>
+              <w:t>6s</w:t>
+            </w:r>
+          </w:p>
         </w:tc>
       </w:tr>
       <w:tr>
-        <w:tblPrEx>
-          <w:tblCellMar>
-            <w:top w:w="0" w:type="dxa"/>
-            <w:bottom w:w="0" w:type="dxa"/>
-          </w:tblCellMar>
-        </w:tblPrEx>
         <w:tc>
           <w:tcPr>
             <w:tcW w:w="3600" w:type="dxa"/>
@@ -9207,7 +10421,11 @@
               <w:right w:w="150" w:type="dxa"/>
             </w:tcMar>
           </w:tcPr>
-          <w:p/>
+          <w:p>
+            <w:r>
+              <w:t>worker-1 (task-5)</w:t>
+            </w:r>
+          </w:p>
         </w:tc>
       </w:tr>
     </w:tbl>
@@ -9246,12 +10464,6 @@
         <w:gridCol w:w="5760"/>
       </w:tblGrid>
       <w:tr>
-        <w:tblPrEx>
-          <w:tblCellMar>
-            <w:top w:w="0" w:type="dxa"/>
-            <w:bottom w:w="0" w:type="dxa"/>
-          </w:tblCellMar>
-        </w:tblPrEx>
         <w:tc>
           <w:tcPr>
             <w:tcW w:w="3600" w:type="dxa"/>
@@ -9314,12 +10526,6 @@
         </w:tc>
       </w:tr>
       <w:tr>
-        <w:tblPrEx>
-          <w:tblCellMar>
-            <w:top w:w="0" w:type="dxa"/>
-            <w:bottom w:w="0" w:type="dxa"/>
-          </w:tblCellMar>
-        </w:tblPrEx>
         <w:tc>
           <w:tcPr>
             <w:tcW w:w="3600" w:type="dxa"/>
@@ -9365,16 +10571,14 @@
               <w:right w:w="150" w:type="dxa"/>
             </w:tcMar>
           </w:tcPr>
-          <w:p/>
+          <w:p>
+            <w:r>
+              <w:t>yes</w:t>
+            </w:r>
+          </w:p>
         </w:tc>
       </w:tr>
       <w:tr>
-        <w:tblPrEx>
-          <w:tblCellMar>
-            <w:top w:w="0" w:type="dxa"/>
-            <w:bottom w:w="0" w:type="dxa"/>
-          </w:tblCellMar>
-        </w:tblPrEx>
         <w:tc>
           <w:tcPr>
             <w:tcW w:w="3600" w:type="dxa"/>
@@ -9420,16 +10624,14 @@
               <w:right w:w="150" w:type="dxa"/>
             </w:tcMar>
           </w:tcPr>
-          <w:p/>
+          <w:p>
+            <w:r>
+              <w:t>Yes (1,2,3,4,5)</w:t>
+            </w:r>
+          </w:p>
         </w:tc>
       </w:tr>
       <w:tr>
-        <w:tblPrEx>
-          <w:tblCellMar>
-            <w:top w:w="0" w:type="dxa"/>
-            <w:bottom w:w="0" w:type="dxa"/>
-          </w:tblCellMar>
-        </w:tblPrEx>
         <w:tc>
           <w:tcPr>
             <w:tcW w:w="3600" w:type="dxa"/>
@@ -9475,16 +10677,14 @@
               <w:right w:w="150" w:type="dxa"/>
             </w:tcMar>
           </w:tcPr>
-          <w:p/>
+          <w:p>
+            <w:r>
+              <w:t>NO</w:t>
+            </w:r>
+          </w:p>
         </w:tc>
       </w:tr>
       <w:tr>
-        <w:tblPrEx>
-          <w:tblCellMar>
-            <w:top w:w="0" w:type="dxa"/>
-            <w:bottom w:w="0" w:type="dxa"/>
-          </w:tblCellMar>
-        </w:tblPrEx>
         <w:tc>
           <w:tcPr>
             <w:tcW w:w="3600" w:type="dxa"/>
@@ -9530,7 +10730,19 @@
               <w:right w:w="150" w:type="dxa"/>
             </w:tcMar>
           </w:tcPr>
-          <w:p/>
+          <w:p>
+            <w:r>
+              <w:t xml:space="preserve">Yes (3 </w:t>
+            </w:r>
+            <w:proofErr w:type="gramStart"/>
+            <w:r>
+              <w:t xml:space="preserve">events)   </w:t>
+            </w:r>
+            <w:proofErr w:type="gramEnd"/>
+            <w:r>
+              <w:t xml:space="preserve"> </w:t>
+            </w:r>
+          </w:p>
         </w:tc>
       </w:tr>
     </w:tbl>
@@ -9570,12 +10782,6 @@
         <w:gridCol w:w="3080"/>
       </w:tblGrid>
       <w:tr>
-        <w:tblPrEx>
-          <w:tblCellMar>
-            <w:top w:w="0" w:type="dxa"/>
-            <w:bottom w:w="0" w:type="dxa"/>
-          </w:tblCellMar>
-        </w:tblPrEx>
         <w:tc>
           <w:tcPr>
             <w:tcW w:w="3200" w:type="dxa"/>
@@ -9668,12 +10874,6 @@
         </w:tc>
       </w:tr>
       <w:tr>
-        <w:tblPrEx>
-          <w:tblCellMar>
-            <w:top w:w="0" w:type="dxa"/>
-            <w:bottom w:w="0" w:type="dxa"/>
-          </w:tblCellMar>
-        </w:tblPrEx>
         <w:tc>
           <w:tcPr>
             <w:tcW w:w="3200" w:type="dxa"/>
@@ -9719,7 +10919,11 @@
               <w:right w:w="150" w:type="dxa"/>
             </w:tcMar>
           </w:tcPr>
-          <w:p/>
+          <w:p>
+            <w:r>
+              <w:t>One worker only</w:t>
+            </w:r>
+          </w:p>
         </w:tc>
         <w:tc>
           <w:tcPr>
@@ -9738,16 +10942,14 @@
               <w:right w:w="150" w:type="dxa"/>
             </w:tcMar>
           </w:tcPr>
-          <w:p/>
+          <w:p>
+            <w:r>
+              <w:t xml:space="preserve">All subscribers  </w:t>
+            </w:r>
+          </w:p>
         </w:tc>
       </w:tr>
       <w:tr>
-        <w:tblPrEx>
-          <w:tblCellMar>
-            <w:top w:w="0" w:type="dxa"/>
-            <w:bottom w:w="0" w:type="dxa"/>
-          </w:tblCellMar>
-        </w:tblPrEx>
         <w:tc>
           <w:tcPr>
             <w:tcW w:w="3200" w:type="dxa"/>
@@ -9793,7 +10995,11 @@
               <w:right w:w="150" w:type="dxa"/>
             </w:tcMar>
           </w:tcPr>
-          <w:p/>
+          <w:p>
+            <w:r>
+              <w:t xml:space="preserve">Work distribution  </w:t>
+            </w:r>
+          </w:p>
         </w:tc>
         <w:tc>
           <w:tcPr>
@@ -9812,16 +11018,19 @@
               <w:right w:w="150" w:type="dxa"/>
             </w:tcMar>
           </w:tcPr>
-          <w:p/>
+          <w:p>
+            <w:proofErr w:type="gramStart"/>
+            <w:r>
+              <w:t>Broadcast to</w:t>
+            </w:r>
+            <w:proofErr w:type="gramEnd"/>
+            <w:r>
+              <w:t xml:space="preserve"> many services</w:t>
+            </w:r>
+          </w:p>
         </w:tc>
       </w:tr>
       <w:tr>
-        <w:tblPrEx>
-          <w:tblCellMar>
-            <w:top w:w="0" w:type="dxa"/>
-            <w:bottom w:w="0" w:type="dxa"/>
-          </w:tblCellMar>
-        </w:tblPrEx>
         <w:tc>
           <w:tcPr>
             <w:tcW w:w="3200" w:type="dxa"/>
@@ -9846,7 +11055,25 @@
                 <w:sz w:val="21"/>
                 <w:szCs w:val="21"/>
               </w:rPr>
-              <w:t>New consumer sees old messages?</w:t>
+              <w:t xml:space="preserve">New </w:t>
+            </w:r>
+            <w:proofErr w:type="gramStart"/>
+            <w:r>
+              <w:rPr>
+                <w:color w:val="000000"/>
+                <w:sz w:val="21"/>
+                <w:szCs w:val="21"/>
+              </w:rPr>
+              <w:t>consumer sees</w:t>
+            </w:r>
+            <w:proofErr w:type="gramEnd"/>
+            <w:r>
+              <w:rPr>
+                <w:color w:val="000000"/>
+                <w:sz w:val="21"/>
+                <w:szCs w:val="21"/>
+              </w:rPr>
+              <w:t xml:space="preserve"> old messages?</w:t>
             </w:r>
           </w:p>
         </w:tc>
@@ -9867,7 +11094,11 @@
               <w:right w:w="150" w:type="dxa"/>
             </w:tcMar>
           </w:tcPr>
-          <w:p/>
+          <w:p>
+            <w:r>
+              <w:t xml:space="preserve">No   </w:t>
+            </w:r>
+          </w:p>
         </w:tc>
         <w:tc>
           <w:tcPr>
@@ -9886,7 +11117,11 @@
               <w:right w:w="150" w:type="dxa"/>
             </w:tcMar>
           </w:tcPr>
-          <w:p/>
+          <w:p>
+            <w:r>
+              <w:t>No (in this lab)</w:t>
+            </w:r>
+          </w:p>
         </w:tc>
       </w:tr>
     </w:tbl>
@@ -9930,12 +11165,6 @@
         <w:gridCol w:w="3160"/>
       </w:tblGrid>
       <w:tr>
-        <w:tblPrEx>
-          <w:tblCellMar>
-            <w:top w:w="0" w:type="dxa"/>
-            <w:bottom w:w="0" w:type="dxa"/>
-          </w:tblCellMar>
-        </w:tblPrEx>
         <w:tc>
           <w:tcPr>
             <w:tcW w:w="2800" w:type="dxa"/>
@@ -10028,12 +11257,6 @@
         </w:tc>
       </w:tr>
       <w:tr>
-        <w:tblPrEx>
-          <w:tblCellMar>
-            <w:top w:w="0" w:type="dxa"/>
-            <w:bottom w:w="0" w:type="dxa"/>
-          </w:tblCellMar>
-        </w:tblPrEx>
         <w:tc>
           <w:tcPr>
             <w:tcW w:w="2800" w:type="dxa"/>
@@ -10120,12 +11343,6 @@
         </w:tc>
       </w:tr>
       <w:tr>
-        <w:tblPrEx>
-          <w:tblCellMar>
-            <w:top w:w="0" w:type="dxa"/>
-            <w:bottom w:w="0" w:type="dxa"/>
-          </w:tblCellMar>
-        </w:tblPrEx>
         <w:tc>
           <w:tcPr>
             <w:tcW w:w="2800" w:type="dxa"/>
@@ -10250,12 +11467,6 @@
         <w:gridCol w:w="5960"/>
       </w:tblGrid>
       <w:tr>
-        <w:tblPrEx>
-          <w:tblCellMar>
-            <w:top w:w="0" w:type="dxa"/>
-            <w:bottom w:w="0" w:type="dxa"/>
-          </w:tblCellMar>
-        </w:tblPrEx>
         <w:tc>
           <w:tcPr>
             <w:tcW w:w="3400" w:type="dxa"/>
@@ -10318,12 +11529,6 @@
         </w:tc>
       </w:tr>
       <w:tr>
-        <w:tblPrEx>
-          <w:tblCellMar>
-            <w:top w:w="0" w:type="dxa"/>
-            <w:bottom w:w="0" w:type="dxa"/>
-          </w:tblCellMar>
-        </w:tblPrEx>
         <w:tc>
           <w:tcPr>
             <w:tcW w:w="3400" w:type="dxa"/>
@@ -10382,12 +11587,6 @@
         </w:tc>
       </w:tr>
       <w:tr>
-        <w:tblPrEx>
-          <w:tblCellMar>
-            <w:top w:w="0" w:type="dxa"/>
-            <w:bottom w:w="0" w:type="dxa"/>
-          </w:tblCellMar>
-        </w:tblPrEx>
         <w:tc>
           <w:tcPr>
             <w:tcW w:w="3400" w:type="dxa"/>
@@ -10406,13 +11605,23 @@
             </w:tcMar>
           </w:tcPr>
           <w:p>
-            <w:r>
-              <w:rPr>
-                <w:color w:val="000000"/>
-                <w:sz w:val="21"/>
-                <w:szCs w:val="21"/>
-              </w:rPr>
-              <w:t>NewQueueManager returned nil</w:t>
+            <w:proofErr w:type="spellStart"/>
+            <w:r>
+              <w:rPr>
+                <w:color w:val="000000"/>
+                <w:sz w:val="21"/>
+                <w:szCs w:val="21"/>
+              </w:rPr>
+              <w:t>NewQueueManager</w:t>
+            </w:r>
+            <w:proofErr w:type="spellEnd"/>
+            <w:r>
+              <w:rPr>
+                <w:color w:val="000000"/>
+                <w:sz w:val="21"/>
+                <w:szCs w:val="21"/>
+              </w:rPr>
+              <w:t xml:space="preserve"> returned nil</w:t>
             </w:r>
           </w:p>
         </w:tc>
@@ -10440,18 +11649,30 @@
                 <w:sz w:val="21"/>
                 <w:szCs w:val="21"/>
               </w:rPr>
-              <w:t>Task 1 not implemented — return &amp;QueueManager{...}</w:t>
+              <w:t>Task 1 not implemented — return &amp;</w:t>
+            </w:r>
+            <w:proofErr w:type="spellStart"/>
+            <w:r>
+              <w:rPr>
+                <w:color w:val="000000"/>
+                <w:sz w:val="21"/>
+                <w:szCs w:val="21"/>
+              </w:rPr>
+              <w:t>QueueManager</w:t>
+            </w:r>
+            <w:proofErr w:type="spellEnd"/>
+            <w:r>
+              <w:rPr>
+                <w:color w:val="000000"/>
+                <w:sz w:val="21"/>
+                <w:szCs w:val="21"/>
+              </w:rPr>
+              <w:t>{...}</w:t>
             </w:r>
           </w:p>
         </w:tc>
       </w:tr>
       <w:tr>
-        <w:tblPrEx>
-          <w:tblCellMar>
-            <w:top w:w="0" w:type="dxa"/>
-            <w:bottom w:w="0" w:type="dxa"/>
-          </w:tblCellMar>
-        </w:tblPrEx>
         <w:tc>
           <w:tcPr>
             <w:tcW w:w="3400" w:type="dxa"/>
@@ -10470,13 +11691,25 @@
             </w:tcMar>
           </w:tcPr>
           <w:p>
-            <w:r>
-              <w:rPr>
-                <w:color w:val="000000"/>
-                <w:sz w:val="21"/>
-                <w:szCs w:val="21"/>
-              </w:rPr>
-              <w:t>NewBroker returned nil</w:t>
+            <w:proofErr w:type="spellStart"/>
+            <w:proofErr w:type="gramStart"/>
+            <w:r>
+              <w:rPr>
+                <w:color w:val="000000"/>
+                <w:sz w:val="21"/>
+                <w:szCs w:val="21"/>
+              </w:rPr>
+              <w:t>NewBroker</w:t>
+            </w:r>
+            <w:proofErr w:type="spellEnd"/>
+            <w:proofErr w:type="gramEnd"/>
+            <w:r>
+              <w:rPr>
+                <w:color w:val="000000"/>
+                <w:sz w:val="21"/>
+                <w:szCs w:val="21"/>
+              </w:rPr>
+              <w:t xml:space="preserve"> returned nil</w:t>
             </w:r>
           </w:p>
         </w:tc>
@@ -10504,18 +11737,30 @@
                 <w:sz w:val="21"/>
                 <w:szCs w:val="21"/>
               </w:rPr>
-              <w:t>Task 8 not implemented — return &amp;Broker{...}</w:t>
+              <w:t xml:space="preserve">Task 8 not implemented — return </w:t>
+            </w:r>
+            <w:proofErr w:type="gramStart"/>
+            <w:r>
+              <w:rPr>
+                <w:color w:val="000000"/>
+                <w:sz w:val="21"/>
+                <w:szCs w:val="21"/>
+              </w:rPr>
+              <w:t>&amp;Broker{</w:t>
+            </w:r>
+            <w:proofErr w:type="gramEnd"/>
+            <w:r>
+              <w:rPr>
+                <w:color w:val="000000"/>
+                <w:sz w:val="21"/>
+                <w:szCs w:val="21"/>
+              </w:rPr>
+              <w:t>...}</w:t>
             </w:r>
           </w:p>
         </w:tc>
       </w:tr>
       <w:tr>
-        <w:tblPrEx>
-          <w:tblCellMar>
-            <w:top w:w="0" w:type="dxa"/>
-            <w:bottom w:w="0" w:type="dxa"/>
-          </w:tblCellMar>
-        </w:tblPrEx>
         <w:tc>
           <w:tcPr>
             <w:tcW w:w="3400" w:type="dxa"/>
@@ -10568,18 +11813,30 @@
                 <w:sz w:val="21"/>
                 <w:szCs w:val="21"/>
               </w:rPr>
-              <w:t>Queue channel full (size 100) — workers not running yet</w:t>
+              <w:t xml:space="preserve">Queue channel full (size </w:t>
+            </w:r>
+            <w:proofErr w:type="gramStart"/>
+            <w:r>
+              <w:rPr>
+                <w:color w:val="000000"/>
+                <w:sz w:val="21"/>
+                <w:szCs w:val="21"/>
+              </w:rPr>
+              <w:t>100) —</w:t>
+            </w:r>
+            <w:proofErr w:type="gramEnd"/>
+            <w:r>
+              <w:rPr>
+                <w:color w:val="000000"/>
+                <w:sz w:val="21"/>
+                <w:szCs w:val="21"/>
+              </w:rPr>
+              <w:t xml:space="preserve"> workers not running yet</w:t>
             </w:r>
           </w:p>
         </w:tc>
       </w:tr>
       <w:tr>
-        <w:tblPrEx>
-          <w:tblCellMar>
-            <w:top w:w="0" w:type="dxa"/>
-            <w:bottom w:w="0" w:type="dxa"/>
-          </w:tblCellMar>
-        </w:tblPrEx>
         <w:tc>
           <w:tcPr>
             <w:tcW w:w="3400" w:type="dxa"/>
@@ -10632,18 +11889,30 @@
                 <w:sz w:val="21"/>
                 <w:szCs w:val="21"/>
               </w:rPr>
-              <w:t>Check Dequeue (Task 3) actually receives from channel</w:t>
+              <w:t xml:space="preserve">Check Dequeue (Task 3) </w:t>
+            </w:r>
+            <w:proofErr w:type="gramStart"/>
+            <w:r>
+              <w:rPr>
+                <w:color w:val="000000"/>
+                <w:sz w:val="21"/>
+                <w:szCs w:val="21"/>
+              </w:rPr>
+              <w:t>actually receives</w:t>
+            </w:r>
+            <w:proofErr w:type="gramEnd"/>
+            <w:r>
+              <w:rPr>
+                <w:color w:val="000000"/>
+                <w:sz w:val="21"/>
+                <w:szCs w:val="21"/>
+              </w:rPr>
+              <w:t xml:space="preserve"> from channel</w:t>
             </w:r>
           </w:p>
         </w:tc>
       </w:tr>
       <w:tr>
-        <w:tblPrEx>
-          <w:tblCellMar>
-            <w:top w:w="0" w:type="dxa"/>
-            <w:bottom w:w="0" w:type="dxa"/>
-          </w:tblCellMar>
-        </w:tblPrEx>
         <w:tc>
           <w:tcPr>
             <w:tcW w:w="3400" w:type="dxa"/>
@@ -10702,12 +11971,6 @@
         </w:tc>
       </w:tr>
       <w:tr>
-        <w:tblPrEx>
-          <w:tblCellMar>
-            <w:top w:w="0" w:type="dxa"/>
-            <w:bottom w:w="0" w:type="dxa"/>
-          </w:tblCellMar>
-        </w:tblPrEx>
         <w:tc>
           <w:tcPr>
             <w:tcW w:w="3400" w:type="dxa"/>
@@ -10760,18 +12023,30 @@
                 <w:sz w:val="21"/>
                 <w:szCs w:val="21"/>
               </w:rPr>
-              <w:t>Check Subscribe (Task 9) actually appends to the map</w:t>
+              <w:t xml:space="preserve">Check Subscribe (Task 9) </w:t>
+            </w:r>
+            <w:proofErr w:type="gramStart"/>
+            <w:r>
+              <w:rPr>
+                <w:color w:val="000000"/>
+                <w:sz w:val="21"/>
+                <w:szCs w:val="21"/>
+              </w:rPr>
+              <w:t>actually appends</w:t>
+            </w:r>
+            <w:proofErr w:type="gramEnd"/>
+            <w:r>
+              <w:rPr>
+                <w:color w:val="000000"/>
+                <w:sz w:val="21"/>
+                <w:szCs w:val="21"/>
+              </w:rPr>
+              <w:t xml:space="preserve"> to the map</w:t>
             </w:r>
           </w:p>
         </w:tc>
       </w:tr>
       <w:tr>
-        <w:tblPrEx>
-          <w:tblCellMar>
-            <w:top w:w="0" w:type="dxa"/>
-            <w:bottom w:w="0" w:type="dxa"/>
-          </w:tblCellMar>
-        </w:tblPrEx>
         <w:tc>
           <w:tcPr>
             <w:tcW w:w="3400" w:type="dxa"/>
@@ -10830,12 +12105,6 @@
         </w:tc>
       </w:tr>
       <w:tr>
-        <w:tblPrEx>
-          <w:tblCellMar>
-            <w:top w:w="0" w:type="dxa"/>
-            <w:bottom w:w="0" w:type="dxa"/>
-          </w:tblCellMar>
-        </w:tblPrEx>
         <w:tc>
           <w:tcPr>
             <w:tcW w:w="3400" w:type="dxa"/>
@@ -10894,12 +12163,6 @@
         </w:tc>
       </w:tr>
       <w:tr>
-        <w:tblPrEx>
-          <w:tblCellMar>
-            <w:top w:w="0" w:type="dxa"/>
-            <w:bottom w:w="0" w:type="dxa"/>
-          </w:tblCellMar>
-        </w:tblPrEx>
         <w:tc>
           <w:tcPr>
             <w:tcW w:w="3400" w:type="dxa"/>
@@ -11004,12 +12267,6 @@
         <w:gridCol w:w="9360"/>
       </w:tblGrid>
       <w:tr>
-        <w:tblPrEx>
-          <w:tblCellMar>
-            <w:top w:w="0" w:type="dxa"/>
-            <w:bottom w:w="0" w:type="dxa"/>
-          </w:tblCellMar>
-        </w:tblPrEx>
         <w:tc>
           <w:tcPr>
             <w:tcW w:w="9360" w:type="dxa"/>
@@ -11039,14 +12296,56 @@
             </w:r>
           </w:p>
           <w:p>
-            <w:r>
-              <w:rPr>
-                <w:rFonts w:ascii="Courier New" w:eastAsia="Courier New" w:hAnsi="Courier New" w:cs="Courier New"/>
-                <w:color w:val="D4D4D4"/>
-                <w:sz w:val="18"/>
-                <w:szCs w:val="18"/>
-              </w:rPr>
-              <w:t>ch := make(chan Task, 100)</w:t>
+            <w:proofErr w:type="gramStart"/>
+            <w:r>
+              <w:rPr>
+                <w:rFonts w:ascii="Courier New" w:eastAsia="Courier New" w:hAnsi="Courier New" w:cs="Courier New"/>
+                <w:color w:val="D4D4D4"/>
+                <w:sz w:val="18"/>
+                <w:szCs w:val="18"/>
+              </w:rPr>
+              <w:t>ch :</w:t>
+            </w:r>
+            <w:proofErr w:type="gramEnd"/>
+            <w:r>
+              <w:rPr>
+                <w:rFonts w:ascii="Courier New" w:eastAsia="Courier New" w:hAnsi="Courier New" w:cs="Courier New"/>
+                <w:color w:val="D4D4D4"/>
+                <w:sz w:val="18"/>
+                <w:szCs w:val="18"/>
+              </w:rPr>
+              <w:t xml:space="preserve">= </w:t>
+            </w:r>
+            <w:proofErr w:type="gramStart"/>
+            <w:r>
+              <w:rPr>
+                <w:rFonts w:ascii="Courier New" w:eastAsia="Courier New" w:hAnsi="Courier New" w:cs="Courier New"/>
+                <w:color w:val="D4D4D4"/>
+                <w:sz w:val="18"/>
+                <w:szCs w:val="18"/>
+              </w:rPr>
+              <w:t>make(</w:t>
+            </w:r>
+            <w:proofErr w:type="spellStart"/>
+            <w:proofErr w:type="gramEnd"/>
+            <w:r>
+              <w:rPr>
+                <w:rFonts w:ascii="Courier New" w:eastAsia="Courier New" w:hAnsi="Courier New" w:cs="Courier New"/>
+                <w:color w:val="D4D4D4"/>
+                <w:sz w:val="18"/>
+                <w:szCs w:val="18"/>
+              </w:rPr>
+              <w:t>chan</w:t>
+            </w:r>
+            <w:proofErr w:type="spellEnd"/>
+            <w:r>
+              <w:rPr>
+                <w:rFonts w:ascii="Courier New" w:eastAsia="Courier New" w:hAnsi="Courier New" w:cs="Courier New"/>
+                <w:color w:val="D4D4D4"/>
+                <w:sz w:val="18"/>
+                <w:szCs w:val="18"/>
+              </w:rPr>
+              <w:t xml:space="preserve"> Task, 100)</w:t>
             </w:r>
           </w:p>
           <w:p>
@@ -11101,7 +12400,27 @@
                 <w:sz w:val="18"/>
                 <w:szCs w:val="18"/>
               </w:rPr>
-              <w:t>// Consumer receives (blocks if empty) — exactly ONE</w:t>
+              <w:t xml:space="preserve">// Consumer receives (blocks if </w:t>
+            </w:r>
+            <w:proofErr w:type="gramStart"/>
+            <w:r>
+              <w:rPr>
+                <w:rFonts w:ascii="Courier New" w:eastAsia="Courier New" w:hAnsi="Courier New" w:cs="Courier New"/>
+                <w:color w:val="D4D4D4"/>
+                <w:sz w:val="18"/>
+                <w:szCs w:val="18"/>
+              </w:rPr>
+              <w:t>empty) —</w:t>
+            </w:r>
+            <w:proofErr w:type="gramEnd"/>
+            <w:r>
+              <w:rPr>
+                <w:rFonts w:ascii="Courier New" w:eastAsia="Courier New" w:hAnsi="Courier New" w:cs="Courier New"/>
+                <w:color w:val="D4D4D4"/>
+                <w:sz w:val="18"/>
+                <w:szCs w:val="18"/>
+              </w:rPr>
+              <w:t xml:space="preserve"> exactly ONE</w:t>
             </w:r>
           </w:p>
           <w:p>
@@ -11116,14 +12435,25 @@
             </w:r>
           </w:p>
           <w:p>
-            <w:r>
-              <w:rPr>
-                <w:rFonts w:ascii="Courier New" w:eastAsia="Courier New" w:hAnsi="Courier New" w:cs="Courier New"/>
-                <w:color w:val="D4D4D4"/>
-                <w:sz w:val="18"/>
-                <w:szCs w:val="18"/>
-              </w:rPr>
-              <w:t>task := &lt;-ch</w:t>
+            <w:proofErr w:type="gramStart"/>
+            <w:r>
+              <w:rPr>
+                <w:rFonts w:ascii="Courier New" w:eastAsia="Courier New" w:hAnsi="Courier New" w:cs="Courier New"/>
+                <w:color w:val="D4D4D4"/>
+                <w:sz w:val="18"/>
+                <w:szCs w:val="18"/>
+              </w:rPr>
+              <w:t>task :</w:t>
+            </w:r>
+            <w:proofErr w:type="gramEnd"/>
+            <w:r>
+              <w:rPr>
+                <w:rFonts w:ascii="Courier New" w:eastAsia="Courier New" w:hAnsi="Courier New" w:cs="Courier New"/>
+                <w:color w:val="D4D4D4"/>
+                <w:sz w:val="18"/>
+                <w:szCs w:val="18"/>
+              </w:rPr>
+              <w:t>= &lt;-ch</w:t>
             </w:r>
           </w:p>
         </w:tc>
@@ -11163,12 +12493,6 @@
         <w:gridCol w:w="9360"/>
       </w:tblGrid>
       <w:tr>
-        <w:tblPrEx>
-          <w:tblCellMar>
-            <w:top w:w="0" w:type="dxa"/>
-            <w:bottom w:w="0" w:type="dxa"/>
-          </w:tblCellMar>
-        </w:tblPrEx>
         <w:tc>
           <w:tcPr>
             <w:tcW w:w="9360" w:type="dxa"/>
@@ -11205,40 +12529,193 @@
                 <w:sz w:val="18"/>
                 <w:szCs w:val="18"/>
               </w:rPr>
-              <w:t>for _, sub := range subscribers {</w:t>
-            </w:r>
-          </w:p>
-          <w:p>
-            <w:r>
-              <w:rPr>
-                <w:rFonts w:ascii="Courier New" w:eastAsia="Courier New" w:hAnsi="Courier New" w:cs="Courier New"/>
-                <w:color w:val="D4D4D4"/>
-                <w:sz w:val="18"/>
-                <w:szCs w:val="18"/>
-              </w:rPr>
-              <w:t xml:space="preserve">    go func(s Subscriber) {</w:t>
-            </w:r>
-          </w:p>
-          <w:p>
-            <w:r>
-              <w:rPr>
-                <w:rFonts w:ascii="Courier New" w:eastAsia="Courier New" w:hAnsi="Courier New" w:cs="Courier New"/>
-                <w:color w:val="D4D4D4"/>
-                <w:sz w:val="18"/>
-                <w:szCs w:val="18"/>
-              </w:rPr>
-              <w:t xml:space="preserve">        callRPC(s.Addr, "SubscriberRPC.Deliver", &amp;args, &amp;reply)</w:t>
-            </w:r>
-          </w:p>
-          <w:p>
-            <w:r>
-              <w:rPr>
-                <w:rFonts w:ascii="Courier New" w:eastAsia="Courier New" w:hAnsi="Courier New" w:cs="Courier New"/>
-                <w:color w:val="D4D4D4"/>
-                <w:sz w:val="18"/>
-                <w:szCs w:val="18"/>
-              </w:rPr>
-              <w:t xml:space="preserve">    }(sub)  // pass as argument — avoid loop variable bug</w:t>
+              <w:t xml:space="preserve">for _, </w:t>
+            </w:r>
+            <w:proofErr w:type="gramStart"/>
+            <w:r>
+              <w:rPr>
+                <w:rFonts w:ascii="Courier New" w:eastAsia="Courier New" w:hAnsi="Courier New" w:cs="Courier New"/>
+                <w:color w:val="D4D4D4"/>
+                <w:sz w:val="18"/>
+                <w:szCs w:val="18"/>
+              </w:rPr>
+              <w:t>sub :</w:t>
+            </w:r>
+            <w:proofErr w:type="gramEnd"/>
+            <w:r>
+              <w:rPr>
+                <w:rFonts w:ascii="Courier New" w:eastAsia="Courier New" w:hAnsi="Courier New" w:cs="Courier New"/>
+                <w:color w:val="D4D4D4"/>
+                <w:sz w:val="18"/>
+                <w:szCs w:val="18"/>
+              </w:rPr>
+              <w:t>= range subscribers {</w:t>
+            </w:r>
+          </w:p>
+          <w:p>
+            <w:r>
+              <w:rPr>
+                <w:rFonts w:ascii="Courier New" w:eastAsia="Courier New" w:hAnsi="Courier New" w:cs="Courier New"/>
+                <w:color w:val="D4D4D4"/>
+                <w:sz w:val="18"/>
+                <w:szCs w:val="18"/>
+              </w:rPr>
+              <w:t xml:space="preserve">    go </w:t>
+            </w:r>
+            <w:proofErr w:type="spellStart"/>
+            <w:proofErr w:type="gramStart"/>
+            <w:r>
+              <w:rPr>
+                <w:rFonts w:ascii="Courier New" w:eastAsia="Courier New" w:hAnsi="Courier New" w:cs="Courier New"/>
+                <w:color w:val="D4D4D4"/>
+                <w:sz w:val="18"/>
+                <w:szCs w:val="18"/>
+              </w:rPr>
+              <w:t>func</w:t>
+            </w:r>
+            <w:proofErr w:type="spellEnd"/>
+            <w:r>
+              <w:rPr>
+                <w:rFonts w:ascii="Courier New" w:eastAsia="Courier New" w:hAnsi="Courier New" w:cs="Courier New"/>
+                <w:color w:val="D4D4D4"/>
+                <w:sz w:val="18"/>
+                <w:szCs w:val="18"/>
+              </w:rPr>
+              <w:t>(</w:t>
+            </w:r>
+            <w:proofErr w:type="gramEnd"/>
+            <w:r>
+              <w:rPr>
+                <w:rFonts w:ascii="Courier New" w:eastAsia="Courier New" w:hAnsi="Courier New" w:cs="Courier New"/>
+                <w:color w:val="D4D4D4"/>
+                <w:sz w:val="18"/>
+                <w:szCs w:val="18"/>
+              </w:rPr>
+              <w:t>s Subscriber) {</w:t>
+            </w:r>
+          </w:p>
+          <w:p>
+            <w:r>
+              <w:rPr>
+                <w:rFonts w:ascii="Courier New" w:eastAsia="Courier New" w:hAnsi="Courier New" w:cs="Courier New"/>
+                <w:color w:val="D4D4D4"/>
+                <w:sz w:val="18"/>
+                <w:szCs w:val="18"/>
+              </w:rPr>
+              <w:t xml:space="preserve">        </w:t>
+            </w:r>
+            <w:proofErr w:type="spellStart"/>
+            <w:proofErr w:type="gramStart"/>
+            <w:r>
+              <w:rPr>
+                <w:rFonts w:ascii="Courier New" w:eastAsia="Courier New" w:hAnsi="Courier New" w:cs="Courier New"/>
+                <w:color w:val="D4D4D4"/>
+                <w:sz w:val="18"/>
+                <w:szCs w:val="18"/>
+              </w:rPr>
+              <w:t>callRPC</w:t>
+            </w:r>
+            <w:proofErr w:type="spellEnd"/>
+            <w:r>
+              <w:rPr>
+                <w:rFonts w:ascii="Courier New" w:eastAsia="Courier New" w:hAnsi="Courier New" w:cs="Courier New"/>
+                <w:color w:val="D4D4D4"/>
+                <w:sz w:val="18"/>
+                <w:szCs w:val="18"/>
+              </w:rPr>
+              <w:t>(</w:t>
+            </w:r>
+            <w:proofErr w:type="spellStart"/>
+            <w:r>
+              <w:rPr>
+                <w:rFonts w:ascii="Courier New" w:eastAsia="Courier New" w:hAnsi="Courier New" w:cs="Courier New"/>
+                <w:color w:val="D4D4D4"/>
+                <w:sz w:val="18"/>
+                <w:szCs w:val="18"/>
+              </w:rPr>
+              <w:t>s.Addr</w:t>
+            </w:r>
+            <w:proofErr w:type="spellEnd"/>
+            <w:proofErr w:type="gramEnd"/>
+            <w:r>
+              <w:rPr>
+                <w:rFonts w:ascii="Courier New" w:eastAsia="Courier New" w:hAnsi="Courier New" w:cs="Courier New"/>
+                <w:color w:val="D4D4D4"/>
+                <w:sz w:val="18"/>
+                <w:szCs w:val="18"/>
+              </w:rPr>
+              <w:t>, "</w:t>
+            </w:r>
+            <w:proofErr w:type="spellStart"/>
+            <w:r>
+              <w:rPr>
+                <w:rFonts w:ascii="Courier New" w:eastAsia="Courier New" w:hAnsi="Courier New" w:cs="Courier New"/>
+                <w:color w:val="D4D4D4"/>
+                <w:sz w:val="18"/>
+                <w:szCs w:val="18"/>
+              </w:rPr>
+              <w:t>SubscriberRPC.Deliver</w:t>
+            </w:r>
+            <w:proofErr w:type="spellEnd"/>
+            <w:r>
+              <w:rPr>
+                <w:rFonts w:ascii="Courier New" w:eastAsia="Courier New" w:hAnsi="Courier New" w:cs="Courier New"/>
+                <w:color w:val="D4D4D4"/>
+                <w:sz w:val="18"/>
+                <w:szCs w:val="18"/>
+              </w:rPr>
+              <w:t>", &amp;</w:t>
+            </w:r>
+            <w:proofErr w:type="spellStart"/>
+            <w:r>
+              <w:rPr>
+                <w:rFonts w:ascii="Courier New" w:eastAsia="Courier New" w:hAnsi="Courier New" w:cs="Courier New"/>
+                <w:color w:val="D4D4D4"/>
+                <w:sz w:val="18"/>
+                <w:szCs w:val="18"/>
+              </w:rPr>
+              <w:t>args</w:t>
+            </w:r>
+            <w:proofErr w:type="spellEnd"/>
+            <w:r>
+              <w:rPr>
+                <w:rFonts w:ascii="Courier New" w:eastAsia="Courier New" w:hAnsi="Courier New" w:cs="Courier New"/>
+                <w:color w:val="D4D4D4"/>
+                <w:sz w:val="18"/>
+                <w:szCs w:val="18"/>
+              </w:rPr>
+              <w:t>, &amp;reply)</w:t>
+            </w:r>
+          </w:p>
+          <w:p>
+            <w:r>
+              <w:rPr>
+                <w:rFonts w:ascii="Courier New" w:eastAsia="Courier New" w:hAnsi="Courier New" w:cs="Courier New"/>
+                <w:color w:val="D4D4D4"/>
+                <w:sz w:val="18"/>
+                <w:szCs w:val="18"/>
+              </w:rPr>
+              <w:t xml:space="preserve">    </w:t>
+            </w:r>
+            <w:proofErr w:type="gramStart"/>
+            <w:r>
+              <w:rPr>
+                <w:rFonts w:ascii="Courier New" w:eastAsia="Courier New" w:hAnsi="Courier New" w:cs="Courier New"/>
+                <w:color w:val="D4D4D4"/>
+                <w:sz w:val="18"/>
+                <w:szCs w:val="18"/>
+              </w:rPr>
+              <w:t>}(sub)  /</w:t>
+            </w:r>
+            <w:proofErr w:type="gramEnd"/>
+            <w:r>
+              <w:rPr>
+                <w:rFonts w:ascii="Courier New" w:eastAsia="Courier New" w:hAnsi="Courier New" w:cs="Courier New"/>
+                <w:color w:val="D4D4D4"/>
+                <w:sz w:val="18"/>
+                <w:szCs w:val="18"/>
+              </w:rPr>
+              <w:t>/ pass as argument — avoid loop variable bug</w:t>
             </w:r>
           </w:p>
           <w:p>
@@ -11311,12 +12788,6 @@
         <w:gridCol w:w="9360"/>
       </w:tblGrid>
       <w:tr>
-        <w:tblPrEx>
-          <w:tblCellMar>
-            <w:top w:w="0" w:type="dxa"/>
-            <w:bottom w:w="0" w:type="dxa"/>
-          </w:tblCellMar>
-        </w:tblPrEx>
         <w:tc>
           <w:tcPr>
             <w:tcW w:w="9360" w:type="dxa"/>
@@ -11342,51 +12813,277 @@
                 <w:sz w:val="18"/>
                 <w:szCs w:val="18"/>
               </w:rPr>
-              <w:t>for i := 0; i &lt; numWorkers; i++ {</w:t>
-            </w:r>
-          </w:p>
-          <w:p>
-            <w:r>
-              <w:rPr>
-                <w:rFonts w:ascii="Courier New" w:eastAsia="Courier New" w:hAnsi="Courier New" w:cs="Courier New"/>
-                <w:color w:val="D4D4D4"/>
-                <w:sz w:val="18"/>
-                <w:szCs w:val="18"/>
-              </w:rPr>
-              <w:t xml:space="preserve">    workerID := fmt.Sprintf("worker-%d", i+1)</w:t>
-            </w:r>
-          </w:p>
-          <w:p>
-            <w:r>
-              <w:rPr>
-                <w:rFonts w:ascii="Courier New" w:eastAsia="Courier New" w:hAnsi="Courier New" w:cs="Courier New"/>
-                <w:color w:val="D4D4D4"/>
-                <w:sz w:val="18"/>
-                <w:szCs w:val="18"/>
-              </w:rPr>
-              <w:t xml:space="preserve">    go func(id string) {</w:t>
-            </w:r>
-          </w:p>
-          <w:p>
-            <w:r>
-              <w:rPr>
-                <w:rFonts w:ascii="Courier New" w:eastAsia="Courier New" w:hAnsi="Courier New" w:cs="Courier New"/>
-                <w:color w:val="D4D4D4"/>
-                <w:sz w:val="18"/>
-                <w:szCs w:val="18"/>
-              </w:rPr>
-              <w:t xml:space="preserve">        for {  // loop forever</w:t>
-            </w:r>
-          </w:p>
-          <w:p>
-            <w:r>
-              <w:rPr>
-                <w:rFonts w:ascii="Courier New" w:eastAsia="Courier New" w:hAnsi="Courier New" w:cs="Courier New"/>
-                <w:color w:val="D4D4D4"/>
-                <w:sz w:val="18"/>
-                <w:szCs w:val="18"/>
-              </w:rPr>
-              <w:t xml:space="preserve">            task := dequeue(id)</w:t>
+              <w:t xml:space="preserve">for </w:t>
+            </w:r>
+            <w:proofErr w:type="spellStart"/>
+            <w:proofErr w:type="gramStart"/>
+            <w:r>
+              <w:rPr>
+                <w:rFonts w:ascii="Courier New" w:eastAsia="Courier New" w:hAnsi="Courier New" w:cs="Courier New"/>
+                <w:color w:val="D4D4D4"/>
+                <w:sz w:val="18"/>
+                <w:szCs w:val="18"/>
+              </w:rPr>
+              <w:t>i</w:t>
+            </w:r>
+            <w:proofErr w:type="spellEnd"/>
+            <w:r>
+              <w:rPr>
+                <w:rFonts w:ascii="Courier New" w:eastAsia="Courier New" w:hAnsi="Courier New" w:cs="Courier New"/>
+                <w:color w:val="D4D4D4"/>
+                <w:sz w:val="18"/>
+                <w:szCs w:val="18"/>
+              </w:rPr>
+              <w:t xml:space="preserve"> :</w:t>
+            </w:r>
+            <w:proofErr w:type="gramEnd"/>
+            <w:r>
+              <w:rPr>
+                <w:rFonts w:ascii="Courier New" w:eastAsia="Courier New" w:hAnsi="Courier New" w:cs="Courier New"/>
+                <w:color w:val="D4D4D4"/>
+                <w:sz w:val="18"/>
+                <w:szCs w:val="18"/>
+              </w:rPr>
+              <w:t xml:space="preserve">= 0; </w:t>
+            </w:r>
+            <w:proofErr w:type="spellStart"/>
+            <w:r>
+              <w:rPr>
+                <w:rFonts w:ascii="Courier New" w:eastAsia="Courier New" w:hAnsi="Courier New" w:cs="Courier New"/>
+                <w:color w:val="D4D4D4"/>
+                <w:sz w:val="18"/>
+                <w:szCs w:val="18"/>
+              </w:rPr>
+              <w:t>i</w:t>
+            </w:r>
+            <w:proofErr w:type="spellEnd"/>
+            <w:r>
+              <w:rPr>
+                <w:rFonts w:ascii="Courier New" w:eastAsia="Courier New" w:hAnsi="Courier New" w:cs="Courier New"/>
+                <w:color w:val="D4D4D4"/>
+                <w:sz w:val="18"/>
+                <w:szCs w:val="18"/>
+              </w:rPr>
+              <w:t xml:space="preserve"> &lt; </w:t>
+            </w:r>
+            <w:proofErr w:type="spellStart"/>
+            <w:r>
+              <w:rPr>
+                <w:rFonts w:ascii="Courier New" w:eastAsia="Courier New" w:hAnsi="Courier New" w:cs="Courier New"/>
+                <w:color w:val="D4D4D4"/>
+                <w:sz w:val="18"/>
+                <w:szCs w:val="18"/>
+              </w:rPr>
+              <w:t>numWorkers</w:t>
+            </w:r>
+            <w:proofErr w:type="spellEnd"/>
+            <w:r>
+              <w:rPr>
+                <w:rFonts w:ascii="Courier New" w:eastAsia="Courier New" w:hAnsi="Courier New" w:cs="Courier New"/>
+                <w:color w:val="D4D4D4"/>
+                <w:sz w:val="18"/>
+                <w:szCs w:val="18"/>
+              </w:rPr>
+              <w:t xml:space="preserve">; </w:t>
+            </w:r>
+            <w:proofErr w:type="spellStart"/>
+            <w:r>
+              <w:rPr>
+                <w:rFonts w:ascii="Courier New" w:eastAsia="Courier New" w:hAnsi="Courier New" w:cs="Courier New"/>
+                <w:color w:val="D4D4D4"/>
+                <w:sz w:val="18"/>
+                <w:szCs w:val="18"/>
+              </w:rPr>
+              <w:t>i</w:t>
+            </w:r>
+            <w:proofErr w:type="spellEnd"/>
+            <w:r>
+              <w:rPr>
+                <w:rFonts w:ascii="Courier New" w:eastAsia="Courier New" w:hAnsi="Courier New" w:cs="Courier New"/>
+                <w:color w:val="D4D4D4"/>
+                <w:sz w:val="18"/>
+                <w:szCs w:val="18"/>
+              </w:rPr>
+              <w:t>++ {</w:t>
+            </w:r>
+          </w:p>
+          <w:p>
+            <w:r>
+              <w:rPr>
+                <w:rFonts w:ascii="Courier New" w:eastAsia="Courier New" w:hAnsi="Courier New" w:cs="Courier New"/>
+                <w:color w:val="D4D4D4"/>
+                <w:sz w:val="18"/>
+                <w:szCs w:val="18"/>
+              </w:rPr>
+              <w:t xml:space="preserve">    </w:t>
+            </w:r>
+            <w:proofErr w:type="spellStart"/>
+            <w:proofErr w:type="gramStart"/>
+            <w:r>
+              <w:rPr>
+                <w:rFonts w:ascii="Courier New" w:eastAsia="Courier New" w:hAnsi="Courier New" w:cs="Courier New"/>
+                <w:color w:val="D4D4D4"/>
+                <w:sz w:val="18"/>
+                <w:szCs w:val="18"/>
+              </w:rPr>
+              <w:t>workerID</w:t>
+            </w:r>
+            <w:proofErr w:type="spellEnd"/>
+            <w:r>
+              <w:rPr>
+                <w:rFonts w:ascii="Courier New" w:eastAsia="Courier New" w:hAnsi="Courier New" w:cs="Courier New"/>
+                <w:color w:val="D4D4D4"/>
+                <w:sz w:val="18"/>
+                <w:szCs w:val="18"/>
+              </w:rPr>
+              <w:t xml:space="preserve"> :</w:t>
+            </w:r>
+            <w:proofErr w:type="gramEnd"/>
+            <w:r>
+              <w:rPr>
+                <w:rFonts w:ascii="Courier New" w:eastAsia="Courier New" w:hAnsi="Courier New" w:cs="Courier New"/>
+                <w:color w:val="D4D4D4"/>
+                <w:sz w:val="18"/>
+                <w:szCs w:val="18"/>
+              </w:rPr>
+              <w:t xml:space="preserve">= </w:t>
+            </w:r>
+            <w:proofErr w:type="spellStart"/>
+            <w:proofErr w:type="gramStart"/>
+            <w:r>
+              <w:rPr>
+                <w:rFonts w:ascii="Courier New" w:eastAsia="Courier New" w:hAnsi="Courier New" w:cs="Courier New"/>
+                <w:color w:val="D4D4D4"/>
+                <w:sz w:val="18"/>
+                <w:szCs w:val="18"/>
+              </w:rPr>
+              <w:t>fmt.Sprintf</w:t>
+            </w:r>
+            <w:proofErr w:type="spellEnd"/>
+            <w:proofErr w:type="gramEnd"/>
+            <w:r>
+              <w:rPr>
+                <w:rFonts w:ascii="Courier New" w:eastAsia="Courier New" w:hAnsi="Courier New" w:cs="Courier New"/>
+                <w:color w:val="D4D4D4"/>
+                <w:sz w:val="18"/>
+                <w:szCs w:val="18"/>
+              </w:rPr>
+              <w:t>("worker-%d", i+1)</w:t>
+            </w:r>
+          </w:p>
+          <w:p>
+            <w:r>
+              <w:rPr>
+                <w:rFonts w:ascii="Courier New" w:eastAsia="Courier New" w:hAnsi="Courier New" w:cs="Courier New"/>
+                <w:color w:val="D4D4D4"/>
+                <w:sz w:val="18"/>
+                <w:szCs w:val="18"/>
+              </w:rPr>
+              <w:t xml:space="preserve">    go </w:t>
+            </w:r>
+            <w:proofErr w:type="spellStart"/>
+            <w:proofErr w:type="gramStart"/>
+            <w:r>
+              <w:rPr>
+                <w:rFonts w:ascii="Courier New" w:eastAsia="Courier New" w:hAnsi="Courier New" w:cs="Courier New"/>
+                <w:color w:val="D4D4D4"/>
+                <w:sz w:val="18"/>
+                <w:szCs w:val="18"/>
+              </w:rPr>
+              <w:t>func</w:t>
+            </w:r>
+            <w:proofErr w:type="spellEnd"/>
+            <w:r>
+              <w:rPr>
+                <w:rFonts w:ascii="Courier New" w:eastAsia="Courier New" w:hAnsi="Courier New" w:cs="Courier New"/>
+                <w:color w:val="D4D4D4"/>
+                <w:sz w:val="18"/>
+                <w:szCs w:val="18"/>
+              </w:rPr>
+              <w:t>(</w:t>
+            </w:r>
+            <w:proofErr w:type="gramEnd"/>
+            <w:r>
+              <w:rPr>
+                <w:rFonts w:ascii="Courier New" w:eastAsia="Courier New" w:hAnsi="Courier New" w:cs="Courier New"/>
+                <w:color w:val="D4D4D4"/>
+                <w:sz w:val="18"/>
+                <w:szCs w:val="18"/>
+              </w:rPr>
+              <w:t xml:space="preserve">id </w:t>
+            </w:r>
+            <w:proofErr w:type="gramStart"/>
+            <w:r>
+              <w:rPr>
+                <w:rFonts w:ascii="Courier New" w:eastAsia="Courier New" w:hAnsi="Courier New" w:cs="Courier New"/>
+                <w:color w:val="D4D4D4"/>
+                <w:sz w:val="18"/>
+                <w:szCs w:val="18"/>
+              </w:rPr>
+              <w:t>string) {</w:t>
+            </w:r>
+            <w:proofErr w:type="gramEnd"/>
+          </w:p>
+          <w:p>
+            <w:r>
+              <w:rPr>
+                <w:rFonts w:ascii="Courier New" w:eastAsia="Courier New" w:hAnsi="Courier New" w:cs="Courier New"/>
+                <w:color w:val="D4D4D4"/>
+                <w:sz w:val="18"/>
+                <w:szCs w:val="18"/>
+              </w:rPr>
+              <w:t xml:space="preserve">        for </w:t>
+            </w:r>
+            <w:proofErr w:type="gramStart"/>
+            <w:r>
+              <w:rPr>
+                <w:rFonts w:ascii="Courier New" w:eastAsia="Courier New" w:hAnsi="Courier New" w:cs="Courier New"/>
+                <w:color w:val="D4D4D4"/>
+                <w:sz w:val="18"/>
+                <w:szCs w:val="18"/>
+              </w:rPr>
+              <w:t>{  /</w:t>
+            </w:r>
+            <w:proofErr w:type="gramEnd"/>
+            <w:r>
+              <w:rPr>
+                <w:rFonts w:ascii="Courier New" w:eastAsia="Courier New" w:hAnsi="Courier New" w:cs="Courier New"/>
+                <w:color w:val="D4D4D4"/>
+                <w:sz w:val="18"/>
+                <w:szCs w:val="18"/>
+              </w:rPr>
+              <w:t>/ loop forever</w:t>
+            </w:r>
+          </w:p>
+          <w:p>
+            <w:r>
+              <w:rPr>
+                <w:rFonts w:ascii="Courier New" w:eastAsia="Courier New" w:hAnsi="Courier New" w:cs="Courier New"/>
+                <w:color w:val="D4D4D4"/>
+                <w:sz w:val="18"/>
+                <w:szCs w:val="18"/>
+              </w:rPr>
+              <w:t xml:space="preserve">            </w:t>
+            </w:r>
+            <w:proofErr w:type="gramStart"/>
+            <w:r>
+              <w:rPr>
+                <w:rFonts w:ascii="Courier New" w:eastAsia="Courier New" w:hAnsi="Courier New" w:cs="Courier New"/>
+                <w:color w:val="D4D4D4"/>
+                <w:sz w:val="18"/>
+                <w:szCs w:val="18"/>
+              </w:rPr>
+              <w:t>task :</w:t>
+            </w:r>
+            <w:proofErr w:type="gramEnd"/>
+            <w:r>
+              <w:rPr>
+                <w:rFonts w:ascii="Courier New" w:eastAsia="Courier New" w:hAnsi="Courier New" w:cs="Courier New"/>
+                <w:color w:val="D4D4D4"/>
+                <w:sz w:val="18"/>
+                <w:szCs w:val="18"/>
+              </w:rPr>
+              <w:t>= dequeue(id)</w:t>
             </w:r>
           </w:p>
           <w:p>
@@ -11430,7 +13127,38 @@
                 <w:sz w:val="18"/>
                 <w:szCs w:val="18"/>
               </w:rPr>
-              <w:t xml:space="preserve">    }(workerID)</w:t>
+              <w:t xml:space="preserve">    </w:t>
+            </w:r>
+            <w:proofErr w:type="gramStart"/>
+            <w:r>
+              <w:rPr>
+                <w:rFonts w:ascii="Courier New" w:eastAsia="Courier New" w:hAnsi="Courier New" w:cs="Courier New"/>
+                <w:color w:val="D4D4D4"/>
+                <w:sz w:val="18"/>
+                <w:szCs w:val="18"/>
+              </w:rPr>
+              <w:t>}(</w:t>
+            </w:r>
+            <w:proofErr w:type="spellStart"/>
+            <w:proofErr w:type="gramEnd"/>
+            <w:r>
+              <w:rPr>
+                <w:rFonts w:ascii="Courier New" w:eastAsia="Courier New" w:hAnsi="Courier New" w:cs="Courier New"/>
+                <w:color w:val="D4D4D4"/>
+                <w:sz w:val="18"/>
+                <w:szCs w:val="18"/>
+              </w:rPr>
+              <w:t>workerID</w:t>
+            </w:r>
+            <w:proofErr w:type="spellEnd"/>
+            <w:r>
+              <w:rPr>
+                <w:rFonts w:ascii="Courier New" w:eastAsia="Courier New" w:hAnsi="Courier New" w:cs="Courier New"/>
+                <w:color w:val="D4D4D4"/>
+                <w:sz w:val="18"/>
+                <w:szCs w:val="18"/>
+              </w:rPr>
+              <w:t>)</w:t>
             </w:r>
           </w:p>
           <w:p>
@@ -11481,12 +13209,6 @@
         <w:gridCol w:w="9360"/>
       </w:tblGrid>
       <w:tr>
-        <w:tblPrEx>
-          <w:tblCellMar>
-            <w:top w:w="0" w:type="dxa"/>
-            <w:bottom w:w="0" w:type="dxa"/>
-          </w:tblCellMar>
-        </w:tblPrEx>
         <w:tc>
           <w:tcPr>
             <w:tcW w:w="9360" w:type="dxa"/>
@@ -11516,47 +13238,135 @@
             </w:r>
           </w:p>
           <w:p>
-            <w:r>
-              <w:rPr>
-                <w:rFonts w:ascii="Courier New" w:eastAsia="Courier New" w:hAnsi="Courier New" w:cs="Courier New"/>
-                <w:color w:val="D4D4D4"/>
-                <w:sz w:val="18"/>
-                <w:szCs w:val="18"/>
-              </w:rPr>
-              <w:t>mu.Lock()</w:t>
-            </w:r>
-          </w:p>
-          <w:p>
-            <w:r>
-              <w:rPr>
-                <w:rFonts w:ascii="Courier New" w:eastAsia="Courier New" w:hAnsi="Courier New" w:cs="Courier New"/>
-                <w:color w:val="D4D4D4"/>
-                <w:sz w:val="18"/>
-                <w:szCs w:val="18"/>
-              </w:rPr>
-              <w:t>subs := make([]Subscriber, len(subscribers[topic]))</w:t>
-            </w:r>
-          </w:p>
-          <w:p>
-            <w:r>
-              <w:rPr>
-                <w:rFonts w:ascii="Courier New" w:eastAsia="Courier New" w:hAnsi="Courier New" w:cs="Courier New"/>
-                <w:color w:val="D4D4D4"/>
-                <w:sz w:val="18"/>
-                <w:szCs w:val="18"/>
-              </w:rPr>
-              <w:t>copy(subs, subscribers[topic])</w:t>
-            </w:r>
-          </w:p>
-          <w:p>
-            <w:r>
-              <w:rPr>
-                <w:rFonts w:ascii="Courier New" w:eastAsia="Courier New" w:hAnsi="Courier New" w:cs="Courier New"/>
-                <w:color w:val="D4D4D4"/>
-                <w:sz w:val="18"/>
-                <w:szCs w:val="18"/>
-              </w:rPr>
-              <w:t>mu.Unlock()</w:t>
+            <w:proofErr w:type="spellStart"/>
+            <w:proofErr w:type="gramStart"/>
+            <w:r>
+              <w:rPr>
+                <w:rFonts w:ascii="Courier New" w:eastAsia="Courier New" w:hAnsi="Courier New" w:cs="Courier New"/>
+                <w:color w:val="D4D4D4"/>
+                <w:sz w:val="18"/>
+                <w:szCs w:val="18"/>
+              </w:rPr>
+              <w:t>mu.Lock</w:t>
+            </w:r>
+            <w:proofErr w:type="spellEnd"/>
+            <w:proofErr w:type="gramEnd"/>
+            <w:r>
+              <w:rPr>
+                <w:rFonts w:ascii="Courier New" w:eastAsia="Courier New" w:hAnsi="Courier New" w:cs="Courier New"/>
+                <w:color w:val="D4D4D4"/>
+                <w:sz w:val="18"/>
+                <w:szCs w:val="18"/>
+              </w:rPr>
+              <w:t>()</w:t>
+            </w:r>
+          </w:p>
+          <w:p>
+            <w:proofErr w:type="gramStart"/>
+            <w:r>
+              <w:rPr>
+                <w:rFonts w:ascii="Courier New" w:eastAsia="Courier New" w:hAnsi="Courier New" w:cs="Courier New"/>
+                <w:color w:val="D4D4D4"/>
+                <w:sz w:val="18"/>
+                <w:szCs w:val="18"/>
+              </w:rPr>
+              <w:t>subs :</w:t>
+            </w:r>
+            <w:proofErr w:type="gramEnd"/>
+            <w:r>
+              <w:rPr>
+                <w:rFonts w:ascii="Courier New" w:eastAsia="Courier New" w:hAnsi="Courier New" w:cs="Courier New"/>
+                <w:color w:val="D4D4D4"/>
+                <w:sz w:val="18"/>
+                <w:szCs w:val="18"/>
+              </w:rPr>
+              <w:t xml:space="preserve">= </w:t>
+            </w:r>
+            <w:proofErr w:type="gramStart"/>
+            <w:r>
+              <w:rPr>
+                <w:rFonts w:ascii="Courier New" w:eastAsia="Courier New" w:hAnsi="Courier New" w:cs="Courier New"/>
+                <w:color w:val="D4D4D4"/>
+                <w:sz w:val="18"/>
+                <w:szCs w:val="18"/>
+              </w:rPr>
+              <w:t>make([]Subscriber</w:t>
+            </w:r>
+            <w:proofErr w:type="gramEnd"/>
+            <w:r>
+              <w:rPr>
+                <w:rFonts w:ascii="Courier New" w:eastAsia="Courier New" w:hAnsi="Courier New" w:cs="Courier New"/>
+                <w:color w:val="D4D4D4"/>
+                <w:sz w:val="18"/>
+                <w:szCs w:val="18"/>
+              </w:rPr>
+              <w:t xml:space="preserve">, </w:t>
+            </w:r>
+            <w:proofErr w:type="spellStart"/>
+            <w:r>
+              <w:rPr>
+                <w:rFonts w:ascii="Courier New" w:eastAsia="Courier New" w:hAnsi="Courier New" w:cs="Courier New"/>
+                <w:color w:val="D4D4D4"/>
+                <w:sz w:val="18"/>
+                <w:szCs w:val="18"/>
+              </w:rPr>
+              <w:t>len</w:t>
+            </w:r>
+            <w:proofErr w:type="spellEnd"/>
+            <w:r>
+              <w:rPr>
+                <w:rFonts w:ascii="Courier New" w:eastAsia="Courier New" w:hAnsi="Courier New" w:cs="Courier New"/>
+                <w:color w:val="D4D4D4"/>
+                <w:sz w:val="18"/>
+                <w:szCs w:val="18"/>
+              </w:rPr>
+              <w:t>(subscribers[topic]))</w:t>
+            </w:r>
+          </w:p>
+          <w:p>
+            <w:proofErr w:type="gramStart"/>
+            <w:r>
+              <w:rPr>
+                <w:rFonts w:ascii="Courier New" w:eastAsia="Courier New" w:hAnsi="Courier New" w:cs="Courier New"/>
+                <w:color w:val="D4D4D4"/>
+                <w:sz w:val="18"/>
+                <w:szCs w:val="18"/>
+              </w:rPr>
+              <w:t>copy(</w:t>
+            </w:r>
+            <w:proofErr w:type="gramEnd"/>
+            <w:r>
+              <w:rPr>
+                <w:rFonts w:ascii="Courier New" w:eastAsia="Courier New" w:hAnsi="Courier New" w:cs="Courier New"/>
+                <w:color w:val="D4D4D4"/>
+                <w:sz w:val="18"/>
+                <w:szCs w:val="18"/>
+              </w:rPr>
+              <w:t>subs, subscribers[topic])</w:t>
+            </w:r>
+          </w:p>
+          <w:p>
+            <w:proofErr w:type="spellStart"/>
+            <w:proofErr w:type="gramStart"/>
+            <w:r>
+              <w:rPr>
+                <w:rFonts w:ascii="Courier New" w:eastAsia="Courier New" w:hAnsi="Courier New" w:cs="Courier New"/>
+                <w:color w:val="D4D4D4"/>
+                <w:sz w:val="18"/>
+                <w:szCs w:val="18"/>
+              </w:rPr>
+              <w:t>mu.Unlock</w:t>
+            </w:r>
+            <w:proofErr w:type="spellEnd"/>
+            <w:proofErr w:type="gramEnd"/>
+            <w:r>
+              <w:rPr>
+                <w:rFonts w:ascii="Courier New" w:eastAsia="Courier New" w:hAnsi="Courier New" w:cs="Courier New"/>
+                <w:color w:val="D4D4D4"/>
+                <w:sz w:val="18"/>
+                <w:szCs w:val="18"/>
+              </w:rPr>
+              <w:t>()</w:t>
             </w:r>
           </w:p>
           <w:p>
@@ -11589,8 +13399,79 @@
                 <w:sz w:val="18"/>
                 <w:szCs w:val="18"/>
               </w:rPr>
-              <w:t>for _, s := range subs { go deliverTo(s) }</w:t>
-            </w:r>
+              <w:t xml:space="preserve">for _, </w:t>
+            </w:r>
+            <w:proofErr w:type="gramStart"/>
+            <w:r>
+              <w:rPr>
+                <w:rFonts w:ascii="Courier New" w:eastAsia="Courier New" w:hAnsi="Courier New" w:cs="Courier New"/>
+                <w:color w:val="D4D4D4"/>
+                <w:sz w:val="18"/>
+                <w:szCs w:val="18"/>
+              </w:rPr>
+              <w:t>s :</w:t>
+            </w:r>
+            <w:proofErr w:type="gramEnd"/>
+            <w:r>
+              <w:rPr>
+                <w:rFonts w:ascii="Courier New" w:eastAsia="Courier New" w:hAnsi="Courier New" w:cs="Courier New"/>
+                <w:color w:val="D4D4D4"/>
+                <w:sz w:val="18"/>
+                <w:szCs w:val="18"/>
+              </w:rPr>
+              <w:t xml:space="preserve">= range subs </w:t>
+            </w:r>
+            <w:proofErr w:type="gramStart"/>
+            <w:r>
+              <w:rPr>
+                <w:rFonts w:ascii="Courier New" w:eastAsia="Courier New" w:hAnsi="Courier New" w:cs="Courier New"/>
+                <w:color w:val="D4D4D4"/>
+                <w:sz w:val="18"/>
+                <w:szCs w:val="18"/>
+              </w:rPr>
+              <w:t>{ go</w:t>
+            </w:r>
+            <w:proofErr w:type="gramEnd"/>
+            <w:r>
+              <w:rPr>
+                <w:rFonts w:ascii="Courier New" w:eastAsia="Courier New" w:hAnsi="Courier New" w:cs="Courier New"/>
+                <w:color w:val="D4D4D4"/>
+                <w:sz w:val="18"/>
+                <w:szCs w:val="18"/>
+              </w:rPr>
+              <w:t xml:space="preserve"> </w:t>
+            </w:r>
+            <w:proofErr w:type="spellStart"/>
+            <w:r>
+              <w:rPr>
+                <w:rFonts w:ascii="Courier New" w:eastAsia="Courier New" w:hAnsi="Courier New" w:cs="Courier New"/>
+                <w:color w:val="D4D4D4"/>
+                <w:sz w:val="18"/>
+                <w:szCs w:val="18"/>
+              </w:rPr>
+              <w:t>deliverTo</w:t>
+            </w:r>
+            <w:proofErr w:type="spellEnd"/>
+            <w:r>
+              <w:rPr>
+                <w:rFonts w:ascii="Courier New" w:eastAsia="Courier New" w:hAnsi="Courier New" w:cs="Courier New"/>
+                <w:color w:val="D4D4D4"/>
+                <w:sz w:val="18"/>
+                <w:szCs w:val="18"/>
+              </w:rPr>
+              <w:t>(s</w:t>
+            </w:r>
+            <w:proofErr w:type="gramStart"/>
+            <w:r>
+              <w:rPr>
+                <w:rFonts w:ascii="Courier New" w:eastAsia="Courier New" w:hAnsi="Courier New" w:cs="Courier New"/>
+                <w:color w:val="D4D4D4"/>
+                <w:sz w:val="18"/>
+                <w:szCs w:val="18"/>
+              </w:rPr>
+              <w:t>) }</w:t>
+            </w:r>
+            <w:proofErr w:type="gramEnd"/>
           </w:p>
         </w:tc>
       </w:tr>
@@ -11789,7 +13670,25 @@
         <w:sz w:val="18"/>
         <w:szCs w:val="18"/>
       </w:rPr>
-      <w:t xml:space="preserve"> Distributed Computing  |  Lab 05 — Event Queues and Pub/Sub </w:t>
+      <w:t xml:space="preserve"> Distributed </w:t>
+    </w:r>
+    <w:proofErr w:type="gramStart"/>
+    <w:r>
+      <w:rPr>
+        <w:color w:val="555555"/>
+        <w:sz w:val="18"/>
+        <w:szCs w:val="18"/>
+      </w:rPr>
+      <w:t>Computing  |</w:t>
+    </w:r>
+    <w:proofErr w:type="gramEnd"/>
+    <w:r>
+      <w:rPr>
+        <w:color w:val="555555"/>
+        <w:sz w:val="18"/>
+        <w:szCs w:val="18"/>
+      </w:rPr>
+      <w:t xml:space="preserve">  Lab 05 — Event Queues and Pub/Sub </w:t>
     </w:r>
   </w:p>
 </w:hdr>
@@ -12553,7 +14452,6 @@
   <w:style w:type="character" w:default="1" w:styleId="DefaultParagraphFont">
     <w:name w:val="Default Paragraph Font"/>
     <w:uiPriority w:val="1"/>
-    <w:semiHidden/>
     <w:unhideWhenUsed/>
   </w:style>
   <w:style w:type="table" w:default="1" w:styleId="TableNormal">
